--- a/ethical hacking week 7.docx
+++ b/ethical hacking week 7.docx
@@ -71,11 +71,10 @@
           <w:sz w:val="24"/>
           <w:szCs w:val="24"/>
         </w:rPr>
-        <w:t>STUDENT NAME:MAUREEN WAIRIMU</w:t>
-      </w:r>
-    </w:p>
-    <w:p>
-      <w:pPr>
+        <w:t>STUDENT NAME</w:t>
+      </w:r>
+      <w:proofErr w:type="gramStart"/>
+      <w:r>
         <w:rPr>
           <w:rFonts w:ascii="Times New Roman" w:hAnsi="Times New Roman" w:cs="Times New Roman"/>
           <w:b/>
@@ -83,7 +82,9 @@
           <w:sz w:val="24"/>
           <w:szCs w:val="24"/>
         </w:rPr>
-      </w:pPr>
+        <w:t>:MAUREEN</w:t>
+      </w:r>
+      <w:proofErr w:type="gramEnd"/>
       <w:r>
         <w:rPr>
           <w:rFonts w:ascii="Times New Roman" w:hAnsi="Times New Roman" w:cs="Times New Roman"/>
@@ -92,7 +93,7 @@
           <w:sz w:val="24"/>
           <w:szCs w:val="24"/>
         </w:rPr>
-        <w:t>ADM NO:BSCCS/2025/68877</w:t>
+        <w:t xml:space="preserve"> WAIRIMU</w:t>
       </w:r>
     </w:p>
     <w:p>
@@ -113,17 +114,9 @@
           <w:sz w:val="24"/>
           <w:szCs w:val="24"/>
         </w:rPr>
-        <w:t>COURSE:COMPUTER SCIENCE</w:t>
-      </w:r>
-    </w:p>
-    <w:p>
-      <w:pPr>
-        <w:rPr>
-          <w:rFonts w:ascii="Times New Roman" w:hAnsi="Times New Roman" w:cs="Times New Roman"/>
-          <w:sz w:val="24"/>
-          <w:szCs w:val="24"/>
-        </w:rPr>
-      </w:pPr>
+        <w:t>ADM NO</w:t>
+      </w:r>
+      <w:proofErr w:type="gramStart"/>
       <w:r>
         <w:rPr>
           <w:rFonts w:ascii="Times New Roman" w:hAnsi="Times New Roman" w:cs="Times New Roman"/>
@@ -132,25 +125,9 @@
           <w:sz w:val="24"/>
           <w:szCs w:val="24"/>
         </w:rPr>
-        <w:t xml:space="preserve">UNIT TITLE: </w:t>
-      </w:r>
-      <w:r>
-        <w:rPr>
-          <w:rFonts w:ascii="Times New Roman" w:hAnsi="Times New Roman" w:cs="Times New Roman"/>
-          <w:sz w:val="24"/>
-          <w:szCs w:val="24"/>
-        </w:rPr>
-        <w:t>ETHICAL HACKING</w:t>
-      </w:r>
-    </w:p>
-    <w:p>
-      <w:pPr>
-        <w:rPr>
-          <w:rFonts w:ascii="Times New Roman" w:hAnsi="Times New Roman" w:cs="Times New Roman"/>
-          <w:sz w:val="24"/>
-          <w:szCs w:val="24"/>
-        </w:rPr>
-      </w:pPr>
+        <w:t>:BSCCS</w:t>
+      </w:r>
+      <w:proofErr w:type="gramEnd"/>
       <w:r>
         <w:rPr>
           <w:rFonts w:ascii="Times New Roman" w:hAnsi="Times New Roman" w:cs="Times New Roman"/>
@@ -159,6 +136,95 @@
           <w:sz w:val="24"/>
           <w:szCs w:val="24"/>
         </w:rPr>
+        <w:t>/2025/68877</w:t>
+      </w:r>
+    </w:p>
+    <w:p>
+      <w:pPr>
+        <w:rPr>
+          <w:rFonts w:ascii="Times New Roman" w:hAnsi="Times New Roman" w:cs="Times New Roman"/>
+          <w:b/>
+          <w:bCs/>
+          <w:sz w:val="24"/>
+          <w:szCs w:val="24"/>
+        </w:rPr>
+      </w:pPr>
+      <w:r>
+        <w:rPr>
+          <w:rFonts w:ascii="Times New Roman" w:hAnsi="Times New Roman" w:cs="Times New Roman"/>
+          <w:b/>
+          <w:bCs/>
+          <w:sz w:val="24"/>
+          <w:szCs w:val="24"/>
+        </w:rPr>
+        <w:t>COURSE</w:t>
+      </w:r>
+      <w:proofErr w:type="gramStart"/>
+      <w:r>
+        <w:rPr>
+          <w:rFonts w:ascii="Times New Roman" w:hAnsi="Times New Roman" w:cs="Times New Roman"/>
+          <w:b/>
+          <w:bCs/>
+          <w:sz w:val="24"/>
+          <w:szCs w:val="24"/>
+        </w:rPr>
+        <w:t>:COMPUTER</w:t>
+      </w:r>
+      <w:proofErr w:type="gramEnd"/>
+      <w:r>
+        <w:rPr>
+          <w:rFonts w:ascii="Times New Roman" w:hAnsi="Times New Roman" w:cs="Times New Roman"/>
+          <w:b/>
+          <w:bCs/>
+          <w:sz w:val="24"/>
+          <w:szCs w:val="24"/>
+        </w:rPr>
+        <w:t xml:space="preserve"> SCIENCE</w:t>
+      </w:r>
+    </w:p>
+    <w:p>
+      <w:pPr>
+        <w:rPr>
+          <w:rFonts w:ascii="Times New Roman" w:hAnsi="Times New Roman" w:cs="Times New Roman"/>
+          <w:sz w:val="24"/>
+          <w:szCs w:val="24"/>
+        </w:rPr>
+      </w:pPr>
+      <w:r>
+        <w:rPr>
+          <w:rFonts w:ascii="Times New Roman" w:hAnsi="Times New Roman" w:cs="Times New Roman"/>
+          <w:b/>
+          <w:bCs/>
+          <w:sz w:val="24"/>
+          <w:szCs w:val="24"/>
+        </w:rPr>
+        <w:t xml:space="preserve">UNIT TITLE: </w:t>
+      </w:r>
+      <w:r>
+        <w:rPr>
+          <w:rFonts w:ascii="Times New Roman" w:hAnsi="Times New Roman" w:cs="Times New Roman"/>
+          <w:sz w:val="24"/>
+          <w:szCs w:val="24"/>
+        </w:rPr>
+        <w:t>ETHICAL HACKING</w:t>
+      </w:r>
+    </w:p>
+    <w:p>
+      <w:pPr>
+        <w:rPr>
+          <w:rFonts w:ascii="Times New Roman" w:hAnsi="Times New Roman" w:cs="Times New Roman"/>
+          <w:sz w:val="24"/>
+          <w:szCs w:val="24"/>
+        </w:rPr>
+      </w:pPr>
+      <w:r>
+        <w:rPr>
+          <w:rFonts w:ascii="Times New Roman" w:hAnsi="Times New Roman" w:cs="Times New Roman"/>
+          <w:b/>
+          <w:bCs/>
+          <w:sz w:val="24"/>
+          <w:szCs w:val="24"/>
+        </w:rPr>
         <w:t xml:space="preserve">UNIT CODE: </w:t>
       </w:r>
       <w:r>
@@ -214,28 +280,28 @@
           <w:sz w:val="24"/>
           <w:szCs w:val="24"/>
         </w:rPr>
-        <w:t>SELECTED TOOL:NMAP.</w:t>
-      </w:r>
-    </w:p>
-    <w:p>
-      <w:pPr>
+        <w:t>SELECTED TOOL</w:t>
+      </w:r>
+      <w:proofErr w:type="gramStart"/>
+      <w:r>
         <w:rPr>
           <w:rFonts w:ascii="Times New Roman" w:hAnsi="Times New Roman" w:cs="Times New Roman"/>
           <w:bCs/>
           <w:sz w:val="24"/>
           <w:szCs w:val="24"/>
         </w:rPr>
-      </w:pPr>
-    </w:p>
-    <w:p>
-      <w:pPr>
+        <w:t>:NMAP</w:t>
+      </w:r>
+      <w:proofErr w:type="gramEnd"/>
+      <w:r>
         <w:rPr>
           <w:rFonts w:ascii="Times New Roman" w:hAnsi="Times New Roman" w:cs="Times New Roman"/>
           <w:bCs/>
           <w:sz w:val="24"/>
           <w:szCs w:val="24"/>
         </w:rPr>
-      </w:pPr>
+        <w:t>.</w:t>
+      </w:r>
     </w:p>
     <w:p>
       <w:pPr>
@@ -387,9 +453,29 @@
         </w:rPr>
       </w:pPr>
     </w:p>
+    <w:p>
+      <w:pPr>
+        <w:rPr>
+          <w:rFonts w:ascii="Times New Roman" w:hAnsi="Times New Roman" w:cs="Times New Roman"/>
+          <w:bCs/>
+          <w:sz w:val="24"/>
+          <w:szCs w:val="24"/>
+        </w:rPr>
+      </w:pPr>
+    </w:p>
+    <w:p>
+      <w:pPr>
+        <w:rPr>
+          <w:rFonts w:ascii="Times New Roman" w:hAnsi="Times New Roman" w:cs="Times New Roman"/>
+          <w:bCs/>
+          <w:sz w:val="24"/>
+          <w:szCs w:val="24"/>
+        </w:rPr>
+      </w:pPr>
+    </w:p>
     <w:sdt>
       <w:sdtPr>
-        <w:id w:val="-1691366142"/>
+        <w:id w:val="-559787535"/>
         <w:docPartObj>
           <w:docPartGallery w:val="Table of Contents"/>
           <w:docPartUnique/>
@@ -450,7 +536,7 @@
             </w:rPr>
             <w:fldChar w:fldCharType="separate"/>
           </w:r>
-          <w:hyperlink w:anchor="_Toc232587769" w:history="1">
+          <w:hyperlink w:anchor="_Toc232638327" w:history="1">
             <w:r>
               <w:rPr>
                 <w:rStyle w:val="Hyperlink"/>
@@ -477,7 +563,7 @@
                 <w:noProof/>
                 <w:webHidden/>
               </w:rPr>
-              <w:instrText xml:space="preserve"> PAGEREF _Toc232587769 \h </w:instrText>
+              <w:instrText xml:space="preserve"> PAGEREF _Toc232638327 \h </w:instrText>
             </w:r>
             <w:r>
               <w:rPr>
@@ -497,7 +583,7 @@
                 <w:noProof/>
                 <w:webHidden/>
               </w:rPr>
-              <w:t>3</w:t>
+              <w:t>4</w:t>
             </w:r>
             <w:r>
               <w:rPr>
@@ -519,7 +605,7 @@
               <w:noProof/>
             </w:rPr>
           </w:pPr>
-          <w:hyperlink w:anchor="_Toc232587770" w:history="1">
+          <w:hyperlink w:anchor="_Toc232638328" w:history="1">
             <w:r>
               <w:rPr>
                 <w:rStyle w:val="Hyperlink"/>
@@ -546,7 +632,7 @@
                 <w:noProof/>
                 <w:webHidden/>
               </w:rPr>
-              <w:instrText xml:space="preserve"> PAGEREF _Toc232587770 \h </w:instrText>
+              <w:instrText xml:space="preserve"> PAGEREF _Toc232638328 \h </w:instrText>
             </w:r>
             <w:r>
               <w:rPr>
@@ -588,7 +674,7 @@
               <w:noProof/>
             </w:rPr>
           </w:pPr>
-          <w:hyperlink w:anchor="_Toc232587771" w:history="1">
+          <w:hyperlink w:anchor="_Toc232638329" w:history="1">
             <w:r>
               <w:rPr>
                 <w:rStyle w:val="Hyperlink"/>
@@ -615,7 +701,7 @@
                 <w:noProof/>
                 <w:webHidden/>
               </w:rPr>
-              <w:instrText xml:space="preserve"> PAGEREF _Toc232587771 \h </w:instrText>
+              <w:instrText xml:space="preserve"> PAGEREF _Toc232638329 \h </w:instrText>
             </w:r>
             <w:r>
               <w:rPr>
@@ -635,7 +721,7 @@
                 <w:noProof/>
                 <w:webHidden/>
               </w:rPr>
-              <w:t>4</w:t>
+              <w:t>5</w:t>
             </w:r>
             <w:r>
               <w:rPr>
@@ -657,7 +743,7 @@
               <w:noProof/>
             </w:rPr>
           </w:pPr>
-          <w:hyperlink w:anchor="_Toc232587772" w:history="1">
+          <w:hyperlink w:anchor="_Toc232638330" w:history="1">
             <w:r>
               <w:rPr>
                 <w:rStyle w:val="Hyperlink"/>
@@ -684,7 +770,7 @@
                 <w:noProof/>
                 <w:webHidden/>
               </w:rPr>
-              <w:instrText xml:space="preserve"> PAGEREF _Toc232587772 \h </w:instrText>
+              <w:instrText xml:space="preserve"> PAGEREF _Toc232638330 \h </w:instrText>
             </w:r>
             <w:r>
               <w:rPr>
@@ -704,7 +790,7 @@
                 <w:noProof/>
                 <w:webHidden/>
               </w:rPr>
-              <w:t>5</w:t>
+              <w:t>6</w:t>
             </w:r>
             <w:r>
               <w:rPr>
@@ -726,7 +812,7 @@
               <w:noProof/>
             </w:rPr>
           </w:pPr>
-          <w:hyperlink w:anchor="_Toc232587773" w:history="1">
+          <w:hyperlink w:anchor="_Toc232638331" w:history="1">
             <w:r>
               <w:rPr>
                 <w:rStyle w:val="Hyperlink"/>
@@ -753,7 +839,7 @@
                 <w:noProof/>
                 <w:webHidden/>
               </w:rPr>
-              <w:instrText xml:space="preserve"> PAGEREF _Toc232587773 \h </w:instrText>
+              <w:instrText xml:space="preserve"> PAGEREF _Toc232638331 \h </w:instrText>
             </w:r>
             <w:r>
               <w:rPr>
@@ -773,7 +859,7 @@
                 <w:noProof/>
                 <w:webHidden/>
               </w:rPr>
-              <w:t>5</w:t>
+              <w:t>6</w:t>
             </w:r>
             <w:r>
               <w:rPr>
@@ -795,7 +881,7 @@
               <w:noProof/>
             </w:rPr>
           </w:pPr>
-          <w:hyperlink w:anchor="_Toc232587774" w:history="1">
+          <w:hyperlink w:anchor="_Toc232638332" w:history="1">
             <w:r>
               <w:rPr>
                 <w:rStyle w:val="Hyperlink"/>
@@ -822,7 +908,7 @@
                 <w:noProof/>
                 <w:webHidden/>
               </w:rPr>
-              <w:instrText xml:space="preserve"> PAGEREF _Toc232587774 \h </w:instrText>
+              <w:instrText xml:space="preserve"> PAGEREF _Toc232638332 \h </w:instrText>
             </w:r>
             <w:r>
               <w:rPr>
@@ -842,7 +928,7 @@
                 <w:noProof/>
                 <w:webHidden/>
               </w:rPr>
-              <w:t>5</w:t>
+              <w:t>6</w:t>
             </w:r>
             <w:r>
               <w:rPr>
@@ -864,7 +950,7 @@
               <w:noProof/>
             </w:rPr>
           </w:pPr>
-          <w:hyperlink w:anchor="_Toc232587775" w:history="1">
+          <w:hyperlink w:anchor="_Toc232638333" w:history="1">
             <w:r>
               <w:rPr>
                 <w:rStyle w:val="Hyperlink"/>
@@ -891,7 +977,7 @@
                 <w:noProof/>
                 <w:webHidden/>
               </w:rPr>
-              <w:instrText xml:space="preserve"> PAGEREF _Toc232587775 \h </w:instrText>
+              <w:instrText xml:space="preserve"> PAGEREF _Toc232638333 \h </w:instrText>
             </w:r>
             <w:r>
               <w:rPr>
@@ -911,7 +997,7 @@
                 <w:noProof/>
                 <w:webHidden/>
               </w:rPr>
-              <w:t>5</w:t>
+              <w:t>6</w:t>
             </w:r>
             <w:r>
               <w:rPr>
@@ -933,7 +1019,7 @@
               <w:noProof/>
             </w:rPr>
           </w:pPr>
-          <w:hyperlink w:anchor="_Toc232587776" w:history="1">
+          <w:hyperlink w:anchor="_Toc232638334" w:history="1">
             <w:r>
               <w:rPr>
                 <w:rStyle w:val="Hyperlink"/>
@@ -960,7 +1046,7 @@
                 <w:noProof/>
                 <w:webHidden/>
               </w:rPr>
-              <w:instrText xml:space="preserve"> PAGEREF _Toc232587776 \h </w:instrText>
+              <w:instrText xml:space="preserve"> PAGEREF _Toc232638334 \h </w:instrText>
             </w:r>
             <w:r>
               <w:rPr>
@@ -980,7 +1066,7 @@
                 <w:noProof/>
                 <w:webHidden/>
               </w:rPr>
-              <w:t>5</w:t>
+              <w:t>6</w:t>
             </w:r>
             <w:r>
               <w:rPr>
@@ -1002,7 +1088,7 @@
               <w:noProof/>
             </w:rPr>
           </w:pPr>
-          <w:hyperlink w:anchor="_Toc232587777" w:history="1">
+          <w:hyperlink w:anchor="_Toc232638335" w:history="1">
             <w:r>
               <w:rPr>
                 <w:rStyle w:val="Hyperlink"/>
@@ -1029,7 +1115,7 @@
                 <w:noProof/>
                 <w:webHidden/>
               </w:rPr>
-              <w:instrText xml:space="preserve"> PAGEREF _Toc232587777 \h </w:instrText>
+              <w:instrText xml:space="preserve"> PAGEREF _Toc232638335 \h </w:instrText>
             </w:r>
             <w:r>
               <w:rPr>
@@ -1049,7 +1135,7 @@
                 <w:noProof/>
                 <w:webHidden/>
               </w:rPr>
-              <w:t>6</w:t>
+              <w:t>7</w:t>
             </w:r>
             <w:r>
               <w:rPr>
@@ -1071,7 +1157,7 @@
               <w:noProof/>
             </w:rPr>
           </w:pPr>
-          <w:hyperlink w:anchor="_Toc232587778" w:history="1">
+          <w:hyperlink w:anchor="_Toc232638336" w:history="1">
             <w:r>
               <w:rPr>
                 <w:rStyle w:val="Hyperlink"/>
@@ -1098,7 +1184,7 @@
                 <w:noProof/>
                 <w:webHidden/>
               </w:rPr>
-              <w:instrText xml:space="preserve"> PAGEREF _Toc232587778 \h </w:instrText>
+              <w:instrText xml:space="preserve"> PAGEREF _Toc232638336 \h </w:instrText>
             </w:r>
             <w:r>
               <w:rPr>
@@ -1118,7 +1204,7 @@
                 <w:noProof/>
                 <w:webHidden/>
               </w:rPr>
-              <w:t>6</w:t>
+              <w:t>7</w:t>
             </w:r>
             <w:r>
               <w:rPr>
@@ -1140,7 +1226,7 @@
               <w:noProof/>
             </w:rPr>
           </w:pPr>
-          <w:hyperlink w:anchor="_Toc232587779" w:history="1">
+          <w:hyperlink w:anchor="_Toc232638337" w:history="1">
             <w:r>
               <w:rPr>
                 <w:rStyle w:val="Hyperlink"/>
@@ -1167,7 +1253,7 @@
                 <w:noProof/>
                 <w:webHidden/>
               </w:rPr>
-              <w:instrText xml:space="preserve"> PAGEREF _Toc232587779 \h </w:instrText>
+              <w:instrText xml:space="preserve"> PAGEREF _Toc232638337 \h </w:instrText>
             </w:r>
             <w:r>
               <w:rPr>
@@ -1187,7 +1273,7 @@
                 <w:noProof/>
                 <w:webHidden/>
               </w:rPr>
-              <w:t>6</w:t>
+              <w:t>7</w:t>
             </w:r>
             <w:r>
               <w:rPr>
@@ -1209,7 +1295,7 @@
               <w:noProof/>
             </w:rPr>
           </w:pPr>
-          <w:hyperlink w:anchor="_Toc232587780" w:history="1">
+          <w:hyperlink w:anchor="_Toc232638338" w:history="1">
             <w:r>
               <w:rPr>
                 <w:rStyle w:val="Hyperlink"/>
@@ -1236,7 +1322,7 @@
                 <w:noProof/>
                 <w:webHidden/>
               </w:rPr>
-              <w:instrText xml:space="preserve"> PAGEREF _Toc232587780 \h </w:instrText>
+              <w:instrText xml:space="preserve"> PAGEREF _Toc232638338 \h </w:instrText>
             </w:r>
             <w:r>
               <w:rPr>
@@ -1256,7 +1342,7 @@
                 <w:noProof/>
                 <w:webHidden/>
               </w:rPr>
-              <w:t>7</w:t>
+              <w:t>8</w:t>
             </w:r>
             <w:r>
               <w:rPr>
@@ -1278,7 +1364,7 @@
               <w:noProof/>
             </w:rPr>
           </w:pPr>
-          <w:hyperlink w:anchor="_Toc232587781" w:history="1">
+          <w:hyperlink w:anchor="_Toc232638339" w:history="1">
             <w:r>
               <w:rPr>
                 <w:rStyle w:val="Hyperlink"/>
@@ -1305,7 +1391,7 @@
                 <w:noProof/>
                 <w:webHidden/>
               </w:rPr>
-              <w:instrText xml:space="preserve"> PAGEREF _Toc232587781 \h </w:instrText>
+              <w:instrText xml:space="preserve"> PAGEREF _Toc232638339 \h </w:instrText>
             </w:r>
             <w:r>
               <w:rPr>
@@ -1325,7 +1411,7 @@
                 <w:noProof/>
                 <w:webHidden/>
               </w:rPr>
-              <w:t>7</w:t>
+              <w:t>8</w:t>
             </w:r>
             <w:r>
               <w:rPr>
@@ -1347,7 +1433,7 @@
               <w:noProof/>
             </w:rPr>
           </w:pPr>
-          <w:hyperlink w:anchor="_Toc232587782" w:history="1">
+          <w:hyperlink w:anchor="_Toc232638340" w:history="1">
             <w:r>
               <w:rPr>
                 <w:rStyle w:val="Hyperlink"/>
@@ -1374,7 +1460,7 @@
                 <w:noProof/>
                 <w:webHidden/>
               </w:rPr>
-              <w:instrText xml:space="preserve"> PAGEREF _Toc232587782 \h </w:instrText>
+              <w:instrText xml:space="preserve"> PAGEREF _Toc232638340 \h </w:instrText>
             </w:r>
             <w:r>
               <w:rPr>
@@ -1394,7 +1480,7 @@
                 <w:noProof/>
                 <w:webHidden/>
               </w:rPr>
-              <w:t>8</w:t>
+              <w:t>9</w:t>
             </w:r>
             <w:r>
               <w:rPr>
@@ -1416,7 +1502,7 @@
               <w:noProof/>
             </w:rPr>
           </w:pPr>
-          <w:hyperlink w:anchor="_Toc232587783" w:history="1">
+          <w:hyperlink w:anchor="_Toc232638341" w:history="1">
             <w:r>
               <w:rPr>
                 <w:rStyle w:val="Hyperlink"/>
@@ -1443,7 +1529,7 @@
                 <w:noProof/>
                 <w:webHidden/>
               </w:rPr>
-              <w:instrText xml:space="preserve"> PAGEREF _Toc232587783 \h </w:instrText>
+              <w:instrText xml:space="preserve"> PAGEREF _Toc232638341 \h </w:instrText>
             </w:r>
             <w:r>
               <w:rPr>
@@ -1463,7 +1549,7 @@
                 <w:noProof/>
                 <w:webHidden/>
               </w:rPr>
-              <w:t>8</w:t>
+              <w:t>9</w:t>
             </w:r>
             <w:r>
               <w:rPr>
@@ -1485,7 +1571,7 @@
               <w:noProof/>
             </w:rPr>
           </w:pPr>
-          <w:hyperlink w:anchor="_Toc232587784" w:history="1">
+          <w:hyperlink w:anchor="_Toc232638342" w:history="1">
             <w:r>
               <w:rPr>
                 <w:rStyle w:val="Hyperlink"/>
@@ -1512,7 +1598,7 @@
                 <w:noProof/>
                 <w:webHidden/>
               </w:rPr>
-              <w:instrText xml:space="preserve"> PAGEREF _Toc232587784 \h </w:instrText>
+              <w:instrText xml:space="preserve"> PAGEREF _Toc232638342 \h </w:instrText>
             </w:r>
             <w:r>
               <w:rPr>
@@ -1532,7 +1618,7 @@
                 <w:noProof/>
                 <w:webHidden/>
               </w:rPr>
-              <w:t>8</w:t>
+              <w:t>9</w:t>
             </w:r>
             <w:r>
               <w:rPr>
@@ -1554,7 +1640,7 @@
               <w:noProof/>
             </w:rPr>
           </w:pPr>
-          <w:hyperlink w:anchor="_Toc232587785" w:history="1">
+          <w:hyperlink w:anchor="_Toc232638343" w:history="1">
             <w:r>
               <w:rPr>
                 <w:rStyle w:val="Hyperlink"/>
@@ -1581,7 +1667,7 @@
                 <w:noProof/>
                 <w:webHidden/>
               </w:rPr>
-              <w:instrText xml:space="preserve"> PAGEREF _Toc232587785 \h </w:instrText>
+              <w:instrText xml:space="preserve"> PAGEREF _Toc232638343 \h </w:instrText>
             </w:r>
             <w:r>
               <w:rPr>
@@ -1601,7 +1687,7 @@
                 <w:noProof/>
                 <w:webHidden/>
               </w:rPr>
-              <w:t>9</w:t>
+              <w:t>10</w:t>
             </w:r>
             <w:r>
               <w:rPr>
@@ -1623,7 +1709,7 @@
               <w:noProof/>
             </w:rPr>
           </w:pPr>
-          <w:hyperlink w:anchor="_Toc232587786" w:history="1">
+          <w:hyperlink w:anchor="_Toc232638344" w:history="1">
             <w:r>
               <w:rPr>
                 <w:rStyle w:val="Hyperlink"/>
@@ -1650,7 +1736,7 @@
                 <w:noProof/>
                 <w:webHidden/>
               </w:rPr>
-              <w:instrText xml:space="preserve"> PAGEREF _Toc232587786 \h </w:instrText>
+              <w:instrText xml:space="preserve"> PAGEREF _Toc232638344 \h </w:instrText>
             </w:r>
             <w:r>
               <w:rPr>
@@ -1670,7 +1756,7 @@
                 <w:noProof/>
                 <w:webHidden/>
               </w:rPr>
-              <w:t>9</w:t>
+              <w:t>10</w:t>
             </w:r>
             <w:r>
               <w:rPr>
@@ -1692,7 +1778,7 @@
               <w:noProof/>
             </w:rPr>
           </w:pPr>
-          <w:hyperlink w:anchor="_Toc232587787" w:history="1">
+          <w:hyperlink w:anchor="_Toc232638345" w:history="1">
             <w:r>
               <w:rPr>
                 <w:rStyle w:val="Hyperlink"/>
@@ -1719,7 +1805,7 @@
                 <w:noProof/>
                 <w:webHidden/>
               </w:rPr>
-              <w:instrText xml:space="preserve"> PAGEREF _Toc232587787 \h </w:instrText>
+              <w:instrText xml:space="preserve"> PAGEREF _Toc232638345 \h </w:instrText>
             </w:r>
             <w:r>
               <w:rPr>
@@ -1739,7 +1825,7 @@
                 <w:noProof/>
                 <w:webHidden/>
               </w:rPr>
-              <w:t>9</w:t>
+              <w:t>10</w:t>
             </w:r>
             <w:r>
               <w:rPr>
@@ -1761,7 +1847,7 @@
               <w:noProof/>
             </w:rPr>
           </w:pPr>
-          <w:hyperlink w:anchor="_Toc232587788" w:history="1">
+          <w:hyperlink w:anchor="_Toc232638346" w:history="1">
             <w:r>
               <w:rPr>
                 <w:rStyle w:val="Hyperlink"/>
@@ -1788,7 +1874,7 @@
                 <w:noProof/>
                 <w:webHidden/>
               </w:rPr>
-              <w:instrText xml:space="preserve"> PAGEREF _Toc232587788 \h </w:instrText>
+              <w:instrText xml:space="preserve"> PAGEREF _Toc232638346 \h </w:instrText>
             </w:r>
             <w:r>
               <w:rPr>
@@ -1808,7 +1894,7 @@
                 <w:noProof/>
                 <w:webHidden/>
               </w:rPr>
-              <w:t>9</w:t>
+              <w:t>10</w:t>
             </w:r>
             <w:r>
               <w:rPr>
@@ -1830,7 +1916,7 @@
               <w:noProof/>
             </w:rPr>
           </w:pPr>
-          <w:hyperlink w:anchor="_Toc232587789" w:history="1">
+          <w:hyperlink w:anchor="_Toc232638347" w:history="1">
             <w:r>
               <w:rPr>
                 <w:rStyle w:val="Hyperlink"/>
@@ -1857,7 +1943,7 @@
                 <w:noProof/>
                 <w:webHidden/>
               </w:rPr>
-              <w:instrText xml:space="preserve"> PAGEREF _Toc232587789 \h </w:instrText>
+              <w:instrText xml:space="preserve"> PAGEREF _Toc232638347 \h </w:instrText>
             </w:r>
             <w:r>
               <w:rPr>
@@ -1877,7 +1963,7 @@
                 <w:noProof/>
                 <w:webHidden/>
               </w:rPr>
-              <w:t>9</w:t>
+              <w:t>10</w:t>
             </w:r>
             <w:r>
               <w:rPr>
@@ -1899,7 +1985,7 @@
               <w:noProof/>
             </w:rPr>
           </w:pPr>
-          <w:hyperlink w:anchor="_Toc232587790" w:history="1">
+          <w:hyperlink w:anchor="_Toc232638348" w:history="1">
             <w:r>
               <w:rPr>
                 <w:rStyle w:val="Hyperlink"/>
@@ -1926,7 +2012,7 @@
                 <w:noProof/>
                 <w:webHidden/>
               </w:rPr>
-              <w:instrText xml:space="preserve"> PAGEREF _Toc232587790 \h </w:instrText>
+              <w:instrText xml:space="preserve"> PAGEREF _Toc232638348 \h </w:instrText>
             </w:r>
             <w:r>
               <w:rPr>
@@ -1946,7 +2032,7 @@
                 <w:noProof/>
                 <w:webHidden/>
               </w:rPr>
-              <w:t>10</w:t>
+              <w:t>11</w:t>
             </w:r>
             <w:r>
               <w:rPr>
@@ -1968,7 +2054,7 @@
               <w:noProof/>
             </w:rPr>
           </w:pPr>
-          <w:hyperlink w:anchor="_Toc232587791" w:history="1">
+          <w:hyperlink w:anchor="_Toc232638349" w:history="1">
             <w:r>
               <w:rPr>
                 <w:rStyle w:val="Hyperlink"/>
@@ -1995,7 +2081,7 @@
                 <w:noProof/>
                 <w:webHidden/>
               </w:rPr>
-              <w:instrText xml:space="preserve"> PAGEREF _Toc232587791 \h </w:instrText>
+              <w:instrText xml:space="preserve"> PAGEREF _Toc232638349 \h </w:instrText>
             </w:r>
             <w:r>
               <w:rPr>
@@ -2015,7 +2101,7 @@
                 <w:noProof/>
                 <w:webHidden/>
               </w:rPr>
-              <w:t>12</w:t>
+              <w:t>13</w:t>
             </w:r>
             <w:r>
               <w:rPr>
@@ -2037,7 +2123,7 @@
               <w:noProof/>
             </w:rPr>
           </w:pPr>
-          <w:hyperlink w:anchor="_Toc232587792" w:history="1">
+          <w:hyperlink w:anchor="_Toc232638350" w:history="1">
             <w:r>
               <w:rPr>
                 <w:rStyle w:val="Hyperlink"/>
@@ -2065,7 +2151,7 @@
                 <w:noProof/>
                 <w:webHidden/>
               </w:rPr>
-              <w:instrText xml:space="preserve"> PAGEREF _Toc232587792 \h </w:instrText>
+              <w:instrText xml:space="preserve"> PAGEREF _Toc232638350 \h </w:instrText>
             </w:r>
             <w:r>
               <w:rPr>
@@ -2085,7 +2171,7 @@
                 <w:noProof/>
                 <w:webHidden/>
               </w:rPr>
-              <w:t>12</w:t>
+              <w:t>13</w:t>
             </w:r>
             <w:r>
               <w:rPr>
@@ -2107,7 +2193,7 @@
               <w:noProof/>
             </w:rPr>
           </w:pPr>
-          <w:hyperlink w:anchor="_Toc232587793" w:history="1">
+          <w:hyperlink w:anchor="_Toc232638351" w:history="1">
             <w:r>
               <w:rPr>
                 <w:rStyle w:val="Hyperlink"/>
@@ -2135,7 +2221,7 @@
                 <w:noProof/>
                 <w:webHidden/>
               </w:rPr>
-              <w:instrText xml:space="preserve"> PAGEREF _Toc232587793 \h </w:instrText>
+              <w:instrText xml:space="preserve"> PAGEREF _Toc232638351 \h </w:instrText>
             </w:r>
             <w:r>
               <w:rPr>
@@ -2155,7 +2241,7 @@
                 <w:noProof/>
                 <w:webHidden/>
               </w:rPr>
-              <w:t>12</w:t>
+              <w:t>13</w:t>
             </w:r>
             <w:r>
               <w:rPr>
@@ -2177,7 +2263,7 @@
               <w:noProof/>
             </w:rPr>
           </w:pPr>
-          <w:hyperlink w:anchor="_Toc232587794" w:history="1">
+          <w:hyperlink w:anchor="_Toc232638352" w:history="1">
             <w:r>
               <w:rPr>
                 <w:rStyle w:val="Hyperlink"/>
@@ -2205,7 +2291,7 @@
                 <w:noProof/>
                 <w:webHidden/>
               </w:rPr>
-              <w:instrText xml:space="preserve"> PAGEREF _Toc232587794 \h </w:instrText>
+              <w:instrText xml:space="preserve"> PAGEREF _Toc232638352 \h </w:instrText>
             </w:r>
             <w:r>
               <w:rPr>
@@ -2225,7 +2311,7 @@
                 <w:noProof/>
                 <w:webHidden/>
               </w:rPr>
-              <w:t>12</w:t>
+              <w:t>13</w:t>
             </w:r>
             <w:r>
               <w:rPr>
@@ -2247,7 +2333,7 @@
               <w:noProof/>
             </w:rPr>
           </w:pPr>
-          <w:hyperlink w:anchor="_Toc232587795" w:history="1">
+          <w:hyperlink w:anchor="_Toc232638353" w:history="1">
             <w:r>
               <w:rPr>
                 <w:rStyle w:val="Hyperlink"/>
@@ -2275,7 +2361,7 @@
                 <w:noProof/>
                 <w:webHidden/>
               </w:rPr>
-              <w:instrText xml:space="preserve"> PAGEREF _Toc232587795 \h </w:instrText>
+              <w:instrText xml:space="preserve"> PAGEREF _Toc232638353 \h </w:instrText>
             </w:r>
             <w:r>
               <w:rPr>
@@ -2295,7 +2381,7 @@
                 <w:noProof/>
                 <w:webHidden/>
               </w:rPr>
-              <w:t>12</w:t>
+              <w:t>14</w:t>
             </w:r>
             <w:r>
               <w:rPr>
@@ -2317,7 +2403,7 @@
               <w:noProof/>
             </w:rPr>
           </w:pPr>
-          <w:hyperlink w:anchor="_Toc232587796" w:history="1">
+          <w:hyperlink w:anchor="_Toc232638354" w:history="1">
             <w:r>
               <w:rPr>
                 <w:rStyle w:val="Hyperlink"/>
@@ -2345,7 +2431,7 @@
                 <w:noProof/>
                 <w:webHidden/>
               </w:rPr>
-              <w:instrText xml:space="preserve"> PAGEREF _Toc232587796 \h </w:instrText>
+              <w:instrText xml:space="preserve"> PAGEREF _Toc232638354 \h </w:instrText>
             </w:r>
             <w:r>
               <w:rPr>
@@ -2365,7 +2451,7 @@
                 <w:noProof/>
                 <w:webHidden/>
               </w:rPr>
-              <w:t>12</w:t>
+              <w:t>14</w:t>
             </w:r>
             <w:r>
               <w:rPr>
@@ -2387,7 +2473,7 @@
               <w:noProof/>
             </w:rPr>
           </w:pPr>
-          <w:hyperlink w:anchor="_Toc232587797" w:history="1">
+          <w:hyperlink w:anchor="_Toc232638355" w:history="1">
             <w:r>
               <w:rPr>
                 <w:rStyle w:val="Hyperlink"/>
@@ -2422,7 +2508,7 @@
                 <w:noProof/>
                 <w:webHidden/>
               </w:rPr>
-              <w:instrText xml:space="preserve"> PAGEREF _Toc232587797 \h </w:instrText>
+              <w:instrText xml:space="preserve"> PAGEREF _Toc232638355 \h </w:instrText>
             </w:r>
             <w:r>
               <w:rPr>
@@ -2442,7 +2528,7 @@
                 <w:noProof/>
                 <w:webHidden/>
               </w:rPr>
-              <w:t>12</w:t>
+              <w:t>14</w:t>
             </w:r>
             <w:r>
               <w:rPr>
@@ -2464,7 +2550,7 @@
               <w:noProof/>
             </w:rPr>
           </w:pPr>
-          <w:hyperlink w:anchor="_Toc232587798" w:history="1">
+          <w:hyperlink w:anchor="_Toc232638356" w:history="1">
             <w:r>
               <w:rPr>
                 <w:rStyle w:val="Hyperlink"/>
@@ -2491,7 +2577,7 @@
                 <w:noProof/>
                 <w:webHidden/>
               </w:rPr>
-              <w:instrText xml:space="preserve"> PAGEREF _Toc232587798 \h </w:instrText>
+              <w:instrText xml:space="preserve"> PAGEREF _Toc232638356 \h </w:instrText>
             </w:r>
             <w:r>
               <w:rPr>
@@ -2511,7 +2597,7 @@
                 <w:noProof/>
                 <w:webHidden/>
               </w:rPr>
-              <w:t>14</w:t>
+              <w:t>15</w:t>
             </w:r>
             <w:r>
               <w:rPr>
@@ -2533,7 +2619,7 @@
               <w:noProof/>
             </w:rPr>
           </w:pPr>
-          <w:hyperlink w:anchor="_Toc232587799" w:history="1">
+          <w:hyperlink w:anchor="_Toc232638357" w:history="1">
             <w:r>
               <w:rPr>
                 <w:rStyle w:val="Hyperlink"/>
@@ -2562,7 +2648,7 @@
                 <w:noProof/>
                 <w:webHidden/>
               </w:rPr>
-              <w:instrText xml:space="preserve"> PAGEREF _Toc232587799 \h </w:instrText>
+              <w:instrText xml:space="preserve"> PAGEREF _Toc232638357 \h </w:instrText>
             </w:r>
             <w:r>
               <w:rPr>
@@ -2582,7 +2668,7 @@
                 <w:noProof/>
                 <w:webHidden/>
               </w:rPr>
-              <w:t>14</w:t>
+              <w:t>16</w:t>
             </w:r>
             <w:r>
               <w:rPr>
@@ -2604,7 +2690,7 @@
               <w:noProof/>
             </w:rPr>
           </w:pPr>
-          <w:hyperlink w:anchor="_Toc232587800" w:history="1">
+          <w:hyperlink w:anchor="_Toc232638358" w:history="1">
             <w:r>
               <w:rPr>
                 <w:rStyle w:val="Hyperlink"/>
@@ -2631,7 +2717,7 @@
                 <w:noProof/>
                 <w:webHidden/>
               </w:rPr>
-              <w:instrText xml:space="preserve"> PAGEREF _Toc232587800 \h </w:instrText>
+              <w:instrText xml:space="preserve"> PAGEREF _Toc232638358 \h </w:instrText>
             </w:r>
             <w:r>
               <w:rPr>
@@ -2651,7 +2737,7 @@
                 <w:noProof/>
                 <w:webHidden/>
               </w:rPr>
-              <w:t>14</w:t>
+              <w:t>16</w:t>
             </w:r>
             <w:r>
               <w:rPr>
@@ -2673,7 +2759,7 @@
               <w:noProof/>
             </w:rPr>
           </w:pPr>
-          <w:hyperlink w:anchor="_Toc232587801" w:history="1">
+          <w:hyperlink w:anchor="_Toc232638359" w:history="1">
             <w:r>
               <w:rPr>
                 <w:rStyle w:val="Hyperlink"/>
@@ -2702,7 +2788,7 @@
                 <w:noProof/>
                 <w:webHidden/>
               </w:rPr>
-              <w:instrText xml:space="preserve"> PAGEREF _Toc232587801 \h </w:instrText>
+              <w:instrText xml:space="preserve"> PAGEREF _Toc232638359 \h </w:instrText>
             </w:r>
             <w:r>
               <w:rPr>
@@ -2722,7 +2808,76 @@
                 <w:noProof/>
                 <w:webHidden/>
               </w:rPr>
-              <w:t>14</w:t>
+              <w:t>16</w:t>
+            </w:r>
+            <w:r>
+              <w:rPr>
+                <w:noProof/>
+                <w:webHidden/>
+              </w:rPr>
+              <w:fldChar w:fldCharType="end"/>
+            </w:r>
+          </w:hyperlink>
+        </w:p>
+        <w:p>
+          <w:pPr>
+            <w:pStyle w:val="TOC2"/>
+            <w:tabs>
+              <w:tab w:val="right" w:leader="dot" w:pos="9350"/>
+            </w:tabs>
+            <w:rPr>
+              <w:rFonts w:eastAsiaTheme="minorEastAsia"/>
+              <w:noProof/>
+            </w:rPr>
+          </w:pPr>
+          <w:hyperlink w:anchor="_Toc232638360" w:history="1">
+            <w:r>
+              <w:rPr>
+                <w:rStyle w:val="Hyperlink"/>
+                <w:noProof/>
+              </w:rPr>
+              <w:t>Student Reflection</w:t>
+            </w:r>
+            <w:r>
+              <w:rPr>
+                <w:noProof/>
+                <w:webHidden/>
+              </w:rPr>
+              <w:tab/>
+            </w:r>
+            <w:r>
+              <w:rPr>
+                <w:noProof/>
+                <w:webHidden/>
+              </w:rPr>
+              <w:fldChar w:fldCharType="begin"/>
+            </w:r>
+            <w:r>
+              <w:rPr>
+                <w:noProof/>
+                <w:webHidden/>
+              </w:rPr>
+              <w:instrText xml:space="preserve"> PAGEREF _Toc232638360 \h </w:instrText>
+            </w:r>
+            <w:r>
+              <w:rPr>
+                <w:noProof/>
+                <w:webHidden/>
+              </w:rPr>
+            </w:r>
+            <w:r>
+              <w:rPr>
+                <w:noProof/>
+                <w:webHidden/>
+              </w:rPr>
+              <w:fldChar w:fldCharType="separate"/>
+            </w:r>
+            <w:r>
+              <w:rPr>
+                <w:noProof/>
+                <w:webHidden/>
+              </w:rPr>
+              <w:t>16</w:t>
             </w:r>
             <w:r>
               <w:rPr>
@@ -2744,7 +2899,7 @@
               <w:noProof/>
             </w:rPr>
           </w:pPr>
-          <w:hyperlink w:anchor="_Toc232587802" w:history="1">
+          <w:hyperlink w:anchor="_Toc232638361" w:history="1">
             <w:r>
               <w:rPr>
                 <w:rStyle w:val="Hyperlink"/>
@@ -2773,7 +2928,7 @@
                 <w:noProof/>
                 <w:webHidden/>
               </w:rPr>
-              <w:instrText xml:space="preserve"> PAGEREF _Toc232587802 \h </w:instrText>
+              <w:instrText xml:space="preserve"> PAGEREF _Toc232638361 \h </w:instrText>
             </w:r>
             <w:r>
               <w:rPr>
@@ -2793,7 +2948,7 @@
                 <w:noProof/>
                 <w:webHidden/>
               </w:rPr>
-              <w:t>15</w:t>
+              <w:t>17</w:t>
             </w:r>
             <w:r>
               <w:rPr>
@@ -2815,7 +2970,7 @@
               <w:noProof/>
             </w:rPr>
           </w:pPr>
-          <w:hyperlink w:anchor="_Toc232587803" w:history="1">
+          <w:hyperlink w:anchor="_Toc232638362" w:history="1">
             <w:r>
               <w:rPr>
                 <w:rStyle w:val="Hyperlink"/>
@@ -2843,7 +2998,7 @@
                 <w:noProof/>
                 <w:webHidden/>
               </w:rPr>
-              <w:instrText xml:space="preserve"> PAGEREF _Toc232587803 \h </w:instrText>
+              <w:instrText xml:space="preserve"> PAGEREF _Toc232638362 \h </w:instrText>
             </w:r>
             <w:r>
               <w:rPr>
@@ -2863,7 +3018,7 @@
                 <w:noProof/>
                 <w:webHidden/>
               </w:rPr>
-              <w:t>15</w:t>
+              <w:t>17</w:t>
             </w:r>
             <w:r>
               <w:rPr>
@@ -2885,7 +3040,7 @@
               <w:noProof/>
             </w:rPr>
           </w:pPr>
-          <w:hyperlink w:anchor="_Toc232587804" w:history="1">
+          <w:hyperlink w:anchor="_Toc232638363" w:history="1">
             <w:r>
               <w:rPr>
                 <w:rStyle w:val="Hyperlink"/>
@@ -2913,7 +3068,7 @@
                 <w:noProof/>
                 <w:webHidden/>
               </w:rPr>
-              <w:instrText xml:space="preserve"> PAGEREF _Toc232587804 \h </w:instrText>
+              <w:instrText xml:space="preserve"> PAGEREF _Toc232638363 \h </w:instrText>
             </w:r>
             <w:r>
               <w:rPr>
@@ -2933,7 +3088,7 @@
                 <w:noProof/>
                 <w:webHidden/>
               </w:rPr>
-              <w:t>15</w:t>
+              <w:t>17</w:t>
             </w:r>
             <w:r>
               <w:rPr>
@@ -2955,7 +3110,7 @@
               <w:noProof/>
             </w:rPr>
           </w:pPr>
-          <w:hyperlink w:anchor="_Toc232587805" w:history="1">
+          <w:hyperlink w:anchor="_Toc232638364" w:history="1">
             <w:r>
               <w:rPr>
                 <w:rStyle w:val="Hyperlink"/>
@@ -2982,7 +3137,7 @@
                 <w:noProof/>
                 <w:webHidden/>
               </w:rPr>
-              <w:instrText xml:space="preserve"> PAGEREF _Toc232587805 \h </w:instrText>
+              <w:instrText xml:space="preserve"> PAGEREF _Toc232638364 \h </w:instrText>
             </w:r>
             <w:r>
               <w:rPr>
@@ -3002,7 +3157,7 @@
                 <w:noProof/>
                 <w:webHidden/>
               </w:rPr>
-              <w:t>15</w:t>
+              <w:t>17</w:t>
             </w:r>
             <w:r>
               <w:rPr>
@@ -3024,7 +3179,7 @@
               <w:noProof/>
             </w:rPr>
           </w:pPr>
-          <w:hyperlink w:anchor="_Toc232587806" w:history="1">
+          <w:hyperlink w:anchor="_Toc232638365" w:history="1">
             <w:r>
               <w:rPr>
                 <w:rStyle w:val="Hyperlink"/>
@@ -3051,7 +3206,7 @@
                 <w:noProof/>
                 <w:webHidden/>
               </w:rPr>
-              <w:instrText xml:space="preserve"> PAGEREF _Toc232587806 \h </w:instrText>
+              <w:instrText xml:space="preserve"> PAGEREF _Toc232638365 \h </w:instrText>
             </w:r>
             <w:r>
               <w:rPr>
@@ -3071,7 +3226,7 @@
                 <w:noProof/>
                 <w:webHidden/>
               </w:rPr>
-              <w:t>15</w:t>
+              <w:t>17</w:t>
             </w:r>
             <w:r>
               <w:rPr>
@@ -3093,7 +3248,7 @@
               <w:noProof/>
             </w:rPr>
           </w:pPr>
-          <w:hyperlink w:anchor="_Toc232587807" w:history="1">
+          <w:hyperlink w:anchor="_Toc232638366" w:history="1">
             <w:r>
               <w:rPr>
                 <w:rStyle w:val="Hyperlink"/>
@@ -3120,7 +3275,7 @@
                 <w:noProof/>
                 <w:webHidden/>
               </w:rPr>
-              <w:instrText xml:space="preserve"> PAGEREF _Toc232587807 \h </w:instrText>
+              <w:instrText xml:space="preserve"> PAGEREF _Toc232638366 \h </w:instrText>
             </w:r>
             <w:r>
               <w:rPr>
@@ -3140,7 +3295,7 @@
                 <w:noProof/>
                 <w:webHidden/>
               </w:rPr>
-              <w:t>16</w:t>
+              <w:t>17</w:t>
             </w:r>
             <w:r>
               <w:rPr>
@@ -3162,7 +3317,7 @@
               <w:noProof/>
             </w:rPr>
           </w:pPr>
-          <w:hyperlink w:anchor="_Toc232587808" w:history="1">
+          <w:hyperlink w:anchor="_Toc232638367" w:history="1">
             <w:r>
               <w:rPr>
                 <w:rStyle w:val="Hyperlink"/>
@@ -3189,7 +3344,7 @@
                 <w:noProof/>
                 <w:webHidden/>
               </w:rPr>
-              <w:instrText xml:space="preserve"> PAGEREF _Toc232587808 \h </w:instrText>
+              <w:instrText xml:space="preserve"> PAGEREF _Toc232638367 \h </w:instrText>
             </w:r>
             <w:r>
               <w:rPr>
@@ -3209,7 +3364,7 @@
                 <w:noProof/>
                 <w:webHidden/>
               </w:rPr>
-              <w:t>16</w:t>
+              <w:t>18</w:t>
             </w:r>
             <w:r>
               <w:rPr>
@@ -3231,7 +3386,7 @@
               <w:noProof/>
             </w:rPr>
           </w:pPr>
-          <w:hyperlink w:anchor="_Toc232587809" w:history="1">
+          <w:hyperlink w:anchor="_Toc232638368" w:history="1">
             <w:r>
               <w:rPr>
                 <w:rStyle w:val="Hyperlink"/>
@@ -3258,7 +3413,7 @@
                 <w:noProof/>
                 <w:webHidden/>
               </w:rPr>
-              <w:instrText xml:space="preserve"> PAGEREF _Toc232587809 \h </w:instrText>
+              <w:instrText xml:space="preserve"> PAGEREF _Toc232638368 \h </w:instrText>
             </w:r>
             <w:r>
               <w:rPr>
@@ -3278,7 +3433,7 @@
                 <w:noProof/>
                 <w:webHidden/>
               </w:rPr>
-              <w:t>16</w:t>
+              <w:t>18</w:t>
             </w:r>
             <w:r>
               <w:rPr>
@@ -3300,7 +3455,7 @@
               <w:noProof/>
             </w:rPr>
           </w:pPr>
-          <w:hyperlink w:anchor="_Toc232587810" w:history="1">
+          <w:hyperlink w:anchor="_Toc232638369" w:history="1">
             <w:r>
               <w:rPr>
                 <w:rStyle w:val="Hyperlink"/>
@@ -3327,7 +3482,7 @@
                 <w:noProof/>
                 <w:webHidden/>
               </w:rPr>
-              <w:instrText xml:space="preserve"> PAGEREF _Toc232587810 \h </w:instrText>
+              <w:instrText xml:space="preserve"> PAGEREF _Toc232638369 \h </w:instrText>
             </w:r>
             <w:r>
               <w:rPr>
@@ -3347,7 +3502,7 @@
                 <w:noProof/>
                 <w:webHidden/>
               </w:rPr>
-              <w:t>17</w:t>
+              <w:t>18</w:t>
             </w:r>
             <w:r>
               <w:rPr>
@@ -3369,7 +3524,7 @@
               <w:noProof/>
             </w:rPr>
           </w:pPr>
-          <w:hyperlink w:anchor="_Toc232587811" w:history="1">
+          <w:hyperlink w:anchor="_Toc232638370" w:history="1">
             <w:r>
               <w:rPr>
                 <w:rStyle w:val="Hyperlink"/>
@@ -3396,7 +3551,7 @@
                 <w:noProof/>
                 <w:webHidden/>
               </w:rPr>
-              <w:instrText xml:space="preserve"> PAGEREF _Toc232587811 \h </w:instrText>
+              <w:instrText xml:space="preserve"> PAGEREF _Toc232638370 \h </w:instrText>
             </w:r>
             <w:r>
               <w:rPr>
@@ -3416,7 +3571,7 @@
                 <w:noProof/>
                 <w:webHidden/>
               </w:rPr>
-              <w:t>17</w:t>
+              <w:t>19</w:t>
             </w:r>
             <w:r>
               <w:rPr>
@@ -3438,7 +3593,7 @@
               <w:noProof/>
             </w:rPr>
           </w:pPr>
-          <w:hyperlink w:anchor="_Toc232587812" w:history="1">
+          <w:hyperlink w:anchor="_Toc232638371" w:history="1">
             <w:r>
               <w:rPr>
                 <w:rStyle w:val="Hyperlink"/>
@@ -3465,7 +3620,7 @@
                 <w:noProof/>
                 <w:webHidden/>
               </w:rPr>
-              <w:instrText xml:space="preserve"> PAGEREF _Toc232587812 \h </w:instrText>
+              <w:instrText xml:space="preserve"> PAGEREF _Toc232638371 \h </w:instrText>
             </w:r>
             <w:r>
               <w:rPr>
@@ -3485,7 +3640,7 @@
                 <w:noProof/>
                 <w:webHidden/>
               </w:rPr>
-              <w:t>17</w:t>
+              <w:t>19</w:t>
             </w:r>
             <w:r>
               <w:rPr>
@@ -3507,7 +3662,7 @@
               <w:noProof/>
             </w:rPr>
           </w:pPr>
-          <w:hyperlink w:anchor="_Toc232587813" w:history="1">
+          <w:hyperlink w:anchor="_Toc232638372" w:history="1">
             <w:r>
               <w:rPr>
                 <w:rStyle w:val="Hyperlink"/>
@@ -3534,7 +3689,7 @@
                 <w:noProof/>
                 <w:webHidden/>
               </w:rPr>
-              <w:instrText xml:space="preserve"> PAGEREF _Toc232587813 \h </w:instrText>
+              <w:instrText xml:space="preserve"> PAGEREF _Toc232638372 \h </w:instrText>
             </w:r>
             <w:r>
               <w:rPr>
@@ -3554,7 +3709,7 @@
                 <w:noProof/>
                 <w:webHidden/>
               </w:rPr>
-              <w:t>18</w:t>
+              <w:t>19</w:t>
             </w:r>
             <w:r>
               <w:rPr>
@@ -3576,7 +3731,7 @@
               <w:noProof/>
             </w:rPr>
           </w:pPr>
-          <w:hyperlink w:anchor="_Toc232587814" w:history="1">
+          <w:hyperlink w:anchor="_Toc232638373" w:history="1">
             <w:r>
               <w:rPr>
                 <w:rStyle w:val="Hyperlink"/>
@@ -3603,7 +3758,7 @@
                 <w:noProof/>
                 <w:webHidden/>
               </w:rPr>
-              <w:instrText xml:space="preserve"> PAGEREF _Toc232587814 \h </w:instrText>
+              <w:instrText xml:space="preserve"> PAGEREF _Toc232638373 \h </w:instrText>
             </w:r>
             <w:r>
               <w:rPr>
@@ -3623,7 +3778,7 @@
                 <w:noProof/>
                 <w:webHidden/>
               </w:rPr>
-              <w:t>18</w:t>
+              <w:t>20</w:t>
             </w:r>
             <w:r>
               <w:rPr>
@@ -3645,7 +3800,7 @@
               <w:noProof/>
             </w:rPr>
           </w:pPr>
-          <w:hyperlink w:anchor="_Toc232587815" w:history="1">
+          <w:hyperlink w:anchor="_Toc232638374" w:history="1">
             <w:r>
               <w:rPr>
                 <w:rStyle w:val="Hyperlink"/>
@@ -3673,7 +3828,7 @@
                 <w:noProof/>
                 <w:webHidden/>
               </w:rPr>
-              <w:instrText xml:space="preserve"> PAGEREF _Toc232587815 \h </w:instrText>
+              <w:instrText xml:space="preserve"> PAGEREF _Toc232638374 \h </w:instrText>
             </w:r>
             <w:r>
               <w:rPr>
@@ -3693,7 +3848,7 @@
                 <w:noProof/>
                 <w:webHidden/>
               </w:rPr>
-              <w:t>18</w:t>
+              <w:t>20</w:t>
             </w:r>
             <w:r>
               <w:rPr>
@@ -3715,7 +3870,7 @@
               <w:noProof/>
             </w:rPr>
           </w:pPr>
-          <w:hyperlink w:anchor="_Toc232587816" w:history="1">
+          <w:hyperlink w:anchor="_Toc232638375" w:history="1">
             <w:r>
               <w:rPr>
                 <w:rStyle w:val="Hyperlink"/>
@@ -3743,7 +3898,7 @@
                 <w:noProof/>
                 <w:webHidden/>
               </w:rPr>
-              <w:instrText xml:space="preserve"> PAGEREF _Toc232587816 \h </w:instrText>
+              <w:instrText xml:space="preserve"> PAGEREF _Toc232638375 \h </w:instrText>
             </w:r>
             <w:r>
               <w:rPr>
@@ -3763,7 +3918,7 @@
                 <w:noProof/>
                 <w:webHidden/>
               </w:rPr>
-              <w:t>18</w:t>
+              <w:t>20</w:t>
             </w:r>
             <w:r>
               <w:rPr>
@@ -3785,7 +3940,7 @@
               <w:noProof/>
             </w:rPr>
           </w:pPr>
-          <w:hyperlink w:anchor="_Toc232587817" w:history="1">
+          <w:hyperlink w:anchor="_Toc232638376" w:history="1">
             <w:r>
               <w:rPr>
                 <w:rStyle w:val="Hyperlink"/>
@@ -3813,7 +3968,7 @@
                 <w:noProof/>
                 <w:webHidden/>
               </w:rPr>
-              <w:instrText xml:space="preserve"> PAGEREF _Toc232587817 \h </w:instrText>
+              <w:instrText xml:space="preserve"> PAGEREF _Toc232638376 \h </w:instrText>
             </w:r>
             <w:r>
               <w:rPr>
@@ -3833,7 +3988,7 @@
                 <w:noProof/>
                 <w:webHidden/>
               </w:rPr>
-              <w:t>18</w:t>
+              <w:t>20</w:t>
             </w:r>
             <w:r>
               <w:rPr>
@@ -3855,7 +4010,7 @@
               <w:noProof/>
             </w:rPr>
           </w:pPr>
-          <w:hyperlink w:anchor="_Toc232587818" w:history="1">
+          <w:hyperlink w:anchor="_Toc232638377" w:history="1">
             <w:r>
               <w:rPr>
                 <w:rStyle w:val="Hyperlink"/>
@@ -3883,7 +4038,7 @@
                 <w:noProof/>
                 <w:webHidden/>
               </w:rPr>
-              <w:instrText xml:space="preserve"> PAGEREF _Toc232587818 \h </w:instrText>
+              <w:instrText xml:space="preserve"> PAGEREF _Toc232638377 \h </w:instrText>
             </w:r>
             <w:r>
               <w:rPr>
@@ -3903,7 +4058,7 @@
                 <w:noProof/>
                 <w:webHidden/>
               </w:rPr>
-              <w:t>18</w:t>
+              <w:t>20</w:t>
             </w:r>
             <w:r>
               <w:rPr>
@@ -3925,7 +4080,7 @@
               <w:noProof/>
             </w:rPr>
           </w:pPr>
-          <w:hyperlink w:anchor="_Toc232587819" w:history="1">
+          <w:hyperlink w:anchor="_Toc232638378" w:history="1">
             <w:r>
               <w:rPr>
                 <w:rStyle w:val="Hyperlink"/>
@@ -3954,7 +4109,7 @@
                 <w:noProof/>
                 <w:webHidden/>
               </w:rPr>
-              <w:instrText xml:space="preserve"> PAGEREF _Toc232587819 \h </w:instrText>
+              <w:instrText xml:space="preserve"> PAGEREF _Toc232638378 \h </w:instrText>
             </w:r>
             <w:r>
               <w:rPr>
@@ -3974,7 +4129,7 @@
                 <w:noProof/>
                 <w:webHidden/>
               </w:rPr>
-              <w:t>19</w:t>
+              <w:t>21</w:t>
             </w:r>
             <w:r>
               <w:rPr>
@@ -3996,7 +4151,7 @@
               <w:noProof/>
             </w:rPr>
           </w:pPr>
-          <w:hyperlink w:anchor="_Toc232587820" w:history="1">
+          <w:hyperlink w:anchor="_Toc232638379" w:history="1">
             <w:r>
               <w:rPr>
                 <w:rStyle w:val="Hyperlink"/>
@@ -4025,7 +4180,7 @@
                 <w:noProof/>
                 <w:webHidden/>
               </w:rPr>
-              <w:instrText xml:space="preserve"> PAGEREF _Toc232587820 \h </w:instrText>
+              <w:instrText xml:space="preserve"> PAGEREF _Toc232638379 \h </w:instrText>
             </w:r>
             <w:r>
               <w:rPr>
@@ -4045,7 +4200,7 @@
                 <w:noProof/>
                 <w:webHidden/>
               </w:rPr>
-              <w:t>20</w:t>
+              <w:t>22</w:t>
             </w:r>
             <w:r>
               <w:rPr>
@@ -4068,6 +4223,10 @@
         </w:p>
       </w:sdtContent>
     </w:sdt>
+    <w:p>
+      <w:bookmarkStart w:id="0" w:name="_GoBack"/>
+      <w:bookmarkEnd w:id="0"/>
+    </w:p>
     <w:p/>
     <w:p/>
     <w:p/>
@@ -4078,12 +4237,7 @@
     <w:p/>
     <w:p/>
     <w:p>
-      <w:bookmarkStart w:id="0" w:name="_GoBack"/>
-      <w:bookmarkEnd w:id="0"/>
-    </w:p>
-    <w:p>
-      <w:r>
-        <w:lastRenderedPageBreak/>
+      <w:r>
         <w:t>WEEK ONE:</w:t>
       </w:r>
     </w:p>
@@ -4138,7 +4292,7 @@
       </w:r>
     </w:p>
     <w:p>
-      <w:bookmarkStart w:id="1" w:name="_Toc232587769"/>
+      <w:bookmarkStart w:id="1" w:name="_Toc232638327"/>
       <w:r>
         <w:rPr>
           <w:rStyle w:val="Heading2Char"/>
@@ -4205,7 +4359,7 @@
       </w:r>
     </w:p>
     <w:p>
-      <w:bookmarkStart w:id="2" w:name="_Toc232587770"/>
+      <w:bookmarkStart w:id="2" w:name="_Toc232638328"/>
       <w:r>
         <w:rPr>
           <w:rStyle w:val="Heading2Char"/>
@@ -4264,7 +4418,7 @@
       <w:pPr>
         <w:pStyle w:val="Heading2"/>
       </w:pPr>
-      <w:bookmarkStart w:id="3" w:name="_Toc232587771"/>
+      <w:bookmarkStart w:id="3" w:name="_Toc232638329"/>
       <w:r>
         <w:t>Fig 3:</w:t>
       </w:r>
@@ -4322,7 +4476,7 @@
       <w:pPr>
         <w:pStyle w:val="Heading2"/>
       </w:pPr>
-      <w:bookmarkStart w:id="4" w:name="_Toc232587772"/>
+      <w:bookmarkStart w:id="4" w:name="_Toc232638330"/>
       <w:r>
         <w:lastRenderedPageBreak/>
         <w:t>Fig4:</w:t>
@@ -4381,7 +4535,7 @@
       <w:pPr>
         <w:pStyle w:val="Heading2"/>
       </w:pPr>
-      <w:bookmarkStart w:id="5" w:name="_Toc232587773"/>
+      <w:bookmarkStart w:id="5" w:name="_Toc232638331"/>
       <w:r>
         <w:t>Fig5:</w:t>
       </w:r>
@@ -4394,7 +4548,7 @@
       <w:pPr>
         <w:pStyle w:val="Heading2"/>
       </w:pPr>
-      <w:bookmarkStart w:id="6" w:name="_Toc232587774"/>
+      <w:bookmarkStart w:id="6" w:name="_Toc232638332"/>
       <w:r>
         <w:t>Student reflection:</w:t>
       </w:r>
@@ -4402,11 +4556,27 @@
     </w:p>
     <w:p>
       <w:r>
-        <w:t>What I have learnt while in week one is how to set up a penetration tool,perform basic scans using ip address and determine the output given .</w:t>
-      </w:r>
-    </w:p>
-    <w:p>
-      <w:bookmarkStart w:id="7" w:name="_Toc232587775"/>
+        <w:t xml:space="preserve">What I have learnt while in week one is how to set up a penetration </w:t>
+      </w:r>
+      <w:proofErr w:type="spellStart"/>
+      <w:r>
+        <w:t>tool,perform</w:t>
+      </w:r>
+      <w:proofErr w:type="spellEnd"/>
+      <w:r>
+        <w:t xml:space="preserve"> basic scans using </w:t>
+      </w:r>
+      <w:proofErr w:type="spellStart"/>
+      <w:r>
+        <w:t>ip</w:t>
+      </w:r>
+      <w:proofErr w:type="spellEnd"/>
+      <w:r>
+        <w:t xml:space="preserve"> address and determine the output given .</w:t>
+      </w:r>
+    </w:p>
+    <w:p>
+      <w:bookmarkStart w:id="7" w:name="_Toc232638333"/>
       <w:r>
         <w:rPr>
           <w:rStyle w:val="Heading1Char"/>
@@ -4419,7 +4589,7 @@
       </w:r>
     </w:p>
     <w:p>
-      <w:bookmarkStart w:id="8" w:name="_Toc232587776"/>
+      <w:bookmarkStart w:id="8" w:name="_Toc232638334"/>
       <w:r>
         <w:rPr>
           <w:rStyle w:val="Heading2Char"/>
@@ -4439,7 +4609,7 @@
           <w:szCs w:val="32"/>
         </w:rPr>
       </w:pPr>
-      <w:bookmarkStart w:id="9" w:name="_Toc232587777"/>
+      <w:bookmarkStart w:id="9" w:name="_Toc232638335"/>
       <w:r>
         <w:lastRenderedPageBreak/>
         <w:t>Domain information</w:t>
@@ -4507,7 +4677,7 @@
       <w:pPr>
         <w:pStyle w:val="Heading2"/>
       </w:pPr>
-      <w:bookmarkStart w:id="10" w:name="_Toc232587778"/>
+      <w:bookmarkStart w:id="10" w:name="_Toc232638336"/>
       <w:r>
         <w:t>Subdomains:</w:t>
       </w:r>
@@ -4570,7 +4740,7 @@
           <w:szCs w:val="32"/>
         </w:rPr>
       </w:pPr>
-      <w:bookmarkStart w:id="11" w:name="_Toc232587779"/>
+      <w:bookmarkStart w:id="11" w:name="_Toc232638337"/>
       <w:r>
         <w:rPr>
           <w:rStyle w:val="Heading2Char"/>
@@ -4640,7 +4810,7 @@
       <w:pPr>
         <w:pStyle w:val="Heading2"/>
       </w:pPr>
-      <w:bookmarkStart w:id="12" w:name="_Toc232587780"/>
+      <w:bookmarkStart w:id="12" w:name="_Toc232638338"/>
       <w:r>
         <w:lastRenderedPageBreak/>
         <w:t>IP Address</w:t>
@@ -4701,7 +4871,7 @@
       <w:pPr>
         <w:pStyle w:val="Heading2"/>
       </w:pPr>
-      <w:bookmarkStart w:id="13" w:name="_Toc232587781"/>
+      <w:bookmarkStart w:id="13" w:name="_Toc232638339"/>
       <w:r>
         <w:t>Emai</w:t>
       </w:r>
@@ -4767,7 +4937,7 @@
       <w:pPr>
         <w:pStyle w:val="Heading2"/>
       </w:pPr>
-      <w:bookmarkStart w:id="14" w:name="_Toc232587782"/>
+      <w:bookmarkStart w:id="14" w:name="_Toc232638340"/>
       <w:r>
         <w:lastRenderedPageBreak/>
         <w:t>Technologies running:</w:t>
@@ -4828,7 +4998,7 @@
       <w:pPr>
         <w:pStyle w:val="Heading2"/>
       </w:pPr>
-      <w:bookmarkStart w:id="15" w:name="_Toc232587783"/>
+      <w:bookmarkStart w:id="15" w:name="_Toc232638341"/>
       <w:r>
         <w:t>Leaked credentials:</w:t>
       </w:r>
@@ -4877,7 +5047,7 @@
       </w:r>
     </w:p>
     <w:p>
-      <w:bookmarkStart w:id="16" w:name="_Toc232587784"/>
+      <w:bookmarkStart w:id="16" w:name="_Toc232638342"/>
       <w:r>
         <w:rPr>
           <w:rStyle w:val="Heading2Char"/>
@@ -4892,23 +5062,71 @@
     <w:p>
       <w:r>
         <w:lastRenderedPageBreak/>
-        <w:t>What I have learnt while perfoming task one is how to gather information from publicly accessible tools such as WHOIS</w:t>
+        <w:t xml:space="preserve">What I have learnt while </w:t>
+      </w:r>
+      <w:proofErr w:type="spellStart"/>
+      <w:r>
+        <w:t>perfoming</w:t>
+      </w:r>
+      <w:proofErr w:type="spellEnd"/>
+      <w:r>
+        <w:t xml:space="preserve"> task one is how to gather information from publicly accessible tools such as WHOIS</w:t>
       </w:r>
       <w:r>
         <w:t>,OSNIT</w:t>
       </w:r>
       <w:r>
-        <w:t xml:space="preserve"> which provides details such as domain registrar ,ip address and others.This helps you understand the system better such as when it was registered,updated and when it expires.This helps one find opportunities for vulnerabilities recognize the patterns.</w:t>
-      </w:r>
-      <w:r>
-        <w:t>All this basically help the hacker get their objectives in place.</w:t>
+        <w:t xml:space="preserve"> which provides details such as domain registrar ,</w:t>
+      </w:r>
+      <w:proofErr w:type="spellStart"/>
+      <w:r>
+        <w:t>ip</w:t>
+      </w:r>
+      <w:proofErr w:type="spellEnd"/>
+      <w:r>
+        <w:t xml:space="preserve"> address and </w:t>
+      </w:r>
+      <w:proofErr w:type="spellStart"/>
+      <w:r>
+        <w:t>others.This</w:t>
+      </w:r>
+      <w:proofErr w:type="spellEnd"/>
+      <w:r>
+        <w:t xml:space="preserve"> helps you understand the system better such as when it was </w:t>
+      </w:r>
+      <w:proofErr w:type="spellStart"/>
+      <w:r>
+        <w:t>registered,updated</w:t>
+      </w:r>
+      <w:proofErr w:type="spellEnd"/>
+      <w:r>
+        <w:t xml:space="preserve"> and when it </w:t>
+      </w:r>
+      <w:proofErr w:type="spellStart"/>
+      <w:r>
+        <w:t>expires.This</w:t>
+      </w:r>
+      <w:proofErr w:type="spellEnd"/>
+      <w:r>
+        <w:t xml:space="preserve"> helps one find opportunities for vulnerabilities recognize the </w:t>
+      </w:r>
+      <w:proofErr w:type="spellStart"/>
+      <w:r>
+        <w:t>patterns.</w:t>
+      </w:r>
+      <w:r>
+        <w:t>All</w:t>
+      </w:r>
+      <w:proofErr w:type="spellEnd"/>
+      <w:r>
+        <w:t xml:space="preserve"> this basically help the hacker get their objectives in place.</w:t>
       </w:r>
     </w:p>
     <w:p>
       <w:pPr>
         <w:pStyle w:val="Heading3"/>
       </w:pPr>
-      <w:bookmarkStart w:id="17" w:name="_Toc232587785"/>
+      <w:bookmarkStart w:id="17" w:name="_Toc232638343"/>
       <w:r>
         <w:t>Findings</w:t>
       </w:r>
@@ -4947,14 +5165,22 @@
         </w:numPr>
       </w:pPr>
       <w:r>
-        <w:t>Technologies identified through headers and nmap scans</w:t>
+        <w:t xml:space="preserve">Technologies identified through headers and </w:t>
+      </w:r>
+      <w:proofErr w:type="spellStart"/>
+      <w:r>
+        <w:t>nmap</w:t>
+      </w:r>
+      <w:proofErr w:type="spellEnd"/>
+      <w:r>
+        <w:t xml:space="preserve"> scans</w:t>
       </w:r>
     </w:p>
     <w:p>
       <w:pPr>
         <w:pStyle w:val="Heading3"/>
       </w:pPr>
-      <w:bookmarkStart w:id="18" w:name="_Toc232587786"/>
+      <w:bookmarkStart w:id="18" w:name="_Toc232638344"/>
       <w:r>
         <w:t>Security Risks</w:t>
       </w:r>
@@ -4992,7 +5218,7 @@
       <w:pPr>
         <w:pStyle w:val="Heading1"/>
       </w:pPr>
-      <w:bookmarkStart w:id="19" w:name="_Toc232587787"/>
+      <w:bookmarkStart w:id="19" w:name="_Toc232638345"/>
       <w:r>
         <w:t>Task 2</w:t>
       </w:r>
@@ -5002,7 +5228,7 @@
       <w:pPr>
         <w:pStyle w:val="Heading2"/>
       </w:pPr>
-      <w:bookmarkStart w:id="20" w:name="_Toc232587788"/>
+      <w:bookmarkStart w:id="20" w:name="_Toc232638346"/>
       <w:r>
         <w:t>SCANNING AND ENUMARATION</w:t>
       </w:r>
@@ -5012,7 +5238,7 @@
       <w:pPr>
         <w:pStyle w:val="Heading3"/>
       </w:pPr>
-      <w:bookmarkStart w:id="21" w:name="_Toc232587789"/>
+      <w:bookmarkStart w:id="21" w:name="_Toc232638347"/>
       <w:r>
         <w:t>Scanning ports:</w:t>
       </w:r>
@@ -5072,7 +5298,7 @@
       <w:pPr>
         <w:pStyle w:val="Heading2"/>
       </w:pPr>
-      <w:bookmarkStart w:id="22" w:name="_Toc232587790"/>
+      <w:bookmarkStart w:id="22" w:name="_Toc232638348"/>
       <w:r>
         <w:lastRenderedPageBreak/>
         <w:t>OS version scan:</w:t>
@@ -5279,12 +5505,14 @@
           </wp:inline>
         </w:drawing>
       </w:r>
+      <w:proofErr w:type="spellStart"/>
       <w:r>
         <w:rPr>
           <w:rStyle w:val="Heading2Char"/>
         </w:rPr>
         <w:t>Enumarate</w:t>
       </w:r>
+      <w:proofErr w:type="spellEnd"/>
       <w:r>
         <w:rPr>
           <w:rStyle w:val="Heading2Char"/>
@@ -5362,7 +5590,7 @@
           <w:szCs w:val="32"/>
         </w:rPr>
       </w:pPr>
-      <w:bookmarkStart w:id="23" w:name="_Toc232587791"/>
+      <w:bookmarkStart w:id="23" w:name="_Toc232638349"/>
       <w:r>
         <w:rPr>
           <w:rStyle w:val="Heading2Char"/>
@@ -5381,7 +5609,23 @@
     </w:p>
     <w:p>
       <w:r>
-        <w:t>What I have learnt while performing task 2,is how to identify live host of active work stations,open ports and operation system versions.Some of the challenges were that some ports were blocked so you could not get access to the information required.</w:t>
+        <w:t xml:space="preserve">What I have learnt while performing task 2,is how to identify live host of active work </w:t>
+      </w:r>
+      <w:proofErr w:type="spellStart"/>
+      <w:r>
+        <w:t>stations,open</w:t>
+      </w:r>
+      <w:proofErr w:type="spellEnd"/>
+      <w:r>
+        <w:t xml:space="preserve"> ports and operation system </w:t>
+      </w:r>
+      <w:proofErr w:type="spellStart"/>
+      <w:r>
+        <w:t>versions.Some</w:t>
+      </w:r>
+      <w:proofErr w:type="spellEnd"/>
+      <w:r>
+        <w:t xml:space="preserve"> of the challenges were that some ports were blocked so you could not get access to the information required.</w:t>
       </w:r>
     </w:p>
     <w:p>
@@ -5392,7 +5636,7 @@
           <w:color w:val="000000" w:themeColor="text1"/>
         </w:rPr>
       </w:pPr>
-      <w:bookmarkStart w:id="24" w:name="_Toc232587792"/>
+      <w:bookmarkStart w:id="24" w:name="_Toc232638350"/>
       <w:r>
         <w:rPr>
           <w:rFonts w:eastAsia="Times New Roman"/>
@@ -5410,7 +5654,7 @@
           <w:color w:val="000000" w:themeColor="text1"/>
         </w:rPr>
       </w:pPr>
-      <w:bookmarkStart w:id="25" w:name="_Toc232587793"/>
+      <w:bookmarkStart w:id="25" w:name="_Toc232638351"/>
       <w:r>
         <w:rPr>
           <w:rFonts w:eastAsia="Times New Roman"/>
@@ -5428,7 +5672,7 @@
           <w:color w:val="000000" w:themeColor="text1"/>
         </w:rPr>
       </w:pPr>
-      <w:bookmarkStart w:id="26" w:name="_Toc232587794"/>
+      <w:bookmarkStart w:id="26" w:name="_Toc232638352"/>
       <w:r>
         <w:rPr>
           <w:rFonts w:eastAsia="Times New Roman"/>
@@ -5531,6 +5775,140 @@
       </w:r>
     </w:p>
     <w:p>
+      <w:r>
+        <w:t>Security Recommendations</w:t>
+      </w:r>
+    </w:p>
+    <w:p>
+      <w:pPr>
+        <w:pStyle w:val="NormalWeb"/>
+        <w:numPr>
+          <w:ilvl w:val="0"/>
+          <w:numId w:val="31"/>
+        </w:numPr>
+        <w:rPr>
+          <w:rFonts w:asciiTheme="minorHAnsi" w:hAnsiTheme="minorHAnsi" w:cstheme="minorHAnsi"/>
+        </w:rPr>
+      </w:pPr>
+      <w:r>
+        <w:rPr>
+          <w:rFonts w:asciiTheme="minorHAnsi" w:hAnsiTheme="minorHAnsi" w:cstheme="minorHAnsi"/>
+          <w:b/>
+          <w:bCs/>
+        </w:rPr>
+        <w:t xml:space="preserve">Disable/Upgrade </w:t>
+      </w:r>
+      <w:proofErr w:type="spellStart"/>
+      <w:r>
+        <w:rPr>
+          <w:rFonts w:asciiTheme="minorHAnsi" w:hAnsiTheme="minorHAnsi" w:cstheme="minorHAnsi"/>
+          <w:b/>
+          <w:bCs/>
+        </w:rPr>
+        <w:t>vsftpd</w:t>
+      </w:r>
+      <w:proofErr w:type="spellEnd"/>
+      <w:r>
+        <w:rPr>
+          <w:rFonts w:asciiTheme="minorHAnsi" w:hAnsiTheme="minorHAnsi" w:cstheme="minorHAnsi"/>
+          <w:b/>
+          <w:bCs/>
+        </w:rPr>
+        <w:t xml:space="preserve"> 2.3.4:</w:t>
+      </w:r>
+      <w:r>
+        <w:rPr>
+          <w:rFonts w:asciiTheme="minorHAnsi" w:hAnsiTheme="minorHAnsi" w:cstheme="minorHAnsi"/>
+        </w:rPr>
+        <w:t xml:space="preserve"> This specific version contains a notorious, built-in backdoor application exploit. Replace it with an updated, secure FTP daemon or migrate completely to SFTP.</w:t>
+      </w:r>
+    </w:p>
+    <w:p>
+      <w:pPr>
+        <w:pStyle w:val="NormalWeb"/>
+        <w:numPr>
+          <w:ilvl w:val="0"/>
+          <w:numId w:val="31"/>
+        </w:numPr>
+        <w:rPr>
+          <w:rFonts w:asciiTheme="minorHAnsi" w:hAnsiTheme="minorHAnsi" w:cstheme="minorHAnsi"/>
+        </w:rPr>
+      </w:pPr>
+      <w:r>
+        <w:rPr>
+          <w:rFonts w:asciiTheme="minorHAnsi" w:hAnsiTheme="minorHAnsi" w:cstheme="minorHAnsi"/>
+          <w:b/>
+          <w:bCs/>
+        </w:rPr>
+        <w:t xml:space="preserve">Update </w:t>
+      </w:r>
+      <w:proofErr w:type="spellStart"/>
+      <w:r>
+        <w:rPr>
+          <w:rFonts w:asciiTheme="minorHAnsi" w:hAnsiTheme="minorHAnsi" w:cstheme="minorHAnsi"/>
+          <w:b/>
+          <w:bCs/>
+        </w:rPr>
+        <w:t>OpenSSH</w:t>
+      </w:r>
+      <w:proofErr w:type="spellEnd"/>
+      <w:r>
+        <w:rPr>
+          <w:rFonts w:asciiTheme="minorHAnsi" w:hAnsiTheme="minorHAnsi" w:cstheme="minorHAnsi"/>
+          <w:b/>
+          <w:bCs/>
+        </w:rPr>
+        <w:t xml:space="preserve"> and Apache:</w:t>
+      </w:r>
+      <w:r>
+        <w:rPr>
+          <w:rFonts w:asciiTheme="minorHAnsi" w:hAnsiTheme="minorHAnsi" w:cstheme="minorHAnsi"/>
+        </w:rPr>
+        <w:t xml:space="preserve"> The running versions are significantly outdated and vulnerable to Denial of Service (</w:t>
+      </w:r>
+      <w:proofErr w:type="spellStart"/>
+      <w:r>
+        <w:rPr>
+          <w:rFonts w:asciiTheme="minorHAnsi" w:hAnsiTheme="minorHAnsi" w:cstheme="minorHAnsi"/>
+        </w:rPr>
+        <w:t>DoS</w:t>
+      </w:r>
+      <w:proofErr w:type="spellEnd"/>
+      <w:r>
+        <w:rPr>
+          <w:rFonts w:asciiTheme="minorHAnsi" w:hAnsiTheme="minorHAnsi" w:cstheme="minorHAnsi"/>
+        </w:rPr>
+        <w:t xml:space="preserve">) attacks and remote code execution. </w:t>
+      </w:r>
+    </w:p>
+    <w:p>
+      <w:pPr>
+        <w:pStyle w:val="NormalWeb"/>
+        <w:numPr>
+          <w:ilvl w:val="0"/>
+          <w:numId w:val="31"/>
+        </w:numPr>
+      </w:pPr>
+      <w:r>
+        <w:rPr>
+          <w:rFonts w:asciiTheme="minorHAnsi" w:hAnsiTheme="minorHAnsi" w:cstheme="minorHAnsi"/>
+          <w:b/>
+          <w:bCs/>
+        </w:rPr>
+        <w:t>Implement a Firewall:</w:t>
+      </w:r>
+      <w:r>
+        <w:rPr>
+          <w:rFonts w:asciiTheme="minorHAnsi" w:hAnsiTheme="minorHAnsi" w:cstheme="minorHAnsi"/>
+        </w:rPr>
+        <w:t xml:space="preserve"> Close all network ports that are not explicitly required for core business or lab functions</w:t>
+      </w:r>
+      <w:r>
+        <w:t xml:space="preserve">. </w:t>
+      </w:r>
+    </w:p>
+    <w:p/>
+    <w:p>
       <w:pPr>
         <w:pStyle w:val="Heading1"/>
         <w:rPr>
@@ -5538,7 +5916,7 @@
           <w:color w:val="000000" w:themeColor="text1"/>
         </w:rPr>
       </w:pPr>
-      <w:bookmarkStart w:id="27" w:name="_Toc232587795"/>
+      <w:bookmarkStart w:id="27" w:name="_Toc232638353"/>
       <w:r>
         <w:rPr>
           <w:rFonts w:eastAsia="Times New Roman"/>
@@ -5558,7 +5936,7 @@
           <w:szCs w:val="22"/>
         </w:rPr>
       </w:pPr>
-      <w:bookmarkStart w:id="28" w:name="_Toc232587796"/>
+      <w:bookmarkStart w:id="28" w:name="_Toc232638354"/>
       <w:r>
         <w:rPr>
           <w:rFonts w:eastAsia="Times New Roman"/>
@@ -5580,7 +5958,7 @@
           <w:szCs w:val="22"/>
         </w:rPr>
       </w:pPr>
-      <w:bookmarkStart w:id="29" w:name="_Toc232587797"/>
+      <w:bookmarkStart w:id="29" w:name="_Toc232638355"/>
       <w:r>
         <w:rPr>
           <w:rStyle w:val="Heading3Char"/>
@@ -5722,11 +6100,7 @@
               </w:rPr>
             </w:pPr>
             <w:r>
-              <w:t xml:space="preserve">A spoofing vulnerability existing in the way Windows </w:t>
-            </w:r>
-            <w:r>
-              <w:lastRenderedPageBreak/>
-              <w:t>CryptoAPI (</w:t>
+              <w:t>A spoofing vulnerability existing in the way Windows CryptoAPI (</w:t>
             </w:r>
             <w:r>
               <w:rPr>
@@ -5755,7 +6129,6 @@
               <w:rPr>
                 <w:bCs/>
               </w:rPr>
-              <w:lastRenderedPageBreak/>
               <w:t>High</w:t>
             </w:r>
             <w:r>
@@ -5778,11 +6151,7 @@
               </w:rPr>
             </w:pPr>
             <w:r>
-              <w:t xml:space="preserve">Attackers can sign malicious executables or spoof secure </w:t>
-            </w:r>
-            <w:r>
-              <w:lastRenderedPageBreak/>
-              <w:t>HTTPS connections, making malware look like legitimate trusted software.</w:t>
+              <w:t>Attackers can sign malicious executables or spoof secure HTTPS connections, making malware look like legitimate trusted software.</w:t>
             </w:r>
           </w:p>
         </w:tc>
@@ -5798,12 +6167,7 @@
               </w:rPr>
             </w:pPr>
             <w:r>
-              <w:lastRenderedPageBreak/>
-              <w:t xml:space="preserve">Install the January 2020 Microsoft Security updates for Windows 10, </w:t>
-            </w:r>
-            <w:r>
-              <w:lastRenderedPageBreak/>
-              <w:t>Windows Server 2016, and 2019.</w:t>
+              <w:t>Install the January 2020 Microsoft Security updates for Windows 10, Windows Server 2016, and 2019.</w:t>
             </w:r>
           </w:p>
         </w:tc>
@@ -5821,7 +6185,6 @@
               </w:rPr>
             </w:pPr>
             <w:r>
-              <w:lastRenderedPageBreak/>
               <w:t xml:space="preserve">CVE-2021-34527 </w:t>
             </w:r>
           </w:p>
@@ -6096,6 +6459,7 @@
               </w:rPr>
             </w:pPr>
             <w:r>
+              <w:lastRenderedPageBreak/>
               <w:t>CVE-2026-45586</w:t>
             </w:r>
           </w:p>
@@ -6193,12 +6557,11 @@
           <w:color w:val="000000" w:themeColor="text1"/>
         </w:rPr>
       </w:pPr>
-      <w:bookmarkStart w:id="30" w:name="_Toc232587798"/>
+      <w:bookmarkStart w:id="30" w:name="_Toc232638356"/>
       <w:r>
         <w:rPr>
           <w:color w:val="000000" w:themeColor="text1"/>
         </w:rPr>
-        <w:lastRenderedPageBreak/>
         <w:t>Practical Task 3: Organizational Vulnerability Assessment Plan</w:t>
       </w:r>
       <w:bookmarkEnd w:id="30"/>
@@ -6256,7 +6619,7 @@
           <w:szCs w:val="24"/>
         </w:rPr>
       </w:pPr>
-      <w:bookmarkStart w:id="31" w:name="_Toc232587799"/>
+      <w:bookmarkStart w:id="31" w:name="_Toc232638357"/>
       <w:r>
         <w:rPr>
           <w:rFonts w:eastAsia="Times New Roman"/>
@@ -6265,6 +6628,7 @@
           <w:sz w:val="24"/>
           <w:szCs w:val="24"/>
         </w:rPr>
+        <w:lastRenderedPageBreak/>
         <w:t>Advanced Practical Task</w:t>
       </w:r>
       <w:bookmarkEnd w:id="31"/>
@@ -6272,420 +6636,52 @@
     <w:p>
       <w:pPr>
         <w:pStyle w:val="Heading1"/>
-        <w:rPr>
-          <w:rStyle w:val="Heading2Char"/>
-          <w:rFonts w:eastAsia="Times New Roman"/>
-          <w:b/>
-          <w:color w:val="000000" w:themeColor="text1"/>
-          <w:sz w:val="24"/>
-          <w:szCs w:val="24"/>
-        </w:rPr>
-      </w:pPr>
-      <w:bookmarkStart w:id="32" w:name="_Toc232587800"/>
-      <w:r>
         <w:rPr>
           <w:rStyle w:val="Heading2Char"/>
           <w:color w:val="000000" w:themeColor="text1"/>
         </w:rPr>
-        <w:t>V</w:t>
-      </w:r>
+      </w:pPr>
+      <w:bookmarkStart w:id="32" w:name="_Toc232638358"/>
       <w:r>
         <w:rPr>
           <w:rStyle w:val="Heading2Char"/>
           <w:color w:val="000000" w:themeColor="text1"/>
         </w:rPr>
-        <w:t>ulnerability</w:t>
+        <w:t>V</w:t>
       </w:r>
       <w:r>
         <w:rPr>
           <w:rStyle w:val="Heading2Char"/>
           <w:color w:val="000000" w:themeColor="text1"/>
         </w:rPr>
-        <w:t xml:space="preserve"> tracking spreadsheet</w:t>
-      </w:r>
-      <w:bookmarkEnd w:id="32"/>
+        <w:t>ulnerability</w:t>
+      </w:r>
       <w:r>
         <w:rPr>
           <w:rStyle w:val="Heading2Char"/>
           <w:color w:val="000000" w:themeColor="text1"/>
         </w:rPr>
+        <w:t xml:space="preserve"> tracking spreadsheet</w:t>
+      </w:r>
+      <w:bookmarkEnd w:id="32"/>
+      <w:r>
+        <w:rPr>
+          <w:rStyle w:val="Heading2Char"/>
+          <w:color w:val="000000" w:themeColor="text1"/>
+        </w:rPr>
         <w:t xml:space="preserve"> </w:t>
       </w:r>
     </w:p>
-    <w:tbl>
-      <w:tblPr>
-        <w:tblStyle w:val="TableGrid"/>
-        <w:tblW w:w="0" w:type="auto"/>
-        <w:tblLook w:val="04A0" w:firstRow="1" w:lastRow="0" w:firstColumn="1" w:lastColumn="0" w:noHBand="0" w:noVBand="1"/>
-      </w:tblPr>
-      <w:tblGrid>
-        <w:gridCol w:w="1870"/>
-        <w:gridCol w:w="1870"/>
-        <w:gridCol w:w="1870"/>
-        <w:gridCol w:w="1870"/>
-        <w:gridCol w:w="1870"/>
-      </w:tblGrid>
-      <w:tr>
-        <w:tc>
-          <w:tcPr>
-            <w:tcW w:w="1870" w:type="dxa"/>
-          </w:tcPr>
-          <w:p>
-            <w:pPr>
-              <w:rPr>
-                <w:b/>
-              </w:rPr>
-            </w:pPr>
-            <w:r>
-              <w:rPr>
-                <w:b/>
-              </w:rPr>
-              <w:t>Vulnerability Name</w:t>
-            </w:r>
-          </w:p>
-        </w:tc>
-        <w:tc>
-          <w:tcPr>
-            <w:tcW w:w="1870" w:type="dxa"/>
-          </w:tcPr>
-          <w:p>
-            <w:pPr>
-              <w:rPr>
-                <w:b/>
-              </w:rPr>
-            </w:pPr>
-            <w:r>
-              <w:rPr>
-                <w:b/>
-              </w:rPr>
-              <w:t>Risk Level</w:t>
-            </w:r>
-          </w:p>
-        </w:tc>
-        <w:tc>
-          <w:tcPr>
-            <w:tcW w:w="1870" w:type="dxa"/>
-          </w:tcPr>
-          <w:p>
-            <w:pPr>
-              <w:rPr>
-                <w:b/>
-              </w:rPr>
-            </w:pPr>
-            <w:r>
-              <w:rPr>
-                <w:b/>
-              </w:rPr>
-              <w:t>Status</w:t>
-            </w:r>
-          </w:p>
-        </w:tc>
-        <w:tc>
-          <w:tcPr>
-            <w:tcW w:w="1870" w:type="dxa"/>
-          </w:tcPr>
-          <w:p>
-            <w:pPr>
-              <w:rPr>
-                <w:b/>
-              </w:rPr>
-            </w:pPr>
-            <w:r>
-              <w:rPr>
-                <w:b/>
-              </w:rPr>
-              <w:t>Assigned Personnel</w:t>
-            </w:r>
-          </w:p>
-        </w:tc>
-        <w:tc>
-          <w:tcPr>
-            <w:tcW w:w="1870" w:type="dxa"/>
-          </w:tcPr>
-          <w:p>
-            <w:pPr>
-              <w:rPr>
-                <w:b/>
-              </w:rPr>
-            </w:pPr>
-            <w:r>
-              <w:rPr>
-                <w:b/>
-              </w:rPr>
-              <w:t>Resolution Date</w:t>
-            </w:r>
-          </w:p>
-        </w:tc>
-      </w:tr>
-      <w:tr>
-        <w:tc>
-          <w:tcPr>
-            <w:tcW w:w="1870" w:type="dxa"/>
-          </w:tcPr>
-          <w:p>
-            <w:r>
-              <w:t>React2Shell RCE (CVE-2025-8671)</w:t>
-            </w:r>
-          </w:p>
-        </w:tc>
-        <w:tc>
-          <w:tcPr>
-            <w:tcW w:w="1870" w:type="dxa"/>
-          </w:tcPr>
-          <w:p>
-            <w:r>
-              <w:t>Critical</w:t>
-            </w:r>
-          </w:p>
-        </w:tc>
-        <w:tc>
-          <w:tcPr>
-            <w:tcW w:w="1870" w:type="dxa"/>
-          </w:tcPr>
-          <w:p>
-            <w:r>
-              <w:t>Resolved</w:t>
-            </w:r>
-          </w:p>
-        </w:tc>
-        <w:tc>
-          <w:tcPr>
-            <w:tcW w:w="1870" w:type="dxa"/>
-          </w:tcPr>
-          <w:p>
-            <w:r>
-              <w:t>Emma (Web DevSecOps)</w:t>
-            </w:r>
-          </w:p>
-        </w:tc>
-        <w:tc>
-          <w:tcPr>
-            <w:tcW w:w="1870" w:type="dxa"/>
-          </w:tcPr>
-          <w:p>
-            <w:r>
-              <w:t>10/06/2026</w:t>
-            </w:r>
-          </w:p>
-        </w:tc>
-      </w:tr>
-      <w:tr>
-        <w:tc>
-          <w:tcPr>
-            <w:tcW w:w="1870" w:type="dxa"/>
-          </w:tcPr>
-          <w:p>
-            <w:r>
-              <w:t>Default Admin Credentials</w:t>
-            </w:r>
-          </w:p>
-        </w:tc>
-        <w:tc>
-          <w:tcPr>
-            <w:tcW w:w="1870" w:type="dxa"/>
-          </w:tcPr>
-          <w:p>
-            <w:r>
-              <w:t>Critical</w:t>
-            </w:r>
-          </w:p>
-        </w:tc>
-        <w:tc>
-          <w:tcPr>
-            <w:tcW w:w="1870" w:type="dxa"/>
-          </w:tcPr>
-          <w:p>
-            <w:r>
-              <w:t>Resolved</w:t>
-            </w:r>
-          </w:p>
-        </w:tc>
-        <w:tc>
-          <w:tcPr>
-            <w:tcW w:w="1870" w:type="dxa"/>
-          </w:tcPr>
-          <w:p>
-            <w:r>
-              <w:t>M. Wairimu (Dev)</w:t>
-            </w:r>
-          </w:p>
-        </w:tc>
-        <w:tc>
-          <w:tcPr>
-            <w:tcW w:w="1870" w:type="dxa"/>
-          </w:tcPr>
-          <w:p>
-            <w:r>
-              <w:t>2026-06-13</w:t>
-            </w:r>
-          </w:p>
-        </w:tc>
-      </w:tr>
-      <w:tr>
-        <w:tc>
-          <w:tcPr>
-            <w:tcW w:w="1870" w:type="dxa"/>
-          </w:tcPr>
-          <w:p>
-            <w:r>
-              <w:t>Outdated Apache Web Server</w:t>
-            </w:r>
-          </w:p>
-        </w:tc>
-        <w:tc>
-          <w:tcPr>
-            <w:tcW w:w="1870" w:type="dxa"/>
-          </w:tcPr>
-          <w:p>
-            <w:r>
-              <w:t>High</w:t>
-            </w:r>
-          </w:p>
-        </w:tc>
-        <w:tc>
-          <w:tcPr>
-            <w:tcW w:w="1870" w:type="dxa"/>
-          </w:tcPr>
-          <w:p>
-            <w:r>
-              <w:t>Open</w:t>
-            </w:r>
-          </w:p>
-        </w:tc>
-        <w:tc>
-          <w:tcPr>
-            <w:tcW w:w="1870" w:type="dxa"/>
-          </w:tcPr>
-          <w:p>
-            <w:r>
-              <w:t>J. Doe (System  Admin)</w:t>
-            </w:r>
-          </w:p>
-        </w:tc>
-        <w:tc>
-          <w:tcPr>
-            <w:tcW w:w="1870" w:type="dxa"/>
-          </w:tcPr>
-          <w:p>
-            <w:r>
-              <w:t>17/06/2026</w:t>
-            </w:r>
-          </w:p>
-        </w:tc>
-      </w:tr>
-      <w:tr>
-        <w:tc>
-          <w:tcPr>
-            <w:tcW w:w="1870" w:type="dxa"/>
-          </w:tcPr>
-          <w:p>
-            <w:r>
-              <w:t>Open FTP Port</w:t>
-            </w:r>
-          </w:p>
-        </w:tc>
-        <w:tc>
-          <w:tcPr>
-            <w:tcW w:w="1870" w:type="dxa"/>
-          </w:tcPr>
-          <w:p>
-            <w:r>
-              <w:t>Medium</w:t>
-            </w:r>
-          </w:p>
-        </w:tc>
-        <w:tc>
-          <w:tcPr>
-            <w:tcW w:w="1870" w:type="dxa"/>
-          </w:tcPr>
-          <w:p>
-            <w:r>
-              <w:t>Open</w:t>
-            </w:r>
-          </w:p>
-        </w:tc>
-        <w:tc>
-          <w:tcPr>
-            <w:tcW w:w="1870" w:type="dxa"/>
-          </w:tcPr>
-          <w:p>
-            <w:r>
-              <w:t>A. Smith(Network Admin)</w:t>
-            </w:r>
-          </w:p>
-        </w:tc>
-        <w:tc>
-          <w:tcPr>
-            <w:tcW w:w="1870" w:type="dxa"/>
-          </w:tcPr>
-          <w:p>
-            <w:r>
-              <w:t>21/06/2026</w:t>
-            </w:r>
-          </w:p>
-        </w:tc>
-      </w:tr>
-    </w:tbl>
-    <w:p>
-      <w:pPr>
-        <w:pStyle w:val="Heading1"/>
-        <w:rPr>
-          <w:rFonts w:eastAsia="Times New Roman"/>
-          <w:b/>
-          <w:color w:val="000000" w:themeColor="text1"/>
-          <w:sz w:val="28"/>
-          <w:szCs w:val="28"/>
-        </w:rPr>
-      </w:pPr>
-      <w:bookmarkStart w:id="33" w:name="_Toc232587801"/>
-      <w:r>
-        <w:rPr>
-          <w:rFonts w:eastAsia="Times New Roman"/>
-          <w:b/>
-          <w:color w:val="000000" w:themeColor="text1"/>
-          <w:sz w:val="28"/>
-          <w:szCs w:val="28"/>
-        </w:rPr>
-        <w:t>Challenge Task</w:t>
-      </w:r>
-      <w:bookmarkEnd w:id="33"/>
-    </w:p>
-    <w:p>
-      <w:pPr>
-        <w:rPr>
-          <w:rFonts w:ascii="Times New Roman" w:eastAsia="Times New Roman" w:hAnsi="Times New Roman" w:cs="Times New Roman"/>
-          <w:sz w:val="24"/>
-          <w:szCs w:val="24"/>
-        </w:rPr>
-      </w:pPr>
-      <w:r>
-        <w:rPr>
-          <w:rFonts w:ascii="Times New Roman" w:eastAsia="Times New Roman" w:hAnsi="Times New Roman" w:cs="Times New Roman"/>
-          <w:sz w:val="24"/>
-          <w:szCs w:val="24"/>
-        </w:rPr>
-        <w:t>Vulnerability Management Framework for an organization</w:t>
-      </w:r>
-    </w:p>
-    <w:p>
-      <w:pPr>
-        <w:rPr>
-          <w:sz w:val="24"/>
-          <w:szCs w:val="24"/>
-        </w:rPr>
-      </w:pPr>
+    <w:p>
       <w:r>
         <w:rPr>
           <w:noProof/>
-          <w:sz w:val="24"/>
-          <w:szCs w:val="24"/>
-        </w:rPr>
-        <w:lastRenderedPageBreak/>
+        </w:rPr>
         <w:drawing>
-          <wp:inline distT="0" distB="0" distL="0" distR="0" wp14:anchorId="462DEC6F" wp14:editId="4C1E2C74">
-            <wp:extent cx="3122762" cy="3235041"/>
-            <wp:effectExtent l="0" t="0" r="1905" b="3810"/>
-            <wp:docPr id="22" name="Picture 22"/>
+          <wp:inline distT="0" distB="0" distL="0" distR="0" wp14:anchorId="43ED1C53" wp14:editId="7A648832">
+            <wp:extent cx="5943600" cy="2230755"/>
+            <wp:effectExtent l="0" t="0" r="0" b="0"/>
+            <wp:docPr id="24" name="Picture 24"/>
             <wp:cNvGraphicFramePr>
               <a:graphicFrameLocks xmlns:a="http://schemas.openxmlformats.org/drawingml/2006/main" noChangeAspect="1"/>
             </wp:cNvGraphicFramePr>
@@ -6705,7 +6701,7 @@
                   <pic:spPr>
                     <a:xfrm>
                       <a:off x="0" y="0"/>
-                      <a:ext cx="3140231" cy="3253138"/>
+                      <a:ext cx="5943600" cy="2230755"/>
                     </a:xfrm>
                     <a:prstGeom prst="rect">
                       <a:avLst/>
@@ -6725,1423 +6721,25 @@
           <w:rFonts w:eastAsia="Times New Roman"/>
           <w:b/>
           <w:color w:val="000000" w:themeColor="text1"/>
-        </w:rPr>
-      </w:pPr>
-      <w:bookmarkStart w:id="34" w:name="_Toc232587802"/>
+          <w:sz w:val="28"/>
+          <w:szCs w:val="28"/>
+        </w:rPr>
+      </w:pPr>
+      <w:bookmarkStart w:id="33" w:name="_Toc232638359"/>
       <w:r>
         <w:rPr>
           <w:rFonts w:eastAsia="Times New Roman"/>
           <w:b/>
           <w:color w:val="000000" w:themeColor="text1"/>
-        </w:rPr>
-        <w:t>WEEK 7</w:t>
-      </w:r>
-      <w:bookmarkEnd w:id="34"/>
-    </w:p>
-    <w:p>
-      <w:pPr>
-        <w:pStyle w:val="Heading2"/>
-        <w:rPr>
-          <w:rFonts w:eastAsia="Times New Roman"/>
-          <w:color w:val="000000" w:themeColor="text1"/>
-        </w:rPr>
-      </w:pPr>
-      <w:bookmarkStart w:id="35" w:name="_Toc232587803"/>
-      <w:r>
-        <w:rPr>
-          <w:rFonts w:eastAsia="Times New Roman"/>
-          <w:color w:val="000000" w:themeColor="text1"/>
-        </w:rPr>
-        <w:t>Practical Task 1</w:t>
-      </w:r>
-      <w:bookmarkEnd w:id="35"/>
-    </w:p>
-    <w:p>
-      <w:pPr>
-        <w:pStyle w:val="Heading3"/>
-        <w:rPr>
-          <w:rFonts w:eastAsia="Times New Roman"/>
-          <w:color w:val="000000" w:themeColor="text1"/>
-        </w:rPr>
-      </w:pPr>
-      <w:bookmarkStart w:id="36" w:name="_Toc232587804"/>
-      <w:r>
-        <w:rPr>
-          <w:rFonts w:eastAsia="Times New Roman"/>
-          <w:color w:val="000000" w:themeColor="text1"/>
-        </w:rPr>
-        <w:t>OWASP Top 10 Research</w:t>
-      </w:r>
-      <w:bookmarkEnd w:id="36"/>
-    </w:p>
-    <w:p>
-      <w:pPr>
-        <w:pStyle w:val="Heading3"/>
-        <w:rPr>
-          <w:color w:val="000000" w:themeColor="text1"/>
-        </w:rPr>
-      </w:pPr>
-      <w:bookmarkStart w:id="37" w:name="_Toc232587805"/>
-      <w:r>
-        <w:rPr>
-          <w:color w:val="000000" w:themeColor="text1"/>
-        </w:rPr>
-        <w:t>1. Broken Access Control</w:t>
-      </w:r>
-      <w:bookmarkEnd w:id="37"/>
-    </w:p>
-    <w:p>
-      <w:pPr>
-        <w:pStyle w:val="isselectedend"/>
-      </w:pPr>
-      <w:r>
-        <w:rPr>
-          <w:rStyle w:val="Strong"/>
-        </w:rPr>
-        <w:t>Definition:</w:t>
-      </w:r>
-      <w:r>
-        <w:t xml:space="preserve"> Failure to enforce restrictions on authenticated users.</w:t>
-      </w:r>
-    </w:p>
-    <w:p>
-      <w:pPr>
-        <w:pStyle w:val="isselectedend"/>
-      </w:pPr>
-      <w:r>
-        <w:rPr>
-          <w:rStyle w:val="Strong"/>
-        </w:rPr>
-        <w:t>Example:</w:t>
-      </w:r>
-      <w:r>
-        <w:t xml:space="preserve"> A normal user accesses administrator pages by modifying a URL.</w:t>
-      </w:r>
-    </w:p>
-    <w:p>
-      <w:pPr>
-        <w:pStyle w:val="isselectedend"/>
-      </w:pPr>
-      <w:r>
-        <w:rPr>
-          <w:rStyle w:val="Strong"/>
-        </w:rPr>
-        <w:t>Impact:</w:t>
-      </w:r>
-      <w:r>
-        <w:t xml:space="preserve"> Unauthorized access to sensitive information and functions.</w:t>
-      </w:r>
-    </w:p>
-    <w:p>
-      <w:pPr>
-        <w:pStyle w:val="isselectedend"/>
-      </w:pPr>
-      <w:r>
-        <w:rPr>
-          <w:rStyle w:val="Strong"/>
-        </w:rPr>
-        <w:t>Prevention:</w:t>
-      </w:r>
-    </w:p>
-    <w:p>
-      <w:pPr>
-        <w:numPr>
-          <w:ilvl w:val="0"/>
-          <w:numId w:val="9"/>
-        </w:numPr>
-        <w:spacing w:before="100" w:beforeAutospacing="1" w:after="100" w:afterAutospacing="1" w:line="240" w:lineRule="auto"/>
-      </w:pPr>
-      <w:r>
-        <w:t>Implement role-based access control.</w:t>
-      </w:r>
-    </w:p>
-    <w:p>
-      <w:pPr>
-        <w:numPr>
-          <w:ilvl w:val="0"/>
-          <w:numId w:val="9"/>
-        </w:numPr>
-        <w:spacing w:before="100" w:beforeAutospacing="1" w:after="100" w:afterAutospacing="1" w:line="240" w:lineRule="auto"/>
-      </w:pPr>
-      <w:r>
-        <w:t>Verify permissions on every request.</w:t>
-      </w:r>
-    </w:p>
-    <w:p>
-      <w:pPr>
-        <w:numPr>
-          <w:ilvl w:val="0"/>
-          <w:numId w:val="9"/>
-        </w:numPr>
-        <w:spacing w:before="100" w:beforeAutospacing="1" w:after="100" w:afterAutospacing="1" w:line="240" w:lineRule="auto"/>
-      </w:pPr>
-      <w:r>
-        <w:t>Deny access by default.</w:t>
-      </w:r>
-    </w:p>
-    <w:p>
-      <w:pPr>
-        <w:pStyle w:val="Heading3"/>
-        <w:rPr>
-          <w:color w:val="000000" w:themeColor="text1"/>
-        </w:rPr>
-      </w:pPr>
-      <w:bookmarkStart w:id="38" w:name="_Toc232587806"/>
-      <w:r>
-        <w:rPr>
-          <w:color w:val="000000" w:themeColor="text1"/>
-        </w:rPr>
-        <w:t>2. Cryptographic Failures</w:t>
-      </w:r>
-      <w:bookmarkEnd w:id="38"/>
-    </w:p>
-    <w:p>
-      <w:pPr>
-        <w:pStyle w:val="isselectedend"/>
-      </w:pPr>
-      <w:r>
-        <w:rPr>
-          <w:rStyle w:val="Strong"/>
-        </w:rPr>
-        <w:t>Definition:</w:t>
-      </w:r>
-      <w:r>
-        <w:t xml:space="preserve"> Weak or missing encryption exposing sensitive data.</w:t>
-      </w:r>
-    </w:p>
-    <w:p>
-      <w:pPr>
-        <w:pStyle w:val="isselectedend"/>
-      </w:pPr>
-      <w:r>
-        <w:rPr>
-          <w:rStyle w:val="Strong"/>
-        </w:rPr>
-        <w:t>Example:</w:t>
-      </w:r>
-      <w:r>
-        <w:t xml:space="preserve"> Passwords stored in plain text.</w:t>
-      </w:r>
-    </w:p>
-    <w:p>
-      <w:pPr>
-        <w:pStyle w:val="isselectedend"/>
-      </w:pPr>
-      <w:r>
-        <w:rPr>
-          <w:rStyle w:val="Strong"/>
-        </w:rPr>
-        <w:t>Impact:</w:t>
-      </w:r>
-      <w:r>
-        <w:t xml:space="preserve"> Data theft and privacy violations.</w:t>
-      </w:r>
-    </w:p>
-    <w:p>
-      <w:pPr>
-        <w:pStyle w:val="isselectedend"/>
-      </w:pPr>
-      <w:r>
-        <w:rPr>
-          <w:rStyle w:val="Strong"/>
-        </w:rPr>
-        <w:lastRenderedPageBreak/>
-        <w:t>Prevention:</w:t>
-      </w:r>
-    </w:p>
-    <w:p>
-      <w:pPr>
-        <w:numPr>
-          <w:ilvl w:val="0"/>
-          <w:numId w:val="10"/>
-        </w:numPr>
-        <w:spacing w:before="100" w:beforeAutospacing="1" w:after="100" w:afterAutospacing="1" w:line="240" w:lineRule="auto"/>
-      </w:pPr>
-      <w:r>
-        <w:t>Use strong encryption algorithms.</w:t>
-      </w:r>
-    </w:p>
-    <w:p>
-      <w:pPr>
-        <w:numPr>
-          <w:ilvl w:val="0"/>
-          <w:numId w:val="10"/>
-        </w:numPr>
-        <w:spacing w:before="100" w:beforeAutospacing="1" w:after="100" w:afterAutospacing="1" w:line="240" w:lineRule="auto"/>
-      </w:pPr>
-      <w:r>
-        <w:t>Encrypt sensitive data at rest and in transit.</w:t>
-      </w:r>
-    </w:p>
-    <w:p>
-      <w:pPr>
-        <w:numPr>
-          <w:ilvl w:val="0"/>
-          <w:numId w:val="10"/>
-        </w:numPr>
-        <w:spacing w:before="100" w:beforeAutospacing="1" w:after="100" w:afterAutospacing="1" w:line="240" w:lineRule="auto"/>
-      </w:pPr>
-      <w:r>
-        <w:t>Securely manage cryptographic keys.</w:t>
-      </w:r>
-    </w:p>
-    <w:p>
-      <w:pPr>
-        <w:pStyle w:val="Heading3"/>
-        <w:rPr>
-          <w:color w:val="000000" w:themeColor="text1"/>
-        </w:rPr>
-      </w:pPr>
-      <w:bookmarkStart w:id="39" w:name="_Toc232587807"/>
-      <w:r>
-        <w:rPr>
-          <w:color w:val="000000" w:themeColor="text1"/>
-        </w:rPr>
-        <w:t>3. Injection</w:t>
-      </w:r>
-      <w:bookmarkEnd w:id="39"/>
-    </w:p>
-    <w:p>
-      <w:pPr>
-        <w:pStyle w:val="isselectedend"/>
-      </w:pPr>
-      <w:r>
-        <w:rPr>
-          <w:rStyle w:val="Strong"/>
-        </w:rPr>
-        <w:t>Definition:</w:t>
-      </w:r>
-      <w:r>
-        <w:t xml:space="preserve"> Untrusted data is interpreted as commands or queries.</w:t>
-      </w:r>
-    </w:p>
-    <w:p>
-      <w:pPr>
-        <w:pStyle w:val="isselectedend"/>
-      </w:pPr>
-      <w:r>
-        <w:rPr>
-          <w:rStyle w:val="Strong"/>
-        </w:rPr>
-        <w:t>Example:</w:t>
-      </w:r>
-      <w:r>
-        <w:t xml:space="preserve"> SQL Injection:</w:t>
-      </w:r>
-      <w:r>
-        <w:br/>
-        <w:t>' OR '1'='1</w:t>
-      </w:r>
-    </w:p>
-    <w:p>
-      <w:pPr>
-        <w:pStyle w:val="isselectedend"/>
-      </w:pPr>
-      <w:r>
-        <w:rPr>
-          <w:rStyle w:val="Strong"/>
-        </w:rPr>
-        <w:t>Impact:</w:t>
-      </w:r>
-      <w:r>
-        <w:t xml:space="preserve"> Database compromise and unauthorized access.</w:t>
-      </w:r>
-    </w:p>
-    <w:p>
-      <w:pPr>
-        <w:pStyle w:val="isselectedend"/>
-      </w:pPr>
-      <w:r>
-        <w:rPr>
-          <w:rStyle w:val="Strong"/>
-        </w:rPr>
-        <w:t>Prevention:</w:t>
-      </w:r>
-    </w:p>
-    <w:p>
-      <w:pPr>
-        <w:numPr>
-          <w:ilvl w:val="0"/>
-          <w:numId w:val="11"/>
-        </w:numPr>
-        <w:spacing w:before="100" w:beforeAutospacing="1" w:after="100" w:afterAutospacing="1" w:line="240" w:lineRule="auto"/>
-      </w:pPr>
-      <w:r>
-        <w:t>Use parameterized queries.</w:t>
-      </w:r>
-    </w:p>
-    <w:p>
-      <w:pPr>
-        <w:numPr>
-          <w:ilvl w:val="0"/>
-          <w:numId w:val="11"/>
-        </w:numPr>
-        <w:spacing w:before="100" w:beforeAutospacing="1" w:after="100" w:afterAutospacing="1" w:line="240" w:lineRule="auto"/>
-      </w:pPr>
-      <w:r>
-        <w:t>Validate input.</w:t>
-      </w:r>
-    </w:p>
-    <w:p>
-      <w:pPr>
-        <w:numPr>
-          <w:ilvl w:val="0"/>
-          <w:numId w:val="11"/>
-        </w:numPr>
-        <w:spacing w:before="100" w:beforeAutospacing="1" w:after="100" w:afterAutospacing="1" w:line="240" w:lineRule="auto"/>
-      </w:pPr>
-      <w:r>
-        <w:t>Employ least-privilege database accounts.</w:t>
-      </w:r>
-    </w:p>
-    <w:p>
-      <w:pPr>
-        <w:pStyle w:val="Heading3"/>
-        <w:rPr>
-          <w:color w:val="000000" w:themeColor="text1"/>
-        </w:rPr>
-      </w:pPr>
-      <w:bookmarkStart w:id="40" w:name="_Toc232587808"/>
-      <w:r>
-        <w:rPr>
-          <w:color w:val="000000" w:themeColor="text1"/>
-        </w:rPr>
-        <w:t>4. Insecure Design</w:t>
-      </w:r>
-      <w:bookmarkEnd w:id="40"/>
-    </w:p>
-    <w:p>
-      <w:pPr>
-        <w:pStyle w:val="isselectedend"/>
-      </w:pPr>
-      <w:r>
-        <w:rPr>
-          <w:rStyle w:val="Strong"/>
-        </w:rPr>
-        <w:t>Definition:</w:t>
-      </w:r>
-      <w:r>
-        <w:t xml:space="preserve"> Security weaknesses resulting from poor application design.</w:t>
-      </w:r>
-    </w:p>
-    <w:p>
-      <w:pPr>
-        <w:pStyle w:val="isselectedend"/>
-      </w:pPr>
-      <w:r>
-        <w:rPr>
-          <w:rStyle w:val="Strong"/>
-        </w:rPr>
-        <w:t>Example:</w:t>
-      </w:r>
-      <w:r>
-        <w:t xml:space="preserve"> No account lockout after repeated login attempts.</w:t>
-      </w:r>
-    </w:p>
-    <w:p>
-      <w:pPr>
-        <w:pStyle w:val="isselectedend"/>
-      </w:pPr>
-      <w:r>
-        <w:rPr>
-          <w:rStyle w:val="Strong"/>
-        </w:rPr>
-        <w:t>Impact:</w:t>
-      </w:r>
-      <w:r>
-        <w:t xml:space="preserve"> Increased risk of attacks.</w:t>
-      </w:r>
-    </w:p>
-    <w:p>
-      <w:pPr>
-        <w:pStyle w:val="isselectedend"/>
-      </w:pPr>
-      <w:r>
-        <w:rPr>
-          <w:rStyle w:val="Strong"/>
-        </w:rPr>
-        <w:t>Prevention:</w:t>
-      </w:r>
-    </w:p>
-    <w:p>
-      <w:pPr>
-        <w:numPr>
-          <w:ilvl w:val="0"/>
-          <w:numId w:val="12"/>
-        </w:numPr>
-        <w:spacing w:before="100" w:beforeAutospacing="1" w:after="100" w:afterAutospacing="1" w:line="240" w:lineRule="auto"/>
-      </w:pPr>
-      <w:r>
-        <w:t>Conduct threat modeling.</w:t>
-      </w:r>
-    </w:p>
-    <w:p>
-      <w:pPr>
-        <w:numPr>
-          <w:ilvl w:val="0"/>
-          <w:numId w:val="12"/>
-        </w:numPr>
-        <w:spacing w:before="100" w:beforeAutospacing="1" w:after="100" w:afterAutospacing="1" w:line="240" w:lineRule="auto"/>
-      </w:pPr>
-      <w:r>
-        <w:t>Integrate security into system design.</w:t>
-      </w:r>
-    </w:p>
-    <w:p>
-      <w:pPr>
-        <w:numPr>
-          <w:ilvl w:val="0"/>
-          <w:numId w:val="12"/>
-        </w:numPr>
-        <w:spacing w:before="100" w:beforeAutospacing="1" w:after="100" w:afterAutospacing="1" w:line="240" w:lineRule="auto"/>
-      </w:pPr>
-      <w:r>
-        <w:t>Perform security reviews.</w:t>
-      </w:r>
-    </w:p>
-    <w:p>
-      <w:pPr>
-        <w:pStyle w:val="Heading3"/>
-        <w:rPr>
-          <w:color w:val="000000" w:themeColor="text1"/>
-        </w:rPr>
-      </w:pPr>
-      <w:bookmarkStart w:id="41" w:name="_Toc232587809"/>
-      <w:r>
-        <w:rPr>
-          <w:color w:val="000000" w:themeColor="text1"/>
-        </w:rPr>
-        <w:t>5. Security Misconfiguration</w:t>
-      </w:r>
-      <w:bookmarkEnd w:id="41"/>
-    </w:p>
-    <w:p>
-      <w:pPr>
-        <w:pStyle w:val="isselectedend"/>
-      </w:pPr>
-      <w:r>
-        <w:rPr>
-          <w:rStyle w:val="Strong"/>
-        </w:rPr>
-        <w:t>Definition:</w:t>
-      </w:r>
-      <w:r>
-        <w:t xml:space="preserve"> Incorrectly configured security settings.</w:t>
-      </w:r>
-    </w:p>
-    <w:p>
-      <w:pPr>
-        <w:pStyle w:val="isselectedend"/>
-      </w:pPr>
-      <w:r>
-        <w:rPr>
-          <w:rStyle w:val="Strong"/>
-        </w:rPr>
-        <w:t>Example:</w:t>
-      </w:r>
-      <w:r>
-        <w:t xml:space="preserve"> Default administrator credentials remain unchanged.</w:t>
-      </w:r>
-    </w:p>
-    <w:p>
-      <w:pPr>
-        <w:pStyle w:val="isselectedend"/>
-      </w:pPr>
-      <w:r>
-        <w:rPr>
-          <w:rStyle w:val="Strong"/>
-        </w:rPr>
-        <w:t>Impact:</w:t>
-      </w:r>
-      <w:r>
-        <w:t xml:space="preserve"> Unauthorized system access.</w:t>
-      </w:r>
-    </w:p>
-    <w:p>
-      <w:pPr>
-        <w:pStyle w:val="isselectedend"/>
-      </w:pPr>
-      <w:r>
-        <w:rPr>
-          <w:rStyle w:val="Strong"/>
-        </w:rPr>
-        <w:t>Prevention:</w:t>
-      </w:r>
-    </w:p>
-    <w:p>
-      <w:pPr>
-        <w:numPr>
-          <w:ilvl w:val="0"/>
-          <w:numId w:val="13"/>
-        </w:numPr>
-        <w:spacing w:before="100" w:beforeAutospacing="1" w:after="100" w:afterAutospacing="1" w:line="240" w:lineRule="auto"/>
-      </w:pPr>
-      <w:r>
-        <w:t>Harden systems before deployment.</w:t>
-      </w:r>
-    </w:p>
-    <w:p>
-      <w:pPr>
-        <w:numPr>
-          <w:ilvl w:val="0"/>
-          <w:numId w:val="13"/>
-        </w:numPr>
-        <w:spacing w:before="100" w:beforeAutospacing="1" w:after="100" w:afterAutospacing="1" w:line="240" w:lineRule="auto"/>
-      </w:pPr>
-      <w:r>
-        <w:lastRenderedPageBreak/>
-        <w:t>Remove default accounts.</w:t>
-      </w:r>
-    </w:p>
-    <w:p>
-      <w:pPr>
-        <w:numPr>
-          <w:ilvl w:val="0"/>
-          <w:numId w:val="13"/>
-        </w:numPr>
-        <w:spacing w:before="100" w:beforeAutospacing="1" w:after="100" w:afterAutospacing="1" w:line="240" w:lineRule="auto"/>
-      </w:pPr>
-      <w:r>
-        <w:t>Regularly review configurations.</w:t>
-      </w:r>
-    </w:p>
-    <w:p>
-      <w:pPr>
-        <w:pStyle w:val="Heading3"/>
-        <w:rPr>
-          <w:color w:val="000000" w:themeColor="text1"/>
-        </w:rPr>
-      </w:pPr>
-      <w:bookmarkStart w:id="42" w:name="_Toc232587810"/>
-      <w:r>
-        <w:rPr>
-          <w:color w:val="000000" w:themeColor="text1"/>
-        </w:rPr>
-        <w:t>6. Vulnerable and Outdated Components</w:t>
-      </w:r>
-      <w:bookmarkEnd w:id="42"/>
-    </w:p>
-    <w:p>
-      <w:pPr>
-        <w:pStyle w:val="isselectedend"/>
-      </w:pPr>
-      <w:r>
-        <w:rPr>
-          <w:rStyle w:val="Strong"/>
-        </w:rPr>
-        <w:t>Definition:</w:t>
-      </w:r>
-      <w:r>
-        <w:t xml:space="preserve"> Use of software with known security flaws.</w:t>
-      </w:r>
-    </w:p>
-    <w:p>
-      <w:pPr>
-        <w:pStyle w:val="isselectedend"/>
-      </w:pPr>
-      <w:r>
-        <w:rPr>
-          <w:rStyle w:val="Strong"/>
-        </w:rPr>
-        <w:t>Example:</w:t>
-      </w:r>
-      <w:r>
-        <w:t xml:space="preserve"> Running outdated frameworks with published vulnerabilities.</w:t>
-      </w:r>
-    </w:p>
-    <w:p>
-      <w:pPr>
-        <w:pStyle w:val="isselectedend"/>
-      </w:pPr>
-      <w:r>
-        <w:rPr>
-          <w:rStyle w:val="Strong"/>
-        </w:rPr>
-        <w:t>Impact:</w:t>
-      </w:r>
-      <w:r>
-        <w:t xml:space="preserve"> System compromise.</w:t>
-      </w:r>
-    </w:p>
-    <w:p>
-      <w:pPr>
-        <w:pStyle w:val="isselectedend"/>
-      </w:pPr>
-      <w:r>
-        <w:rPr>
-          <w:rStyle w:val="Strong"/>
-        </w:rPr>
-        <w:t>Prevention:</w:t>
-      </w:r>
-    </w:p>
-    <w:p>
-      <w:pPr>
-        <w:numPr>
-          <w:ilvl w:val="0"/>
-          <w:numId w:val="14"/>
-        </w:numPr>
-        <w:spacing w:before="100" w:beforeAutospacing="1" w:after="100" w:afterAutospacing="1" w:line="240" w:lineRule="auto"/>
-      </w:pPr>
-      <w:r>
-        <w:t>Maintain an asset inventory.</w:t>
-      </w:r>
-    </w:p>
-    <w:p>
-      <w:pPr>
-        <w:numPr>
-          <w:ilvl w:val="0"/>
-          <w:numId w:val="14"/>
-        </w:numPr>
-        <w:spacing w:before="100" w:beforeAutospacing="1" w:after="100" w:afterAutospacing="1" w:line="240" w:lineRule="auto"/>
-      </w:pPr>
-      <w:r>
-        <w:t>Apply updates and patches promptly.</w:t>
-      </w:r>
-    </w:p>
-    <w:p>
-      <w:pPr>
-        <w:numPr>
-          <w:ilvl w:val="0"/>
-          <w:numId w:val="14"/>
-        </w:numPr>
-        <w:spacing w:before="100" w:beforeAutospacing="1" w:after="100" w:afterAutospacing="1" w:line="240" w:lineRule="auto"/>
-      </w:pPr>
-      <w:r>
-        <w:t>Monitor security advisories.</w:t>
-      </w:r>
-    </w:p>
-    <w:p>
-      <w:pPr>
-        <w:pStyle w:val="Heading3"/>
-        <w:rPr>
-          <w:color w:val="000000" w:themeColor="text1"/>
-        </w:rPr>
-      </w:pPr>
-      <w:bookmarkStart w:id="43" w:name="_Toc232587811"/>
-      <w:r>
-        <w:rPr>
-          <w:color w:val="000000" w:themeColor="text1"/>
-        </w:rPr>
-        <w:t>7. Identification and Authentication Failures</w:t>
-      </w:r>
-      <w:bookmarkEnd w:id="43"/>
-    </w:p>
-    <w:p>
-      <w:pPr>
-        <w:pStyle w:val="isselectedend"/>
-      </w:pPr>
-      <w:r>
-        <w:rPr>
-          <w:rStyle w:val="Strong"/>
-        </w:rPr>
-        <w:t>Definition:</w:t>
-      </w:r>
-      <w:r>
-        <w:t xml:space="preserve"> Weak authentication processes.</w:t>
-      </w:r>
-    </w:p>
-    <w:p>
-      <w:pPr>
-        <w:pStyle w:val="isselectedend"/>
-      </w:pPr>
-      <w:r>
-        <w:rPr>
-          <w:rStyle w:val="Strong"/>
-        </w:rPr>
-        <w:t>Example:</w:t>
-      </w:r>
-      <w:r>
-        <w:t xml:space="preserve"> Weak passwords and lack of MFA.</w:t>
-      </w:r>
-    </w:p>
-    <w:p>
-      <w:pPr>
-        <w:pStyle w:val="isselectedend"/>
-      </w:pPr>
-      <w:r>
-        <w:rPr>
-          <w:rStyle w:val="Strong"/>
-        </w:rPr>
-        <w:t>Impact:</w:t>
-      </w:r>
-      <w:r>
-        <w:t xml:space="preserve"> Account takeover.</w:t>
-      </w:r>
-    </w:p>
-    <w:p>
-      <w:pPr>
-        <w:pStyle w:val="isselectedend"/>
-      </w:pPr>
-      <w:r>
-        <w:rPr>
-          <w:rStyle w:val="Strong"/>
-        </w:rPr>
-        <w:t>Prevention:</w:t>
-      </w:r>
-    </w:p>
-    <w:p>
-      <w:pPr>
-        <w:numPr>
-          <w:ilvl w:val="0"/>
-          <w:numId w:val="15"/>
-        </w:numPr>
-        <w:spacing w:before="100" w:beforeAutospacing="1" w:after="100" w:afterAutospacing="1" w:line="240" w:lineRule="auto"/>
-      </w:pPr>
-      <w:r>
-        <w:t>Enforce strong passwords.</w:t>
-      </w:r>
-    </w:p>
-    <w:p>
-      <w:pPr>
-        <w:numPr>
-          <w:ilvl w:val="0"/>
-          <w:numId w:val="15"/>
-        </w:numPr>
-        <w:spacing w:before="100" w:beforeAutospacing="1" w:after="100" w:afterAutospacing="1" w:line="240" w:lineRule="auto"/>
-      </w:pPr>
-      <w:r>
-        <w:t>Implement multi-factor authentication.</w:t>
-      </w:r>
-    </w:p>
-    <w:p>
-      <w:pPr>
-        <w:numPr>
-          <w:ilvl w:val="0"/>
-          <w:numId w:val="15"/>
-        </w:numPr>
-        <w:spacing w:before="100" w:beforeAutospacing="1" w:after="100" w:afterAutospacing="1" w:line="240" w:lineRule="auto"/>
-      </w:pPr>
-      <w:r>
-        <w:t>Monitor login attempts.</w:t>
-      </w:r>
-    </w:p>
-    <w:p>
-      <w:pPr>
-        <w:pStyle w:val="Heading3"/>
-        <w:rPr>
-          <w:color w:val="000000" w:themeColor="text1"/>
-        </w:rPr>
-      </w:pPr>
-      <w:bookmarkStart w:id="44" w:name="_Toc232587812"/>
-      <w:r>
-        <w:rPr>
-          <w:color w:val="000000" w:themeColor="text1"/>
-        </w:rPr>
-        <w:t>8. Software and Data Integrity Failures</w:t>
-      </w:r>
-      <w:bookmarkEnd w:id="44"/>
-    </w:p>
-    <w:p>
-      <w:pPr>
-        <w:pStyle w:val="isselectedend"/>
-      </w:pPr>
-      <w:r>
-        <w:rPr>
-          <w:rStyle w:val="Strong"/>
-        </w:rPr>
-        <w:t>Definition:</w:t>
-      </w:r>
-      <w:r>
-        <w:t xml:space="preserve"> Untrusted software updates or data.</w:t>
-      </w:r>
-    </w:p>
-    <w:p>
-      <w:pPr>
-        <w:pStyle w:val="isselectedend"/>
-      </w:pPr>
-      <w:r>
-        <w:rPr>
-          <w:rStyle w:val="Strong"/>
-        </w:rPr>
-        <w:t>Example:</w:t>
-      </w:r>
-      <w:r>
-        <w:t xml:space="preserve"> Installing unsigned software updates.</w:t>
-      </w:r>
-    </w:p>
-    <w:p>
-      <w:pPr>
-        <w:pStyle w:val="isselectedend"/>
-      </w:pPr>
-      <w:r>
-        <w:rPr>
-          <w:rStyle w:val="Strong"/>
-        </w:rPr>
-        <w:t>Impact:</w:t>
-      </w:r>
-      <w:r>
-        <w:t xml:space="preserve"> Malware installation and system compromise.</w:t>
-      </w:r>
-    </w:p>
-    <w:p>
-      <w:pPr>
-        <w:pStyle w:val="isselectedend"/>
-      </w:pPr>
-      <w:r>
-        <w:rPr>
-          <w:rStyle w:val="Strong"/>
-        </w:rPr>
-        <w:t>Prevention:</w:t>
-      </w:r>
-    </w:p>
-    <w:p>
-      <w:pPr>
-        <w:numPr>
-          <w:ilvl w:val="0"/>
-          <w:numId w:val="16"/>
-        </w:numPr>
-        <w:spacing w:before="100" w:beforeAutospacing="1" w:after="100" w:afterAutospacing="1" w:line="240" w:lineRule="auto"/>
-      </w:pPr>
-      <w:r>
-        <w:t>Verify digital signatures.</w:t>
-      </w:r>
-    </w:p>
-    <w:p>
-      <w:pPr>
-        <w:numPr>
-          <w:ilvl w:val="0"/>
-          <w:numId w:val="16"/>
-        </w:numPr>
-        <w:spacing w:before="100" w:beforeAutospacing="1" w:after="100" w:afterAutospacing="1" w:line="240" w:lineRule="auto"/>
-      </w:pPr>
-      <w:r>
-        <w:t>Use trusted repositories.</w:t>
-      </w:r>
-    </w:p>
-    <w:p>
-      <w:pPr>
-        <w:numPr>
-          <w:ilvl w:val="0"/>
-          <w:numId w:val="16"/>
-        </w:numPr>
-        <w:spacing w:before="100" w:beforeAutospacing="1" w:after="100" w:afterAutospacing="1" w:line="240" w:lineRule="auto"/>
-      </w:pPr>
-      <w:r>
-        <w:t>Secure CI/CD pipelines.</w:t>
-      </w:r>
-    </w:p>
-    <w:p>
-      <w:pPr>
-        <w:pStyle w:val="Heading3"/>
-        <w:rPr>
-          <w:color w:val="000000" w:themeColor="text1"/>
-        </w:rPr>
-      </w:pPr>
-      <w:bookmarkStart w:id="45" w:name="_Toc232587813"/>
-      <w:r>
-        <w:rPr>
-          <w:color w:val="000000" w:themeColor="text1"/>
-        </w:rPr>
-        <w:lastRenderedPageBreak/>
-        <w:t>9. Security Logging and Monitoring Failures</w:t>
-      </w:r>
-      <w:bookmarkEnd w:id="45"/>
-    </w:p>
-    <w:p>
-      <w:pPr>
-        <w:pStyle w:val="isselectedend"/>
-      </w:pPr>
-      <w:r>
-        <w:rPr>
-          <w:rStyle w:val="Strong"/>
-        </w:rPr>
-        <w:t>Definition:</w:t>
-      </w:r>
-      <w:r>
-        <w:t xml:space="preserve"> Failure to detect or respond to security incidents.</w:t>
-      </w:r>
-    </w:p>
-    <w:p>
-      <w:pPr>
-        <w:pStyle w:val="isselectedend"/>
-      </w:pPr>
-      <w:r>
-        <w:rPr>
-          <w:rStyle w:val="Strong"/>
-        </w:rPr>
-        <w:t>Example:</w:t>
-      </w:r>
-      <w:r>
-        <w:t xml:space="preserve"> Failed login attempts are not logged.</w:t>
-      </w:r>
-    </w:p>
-    <w:p>
-      <w:pPr>
-        <w:pStyle w:val="isselectedend"/>
-      </w:pPr>
-      <w:r>
-        <w:rPr>
-          <w:rStyle w:val="Strong"/>
-        </w:rPr>
-        <w:t>Impact:</w:t>
-      </w:r>
-      <w:r>
-        <w:t xml:space="preserve"> Delayed detection of attacks.</w:t>
-      </w:r>
-    </w:p>
-    <w:p>
-      <w:pPr>
-        <w:pStyle w:val="isselectedend"/>
-      </w:pPr>
-      <w:r>
-        <w:rPr>
-          <w:rStyle w:val="Strong"/>
-        </w:rPr>
-        <w:t>Prevention:</w:t>
-      </w:r>
-    </w:p>
-    <w:p>
-      <w:pPr>
-        <w:numPr>
-          <w:ilvl w:val="0"/>
-          <w:numId w:val="17"/>
-        </w:numPr>
-        <w:spacing w:before="100" w:beforeAutospacing="1" w:after="100" w:afterAutospacing="1" w:line="240" w:lineRule="auto"/>
-      </w:pPr>
-      <w:r>
-        <w:t>Enable centralized logging.</w:t>
-      </w:r>
-    </w:p>
-    <w:p>
-      <w:pPr>
-        <w:numPr>
-          <w:ilvl w:val="0"/>
-          <w:numId w:val="17"/>
-        </w:numPr>
-        <w:spacing w:before="100" w:beforeAutospacing="1" w:after="100" w:afterAutospacing="1" w:line="240" w:lineRule="auto"/>
-      </w:pPr>
-      <w:r>
-        <w:t>Monitor security events.</w:t>
-      </w:r>
-    </w:p>
-    <w:p>
-      <w:pPr>
-        <w:numPr>
-          <w:ilvl w:val="0"/>
-          <w:numId w:val="17"/>
-        </w:numPr>
-        <w:spacing w:before="100" w:beforeAutospacing="1" w:after="100" w:afterAutospacing="1" w:line="240" w:lineRule="auto"/>
-      </w:pPr>
-      <w:r>
-        <w:t>Establish incident response procedures.</w:t>
-      </w:r>
-    </w:p>
-    <w:p>
-      <w:pPr>
-        <w:pStyle w:val="Heading3"/>
-        <w:rPr>
-          <w:color w:val="000000" w:themeColor="text1"/>
-        </w:rPr>
-      </w:pPr>
-      <w:bookmarkStart w:id="46" w:name="_Toc232587814"/>
-      <w:r>
-        <w:rPr>
-          <w:color w:val="000000" w:themeColor="text1"/>
-        </w:rPr>
-        <w:t>10. Server-Side Request Forgery (SSRF)</w:t>
-      </w:r>
-      <w:bookmarkEnd w:id="46"/>
-    </w:p>
-    <w:p>
-      <w:pPr>
-        <w:pStyle w:val="isselectedend"/>
-      </w:pPr>
-      <w:r>
-        <w:rPr>
-          <w:rStyle w:val="Strong"/>
-        </w:rPr>
-        <w:t>Definition:</w:t>
-      </w:r>
-      <w:r>
-        <w:t xml:space="preserve"> Server fetches resources on behalf of attackers.</w:t>
-      </w:r>
-    </w:p>
-    <w:p>
-      <w:pPr>
-        <w:pStyle w:val="isselectedend"/>
-      </w:pPr>
-      <w:r>
-        <w:rPr>
-          <w:rStyle w:val="Strong"/>
-        </w:rPr>
-        <w:t>Example:</w:t>
-      </w:r>
-      <w:r>
-        <w:t xml:space="preserve"> Application retrieves internal URLs provided by users.</w:t>
-      </w:r>
-    </w:p>
-    <w:p>
-      <w:pPr>
-        <w:pStyle w:val="isselectedend"/>
-      </w:pPr>
-      <w:r>
-        <w:rPr>
-          <w:rStyle w:val="Strong"/>
-        </w:rPr>
-        <w:t>Impact:</w:t>
-      </w:r>
-      <w:r>
-        <w:t xml:space="preserve"> Internal network exposure.</w:t>
-      </w:r>
-    </w:p>
-    <w:p>
-      <w:pPr>
-        <w:pStyle w:val="isselectedend"/>
-      </w:pPr>
-      <w:r>
-        <w:rPr>
-          <w:rStyle w:val="Strong"/>
-        </w:rPr>
-        <w:t>Prevention:</w:t>
-      </w:r>
-    </w:p>
-    <w:p>
-      <w:pPr>
-        <w:numPr>
-          <w:ilvl w:val="0"/>
-          <w:numId w:val="18"/>
-        </w:numPr>
-        <w:spacing w:before="100" w:beforeAutospacing="1" w:after="100" w:afterAutospacing="1" w:line="240" w:lineRule="auto"/>
-      </w:pPr>
-      <w:r>
-        <w:t>Validate URLs.</w:t>
-      </w:r>
-    </w:p>
-    <w:p>
-      <w:pPr>
-        <w:numPr>
-          <w:ilvl w:val="0"/>
-          <w:numId w:val="18"/>
-        </w:numPr>
-        <w:spacing w:before="100" w:beforeAutospacing="1" w:after="100" w:afterAutospacing="1" w:line="240" w:lineRule="auto"/>
-      </w:pPr>
-      <w:r>
-        <w:t>Restrict outbound connections.</w:t>
-      </w:r>
-    </w:p>
-    <w:p>
-      <w:pPr>
-        <w:numPr>
-          <w:ilvl w:val="0"/>
-          <w:numId w:val="18"/>
-        </w:numPr>
-        <w:spacing w:before="100" w:beforeAutospacing="1" w:after="100" w:afterAutospacing="1" w:line="240" w:lineRule="auto"/>
-      </w:pPr>
-      <w:r>
-        <w:t>Use allowlists.</w:t>
-      </w:r>
-    </w:p>
-    <w:p/>
-    <w:p>
-      <w:pPr>
-        <w:pStyle w:val="Heading1"/>
-        <w:rPr>
-          <w:rFonts w:eastAsia="Times New Roman"/>
-          <w:color w:val="000000" w:themeColor="text1"/>
-        </w:rPr>
-      </w:pPr>
-      <w:bookmarkStart w:id="47" w:name="_Toc232587815"/>
-      <w:r>
-        <w:rPr>
-          <w:rFonts w:eastAsia="Times New Roman"/>
-          <w:color w:val="000000" w:themeColor="text1"/>
-        </w:rPr>
-        <w:t>Practical Task 2</w:t>
-      </w:r>
-      <w:bookmarkEnd w:id="47"/>
-    </w:p>
-    <w:p>
-      <w:pPr>
-        <w:pStyle w:val="Heading2"/>
-        <w:rPr>
-          <w:rFonts w:eastAsia="Times New Roman"/>
-          <w:color w:val="000000" w:themeColor="text1"/>
-        </w:rPr>
-      </w:pPr>
-      <w:bookmarkStart w:id="48" w:name="_Toc232587816"/>
-      <w:r>
-        <w:rPr>
-          <w:rFonts w:eastAsia="Times New Roman"/>
-          <w:color w:val="000000" w:themeColor="text1"/>
-        </w:rPr>
-        <w:t>Web Application Assessment</w:t>
-      </w:r>
-      <w:bookmarkEnd w:id="48"/>
-    </w:p>
-    <w:p/>
-    <w:p>
-      <w:pPr>
-        <w:pStyle w:val="Heading1"/>
-        <w:rPr>
-          <w:rFonts w:eastAsia="Times New Roman"/>
-          <w:color w:val="000000" w:themeColor="text1"/>
-        </w:rPr>
-      </w:pPr>
-      <w:bookmarkStart w:id="49" w:name="_Toc232587817"/>
-      <w:r>
-        <w:rPr>
-          <w:rFonts w:eastAsia="Times New Roman"/>
-          <w:color w:val="000000" w:themeColor="text1"/>
-        </w:rPr>
-        <w:t>Practical Task 3</w:t>
-      </w:r>
-      <w:bookmarkEnd w:id="49"/>
-    </w:p>
-    <w:p>
-      <w:pPr>
-        <w:pStyle w:val="Heading2"/>
-        <w:rPr>
-          <w:rFonts w:eastAsia="Times New Roman"/>
-          <w:color w:val="000000" w:themeColor="text1"/>
-        </w:rPr>
-      </w:pPr>
-      <w:bookmarkStart w:id="50" w:name="_Toc232587818"/>
-      <w:r>
-        <w:rPr>
-          <w:rFonts w:eastAsia="Times New Roman"/>
-          <w:color w:val="000000" w:themeColor="text1"/>
-        </w:rPr>
-        <w:t>Security Improvement Proposal</w:t>
-      </w:r>
-      <w:bookmarkEnd w:id="50"/>
-    </w:p>
-    <w:p>
-      <w:r>
-        <w:t>Authentication Controls</w:t>
-      </w:r>
-    </w:p>
-    <w:p>
-      <w:pPr>
-        <w:numPr>
-          <w:ilvl w:val="0"/>
-          <w:numId w:val="19"/>
-        </w:numPr>
-        <w:spacing w:before="100" w:beforeAutospacing="1" w:after="100" w:afterAutospacing="1" w:line="240" w:lineRule="auto"/>
-      </w:pPr>
-      <w:r>
-        <w:t>Implement Multi-Factor Authentication (MFA).</w:t>
-      </w:r>
-    </w:p>
-    <w:p>
-      <w:pPr>
-        <w:numPr>
-          <w:ilvl w:val="0"/>
-          <w:numId w:val="19"/>
-        </w:numPr>
-        <w:spacing w:before="100" w:beforeAutospacing="1" w:after="100" w:afterAutospacing="1" w:line="240" w:lineRule="auto"/>
-      </w:pPr>
-      <w:r>
-        <w:t>Enforce password complexity requirements.</w:t>
-      </w:r>
-    </w:p>
-    <w:p>
-      <w:pPr>
-        <w:numPr>
-          <w:ilvl w:val="0"/>
-          <w:numId w:val="19"/>
-        </w:numPr>
-        <w:spacing w:before="100" w:beforeAutospacing="1" w:after="100" w:afterAutospacing="1" w:line="240" w:lineRule="auto"/>
-      </w:pPr>
-      <w:r>
-        <w:t>Configure account lockout policies.</w:t>
-      </w:r>
-    </w:p>
-    <w:p>
-      <w:pPr>
-        <w:numPr>
-          <w:ilvl w:val="0"/>
-          <w:numId w:val="19"/>
-        </w:numPr>
-        <w:spacing w:before="100" w:beforeAutospacing="1" w:after="100" w:afterAutospacing="1" w:line="240" w:lineRule="auto"/>
-      </w:pPr>
-      <w:r>
-        <w:t>Use secure password hashing (Encrypt).</w:t>
-      </w:r>
-    </w:p>
-    <w:p>
-      <w:r>
-        <w:t>Input Validation Measures</w:t>
-      </w:r>
-    </w:p>
-    <w:p>
-      <w:pPr>
-        <w:numPr>
-          <w:ilvl w:val="0"/>
-          <w:numId w:val="20"/>
-        </w:numPr>
-        <w:spacing w:before="100" w:beforeAutospacing="1" w:after="100" w:afterAutospacing="1" w:line="240" w:lineRule="auto"/>
-      </w:pPr>
-      <w:r>
-        <w:lastRenderedPageBreak/>
-        <w:t>Validate all user inputs.</w:t>
-      </w:r>
-    </w:p>
-    <w:p>
-      <w:pPr>
-        <w:numPr>
-          <w:ilvl w:val="0"/>
-          <w:numId w:val="20"/>
-        </w:numPr>
-        <w:spacing w:before="100" w:beforeAutospacing="1" w:after="100" w:afterAutospacing="1" w:line="240" w:lineRule="auto"/>
-      </w:pPr>
-      <w:r>
-        <w:t>Use allowlists where possible.</w:t>
-      </w:r>
-    </w:p>
-    <w:p>
-      <w:pPr>
-        <w:numPr>
-          <w:ilvl w:val="0"/>
-          <w:numId w:val="20"/>
-        </w:numPr>
-        <w:spacing w:before="100" w:beforeAutospacing="1" w:after="100" w:afterAutospacing="1" w:line="240" w:lineRule="auto"/>
-      </w:pPr>
-      <w:r>
-        <w:t>Sanitize user-supplied data.</w:t>
-      </w:r>
-    </w:p>
-    <w:p>
-      <w:pPr>
-        <w:numPr>
-          <w:ilvl w:val="0"/>
-          <w:numId w:val="20"/>
-        </w:numPr>
-        <w:spacing w:before="100" w:beforeAutospacing="1" w:after="100" w:afterAutospacing="1" w:line="240" w:lineRule="auto"/>
-      </w:pPr>
-      <w:r>
-        <w:t>Employ parameterized SQL queries.</w:t>
-      </w:r>
-    </w:p>
-    <w:p>
-      <w:r>
-        <w:t>Logging Mechanisms</w:t>
-      </w:r>
-    </w:p>
-    <w:p>
-      <w:pPr>
-        <w:numPr>
-          <w:ilvl w:val="0"/>
-          <w:numId w:val="21"/>
-        </w:numPr>
-        <w:spacing w:before="100" w:beforeAutospacing="1" w:after="100" w:afterAutospacing="1" w:line="240" w:lineRule="auto"/>
-      </w:pPr>
-      <w:r>
-        <w:t>Log authentication events.</w:t>
-      </w:r>
-    </w:p>
-    <w:p>
-      <w:pPr>
-        <w:numPr>
-          <w:ilvl w:val="0"/>
-          <w:numId w:val="21"/>
-        </w:numPr>
-        <w:spacing w:before="100" w:beforeAutospacing="1" w:after="100" w:afterAutospacing="1" w:line="240" w:lineRule="auto"/>
-      </w:pPr>
-      <w:r>
-        <w:t>Record failed login attempts.</w:t>
-      </w:r>
-    </w:p>
-    <w:p>
-      <w:pPr>
-        <w:numPr>
-          <w:ilvl w:val="0"/>
-          <w:numId w:val="21"/>
-        </w:numPr>
-        <w:spacing w:before="100" w:beforeAutospacing="1" w:after="100" w:afterAutospacing="1" w:line="240" w:lineRule="auto"/>
-      </w:pPr>
-      <w:r>
-        <w:t>Monitor administrative activities.</w:t>
-      </w:r>
-    </w:p>
-    <w:p>
-      <w:pPr>
-        <w:numPr>
-          <w:ilvl w:val="0"/>
-          <w:numId w:val="21"/>
-        </w:numPr>
-        <w:spacing w:before="100" w:beforeAutospacing="1" w:after="100" w:afterAutospacing="1" w:line="240" w:lineRule="auto"/>
-      </w:pPr>
-      <w:r>
-        <w:t>Centralize logs using SIEM solutions.</w:t>
-      </w:r>
-    </w:p>
-    <w:p>
-      <w:r>
-        <w:t>Patch Management Strategy</w:t>
-      </w:r>
-    </w:p>
-    <w:p>
-      <w:pPr>
-        <w:numPr>
-          <w:ilvl w:val="0"/>
-          <w:numId w:val="22"/>
-        </w:numPr>
-        <w:spacing w:before="100" w:beforeAutospacing="1" w:after="100" w:afterAutospacing="1" w:line="240" w:lineRule="auto"/>
-      </w:pPr>
-      <w:r>
-        <w:t>Maintain software inventory.</w:t>
-      </w:r>
-    </w:p>
-    <w:p>
-      <w:pPr>
-        <w:numPr>
-          <w:ilvl w:val="0"/>
-          <w:numId w:val="22"/>
-        </w:numPr>
-        <w:spacing w:before="100" w:beforeAutospacing="1" w:after="100" w:afterAutospacing="1" w:line="240" w:lineRule="auto"/>
-      </w:pPr>
-      <w:r>
-        <w:t>Apply security patches monthly.</w:t>
-      </w:r>
-    </w:p>
-    <w:p>
-      <w:pPr>
-        <w:numPr>
-          <w:ilvl w:val="0"/>
-          <w:numId w:val="22"/>
-        </w:numPr>
-        <w:spacing w:before="100" w:beforeAutospacing="1" w:after="100" w:afterAutospacing="1" w:line="240" w:lineRule="auto"/>
-      </w:pPr>
-      <w:r>
-        <w:t>Test updates before deployment.</w:t>
-      </w:r>
-    </w:p>
-    <w:p>
-      <w:pPr>
-        <w:numPr>
-          <w:ilvl w:val="0"/>
-          <w:numId w:val="22"/>
-        </w:numPr>
-        <w:spacing w:before="100" w:beforeAutospacing="1" w:after="100" w:afterAutospacing="1" w:line="240" w:lineRule="auto"/>
-      </w:pPr>
-      <w:r>
-        <w:t>Monitor vendor security advisories.</w:t>
-      </w:r>
-    </w:p>
-    <w:p/>
-    <w:p>
-      <w:pPr>
-        <w:pStyle w:val="Heading1"/>
-        <w:rPr>
-          <w:rFonts w:eastAsia="Times New Roman"/>
-          <w:b/>
-          <w:color w:val="000000" w:themeColor="text1"/>
-        </w:rPr>
-      </w:pPr>
-      <w:bookmarkStart w:id="51" w:name="_Toc232587819"/>
-      <w:r>
-        <w:rPr>
-          <w:rFonts w:eastAsia="Times New Roman"/>
-          <w:b/>
-          <w:color w:val="000000" w:themeColor="text1"/>
-        </w:rPr>
-        <w:t>Advanced Practical Task</w:t>
-      </w:r>
-      <w:bookmarkEnd w:id="51"/>
-    </w:p>
-    <w:p>
-      <w:pPr>
-        <w:spacing w:before="100" w:beforeAutospacing="1" w:after="100" w:afterAutospacing="1" w:line="240" w:lineRule="auto"/>
+          <w:sz w:val="28"/>
+          <w:szCs w:val="28"/>
+        </w:rPr>
+        <w:t>Challenge Task</w:t>
+      </w:r>
+      <w:bookmarkEnd w:id="33"/>
+    </w:p>
+    <w:p>
+      <w:pPr>
         <w:rPr>
           <w:rFonts w:ascii="Times New Roman" w:eastAsia="Times New Roman" w:hAnsi="Times New Roman" w:cs="Times New Roman"/>
           <w:sz w:val="24"/>
@@ -8154,431 +6752,7 @@
           <w:sz w:val="24"/>
           <w:szCs w:val="24"/>
         </w:rPr>
-        <w:t xml:space="preserve">Web Security Checklist </w:t>
-      </w:r>
-      <w:r>
-        <w:rPr>
-          <w:rFonts w:ascii="Times New Roman" w:eastAsia="Times New Roman" w:hAnsi="Times New Roman" w:cs="Times New Roman"/>
-          <w:sz w:val="24"/>
-          <w:szCs w:val="24"/>
-        </w:rPr>
-        <w:t>:</w:t>
-      </w:r>
-    </w:p>
-    <w:p>
-      <w:pPr>
-        <w:rPr>
-          <w:b/>
-        </w:rPr>
-      </w:pPr>
-      <w:r>
-        <w:rPr>
-          <w:b/>
-        </w:rPr>
-        <w:t>Authentication</w:t>
-      </w:r>
-    </w:p>
-    <w:p>
-      <w:pPr>
-        <w:pStyle w:val="isselectedend"/>
-        <w:numPr>
-          <w:ilvl w:val="0"/>
-          <w:numId w:val="24"/>
-        </w:numPr>
-      </w:pPr>
-      <w:r>
-        <w:t>Strong password policy</w:t>
-      </w:r>
-    </w:p>
-    <w:p>
-      <w:pPr>
-        <w:pStyle w:val="isselectedend"/>
-        <w:numPr>
-          <w:ilvl w:val="0"/>
-          <w:numId w:val="24"/>
-        </w:numPr>
-      </w:pPr>
-      <w:r>
-        <w:t xml:space="preserve"> MFA enabled</w:t>
-      </w:r>
-    </w:p>
-    <w:p>
-      <w:pPr>
-        <w:pStyle w:val="isselectedend"/>
-        <w:numPr>
-          <w:ilvl w:val="0"/>
-          <w:numId w:val="24"/>
-        </w:numPr>
-      </w:pPr>
-      <w:r>
-        <w:t>Account lockout configured</w:t>
-      </w:r>
-    </w:p>
-    <w:p>
-      <w:pPr>
-        <w:pStyle w:val="isselectedend"/>
-        <w:numPr>
-          <w:ilvl w:val="0"/>
-          <w:numId w:val="24"/>
-        </w:numPr>
-      </w:pPr>
-      <w:r>
-        <w:t xml:space="preserve"> Password reset security verified</w:t>
-      </w:r>
-    </w:p>
-    <w:p>
-      <w:pPr>
-        <w:rPr>
-          <w:b/>
-        </w:rPr>
-      </w:pPr>
-      <w:r>
-        <w:rPr>
-          <w:b/>
-        </w:rPr>
-        <w:t>Authorization</w:t>
-      </w:r>
-    </w:p>
-    <w:p>
-      <w:pPr>
-        <w:pStyle w:val="isselectedend"/>
-        <w:numPr>
-          <w:ilvl w:val="0"/>
-          <w:numId w:val="25"/>
-        </w:numPr>
-      </w:pPr>
-      <w:r>
-        <w:t>Role-based access control implemented</w:t>
-      </w:r>
-    </w:p>
-    <w:p>
-      <w:pPr>
-        <w:pStyle w:val="isselectedend"/>
-        <w:numPr>
-          <w:ilvl w:val="0"/>
-          <w:numId w:val="25"/>
-        </w:numPr>
-      </w:pPr>
-      <w:r>
-        <w:t xml:space="preserve"> Privilege escalation tested</w:t>
-      </w:r>
-    </w:p>
-    <w:p>
-      <w:pPr>
-        <w:pStyle w:val="isselectedend"/>
-        <w:numPr>
-          <w:ilvl w:val="0"/>
-          <w:numId w:val="25"/>
-        </w:numPr>
-      </w:pPr>
-      <w:r>
-        <w:t xml:space="preserve"> Direct object references protected</w:t>
-      </w:r>
-    </w:p>
-    <w:p>
-      <w:pPr>
-        <w:rPr>
-          <w:b/>
-        </w:rPr>
-      </w:pPr>
-      <w:r>
-        <w:rPr>
-          <w:b/>
-        </w:rPr>
-        <w:t>Input Validation</w:t>
-      </w:r>
-    </w:p>
-    <w:p>
-      <w:pPr>
-        <w:pStyle w:val="isselectedend"/>
-        <w:numPr>
-          <w:ilvl w:val="0"/>
-          <w:numId w:val="26"/>
-        </w:numPr>
-      </w:pPr>
-      <w:r>
-        <w:t>Input validation performed</w:t>
-      </w:r>
-    </w:p>
-    <w:p>
-      <w:pPr>
-        <w:pStyle w:val="isselectedend"/>
-        <w:numPr>
-          <w:ilvl w:val="0"/>
-          <w:numId w:val="26"/>
-        </w:numPr>
-      </w:pPr>
-      <w:r>
-        <w:t xml:space="preserve"> SQL Injection protection implemented</w:t>
-      </w:r>
-    </w:p>
-    <w:p>
-      <w:pPr>
-        <w:pStyle w:val="isselectedend"/>
-        <w:numPr>
-          <w:ilvl w:val="0"/>
-          <w:numId w:val="26"/>
-        </w:numPr>
-      </w:pPr>
-      <w:r>
-        <w:t xml:space="preserve"> XSS protection enabled</w:t>
-      </w:r>
-    </w:p>
-    <w:p>
-      <w:pPr>
-        <w:pStyle w:val="isselectedend"/>
-        <w:numPr>
-          <w:ilvl w:val="0"/>
-          <w:numId w:val="26"/>
-        </w:numPr>
-      </w:pPr>
-      <w:r>
-        <w:t xml:space="preserve"> File uploads validated</w:t>
-      </w:r>
-    </w:p>
-    <w:p>
-      <w:pPr>
-        <w:rPr>
-          <w:b/>
-        </w:rPr>
-      </w:pPr>
-      <w:r>
-        <w:rPr>
-          <w:b/>
-        </w:rPr>
-        <w:t>Session Management</w:t>
-      </w:r>
-    </w:p>
-    <w:p>
-      <w:pPr>
-        <w:pStyle w:val="ListParagraph"/>
-        <w:numPr>
-          <w:ilvl w:val="0"/>
-          <w:numId w:val="27"/>
-        </w:numPr>
-      </w:pPr>
-      <w:r>
-        <w:lastRenderedPageBreak/>
-        <w:t>Secure cookies enabled</w:t>
-      </w:r>
-    </w:p>
-    <w:p>
-      <w:pPr>
-        <w:pStyle w:val="ListParagraph"/>
-        <w:numPr>
-          <w:ilvl w:val="0"/>
-          <w:numId w:val="27"/>
-        </w:numPr>
-      </w:pPr>
-      <w:r>
-        <w:t xml:space="preserve"> Session timeout configured</w:t>
-      </w:r>
-    </w:p>
-    <w:p>
-      <w:pPr>
-        <w:pStyle w:val="ListParagraph"/>
-        <w:numPr>
-          <w:ilvl w:val="0"/>
-          <w:numId w:val="27"/>
-        </w:numPr>
-      </w:pPr>
-      <w:r>
-        <w:t xml:space="preserve"> Session IDs regenerated after login</w:t>
-      </w:r>
-    </w:p>
-    <w:p>
-      <w:pPr>
-        <w:rPr>
-          <w:b/>
-        </w:rPr>
-      </w:pPr>
-      <w:r>
-        <w:rPr>
-          <w:b/>
-        </w:rPr>
-        <w:t>Encryption</w:t>
-      </w:r>
-    </w:p>
-    <w:p>
-      <w:pPr>
-        <w:pStyle w:val="isselectedend"/>
-        <w:numPr>
-          <w:ilvl w:val="0"/>
-          <w:numId w:val="28"/>
-        </w:numPr>
-      </w:pPr>
-      <w:r>
-        <w:t>HTTPS enforced</w:t>
-      </w:r>
-    </w:p>
-    <w:p>
-      <w:pPr>
-        <w:pStyle w:val="isselectedend"/>
-        <w:numPr>
-          <w:ilvl w:val="0"/>
-          <w:numId w:val="28"/>
-        </w:numPr>
-      </w:pPr>
-      <w:r>
-        <w:t xml:space="preserve"> Sensitive data encrypted</w:t>
-      </w:r>
-    </w:p>
-    <w:p>
-      <w:pPr>
-        <w:pStyle w:val="isselectedend"/>
-        <w:numPr>
-          <w:ilvl w:val="0"/>
-          <w:numId w:val="28"/>
-        </w:numPr>
-      </w:pPr>
-      <w:r>
-        <w:t xml:space="preserve"> Strong TLS versions enabled</w:t>
-      </w:r>
-    </w:p>
-    <w:p>
-      <w:pPr>
-        <w:rPr>
-          <w:b/>
-        </w:rPr>
-      </w:pPr>
-      <w:r>
-        <w:rPr>
-          <w:b/>
-        </w:rPr>
-        <w:t>Logging</w:t>
-      </w:r>
-    </w:p>
-    <w:p>
-      <w:pPr>
-        <w:pStyle w:val="isselectedend"/>
-        <w:numPr>
-          <w:ilvl w:val="0"/>
-          <w:numId w:val="29"/>
-        </w:numPr>
-      </w:pPr>
-      <w:r>
-        <w:t>Authentication logs enabled</w:t>
-      </w:r>
-    </w:p>
-    <w:p>
-      <w:pPr>
-        <w:pStyle w:val="isselectedend"/>
-        <w:numPr>
-          <w:ilvl w:val="0"/>
-          <w:numId w:val="29"/>
-        </w:numPr>
-      </w:pPr>
-      <w:r>
-        <w:t xml:space="preserve"> Security events monitored</w:t>
-      </w:r>
-    </w:p>
-    <w:p>
-      <w:pPr>
-        <w:pStyle w:val="isselectedend"/>
-        <w:numPr>
-          <w:ilvl w:val="0"/>
-          <w:numId w:val="29"/>
-        </w:numPr>
-      </w:pPr>
-      <w:r>
-        <w:t xml:space="preserve"> Log retention policy established</w:t>
-      </w:r>
-    </w:p>
-    <w:p>
-      <w:pPr>
-        <w:rPr>
-          <w:b/>
-        </w:rPr>
-      </w:pPr>
-      <w:r>
-        <w:rPr>
-          <w:b/>
-        </w:rPr>
-        <w:t>Configuration Management</w:t>
-      </w:r>
-    </w:p>
-    <w:p>
-      <w:pPr>
-        <w:pStyle w:val="NormalWeb"/>
-        <w:numPr>
-          <w:ilvl w:val="0"/>
-          <w:numId w:val="30"/>
-        </w:numPr>
-      </w:pPr>
-      <w:r>
-        <w:t>Default credentials removed</w:t>
-      </w:r>
-    </w:p>
-    <w:p>
-      <w:pPr>
-        <w:pStyle w:val="NormalWeb"/>
-        <w:numPr>
-          <w:ilvl w:val="0"/>
-          <w:numId w:val="30"/>
-        </w:numPr>
-      </w:pPr>
-      <w:r>
-        <w:t xml:space="preserve"> Unnecessary services disabled</w:t>
-      </w:r>
-    </w:p>
-    <w:p>
-      <w:pPr>
-        <w:pStyle w:val="NormalWeb"/>
-        <w:numPr>
-          <w:ilvl w:val="0"/>
-          <w:numId w:val="30"/>
-        </w:numPr>
-      </w:pPr>
-      <w:r>
-        <w:t xml:space="preserve"> Security headers configured</w:t>
-      </w:r>
-    </w:p>
-    <w:p>
-      <w:pPr>
-        <w:spacing w:before="100" w:beforeAutospacing="1" w:after="100" w:afterAutospacing="1" w:line="240" w:lineRule="auto"/>
-        <w:rPr>
-          <w:rFonts w:ascii="Times New Roman" w:eastAsia="Times New Roman" w:hAnsi="Times New Roman" w:cs="Times New Roman"/>
-          <w:sz w:val="24"/>
-          <w:szCs w:val="24"/>
-        </w:rPr>
-      </w:pPr>
-    </w:p>
-    <w:p>
-      <w:pPr>
-        <w:pStyle w:val="Heading1"/>
-        <w:rPr>
-          <w:rFonts w:eastAsia="Times New Roman"/>
-          <w:b/>
-          <w:color w:val="000000" w:themeColor="text1"/>
-        </w:rPr>
-      </w:pPr>
-      <w:bookmarkStart w:id="52" w:name="_Toc232587820"/>
-      <w:r>
-        <w:rPr>
-          <w:rFonts w:eastAsia="Times New Roman"/>
-          <w:b/>
-          <w:color w:val="000000" w:themeColor="text1"/>
-        </w:rPr>
-        <w:t>Challenge Task</w:t>
-      </w:r>
-      <w:bookmarkEnd w:id="52"/>
-    </w:p>
-    <w:p>
-      <w:pPr>
-        <w:spacing w:before="100" w:beforeAutospacing="1" w:after="100" w:afterAutospacing="1" w:line="240" w:lineRule="auto"/>
-        <w:rPr>
-          <w:rFonts w:ascii="Times New Roman" w:eastAsia="Times New Roman" w:hAnsi="Times New Roman" w:cs="Times New Roman"/>
-          <w:sz w:val="24"/>
-          <w:szCs w:val="24"/>
-        </w:rPr>
-      </w:pPr>
-      <w:r>
-        <w:rPr>
-          <w:rFonts w:ascii="Times New Roman" w:eastAsia="Times New Roman" w:hAnsi="Times New Roman" w:cs="Times New Roman"/>
-          <w:sz w:val="24"/>
-          <w:szCs w:val="24"/>
-        </w:rPr>
-        <w:t>Secure Web Application Design Framework.</w:t>
+        <w:t>Vulnerability Management Framework for an organization</w:t>
       </w:r>
     </w:p>
     <w:p>
@@ -8594,12 +6768,11 @@
           <w:sz w:val="24"/>
           <w:szCs w:val="24"/>
         </w:rPr>
-        <w:lastRenderedPageBreak/>
         <w:drawing>
-          <wp:inline distT="0" distB="0" distL="0" distR="0" wp14:anchorId="324593BA" wp14:editId="0575EBDE">
-            <wp:extent cx="3591426" cy="5506218"/>
-            <wp:effectExtent l="0" t="0" r="9525" b="0"/>
-            <wp:docPr id="21" name="Picture 21"/>
+          <wp:inline distT="0" distB="0" distL="0" distR="0" wp14:anchorId="462DEC6F" wp14:editId="4C1E2C74">
+            <wp:extent cx="3122762" cy="3235041"/>
+            <wp:effectExtent l="0" t="0" r="1905" b="3810"/>
+            <wp:docPr id="22" name="Picture 22"/>
             <wp:cNvGraphicFramePr>
               <a:graphicFrameLocks xmlns:a="http://schemas.openxmlformats.org/drawingml/2006/main" noChangeAspect="1"/>
             </wp:cNvGraphicFramePr>
@@ -8619,6 +6792,1973 @@
                   <pic:spPr>
                     <a:xfrm>
                       <a:off x="0" y="0"/>
+                      <a:ext cx="3140231" cy="3253138"/>
+                    </a:xfrm>
+                    <a:prstGeom prst="rect">
+                      <a:avLst/>
+                    </a:prstGeom>
+                  </pic:spPr>
+                </pic:pic>
+              </a:graphicData>
+            </a:graphic>
+          </wp:inline>
+        </w:drawing>
+      </w:r>
+    </w:p>
+    <w:p>
+      <w:pPr>
+        <w:pStyle w:val="Heading2"/>
+        <w:rPr>
+          <w:color w:val="000000" w:themeColor="text1"/>
+        </w:rPr>
+      </w:pPr>
+      <w:bookmarkStart w:id="34" w:name="_Toc232529446"/>
+      <w:bookmarkStart w:id="35" w:name="_Toc232633713"/>
+      <w:bookmarkStart w:id="36" w:name="_Toc232638360"/>
+      <w:r>
+        <w:rPr>
+          <w:color w:val="000000" w:themeColor="text1"/>
+        </w:rPr>
+        <w:t>Student Reflection</w:t>
+      </w:r>
+      <w:bookmarkEnd w:id="34"/>
+      <w:bookmarkEnd w:id="35"/>
+      <w:bookmarkEnd w:id="36"/>
+    </w:p>
+    <w:p>
+      <w:pPr>
+        <w:spacing w:line="360" w:lineRule="auto"/>
+        <w:jc w:val="both"/>
+        <w:rPr>
+          <w:sz w:val="24"/>
+          <w:szCs w:val="24"/>
+        </w:rPr>
+      </w:pPr>
+      <w:r>
+        <w:rPr>
+          <w:sz w:val="24"/>
+          <w:szCs w:val="24"/>
+        </w:rPr>
+        <w:t xml:space="preserve">I learned that vulnerabilities are weaknesses in systems that attackers can exploit. Vulnerability assessment is the process of identifying and evaluating these weaknesses, while penetration testing actively attempts to exploit them. I understood the importance of risk prioritization, CVE identifiers, and CVSS scores in managing security risks. I also learned how vulnerability scanners </w:t>
+      </w:r>
+      <w:r>
+        <w:rPr>
+          <w:sz w:val="24"/>
+          <w:szCs w:val="24"/>
+        </w:rPr>
+        <w:lastRenderedPageBreak/>
+        <w:t>help organizations detect weaknesses and support patch management. Regular assessments, timely updates, and continuous monitoring are essential practices for maintaining a secure and resilient IT environment.</w:t>
+      </w:r>
+    </w:p>
+    <w:p>
+      <w:pPr>
+        <w:rPr>
+          <w:sz w:val="24"/>
+          <w:szCs w:val="24"/>
+        </w:rPr>
+      </w:pPr>
+    </w:p>
+    <w:p>
+      <w:pPr>
+        <w:pStyle w:val="Heading1"/>
+        <w:rPr>
+          <w:rFonts w:eastAsia="Times New Roman"/>
+          <w:b/>
+          <w:color w:val="000000" w:themeColor="text1"/>
+        </w:rPr>
+      </w:pPr>
+      <w:bookmarkStart w:id="37" w:name="_Toc232638361"/>
+      <w:r>
+        <w:rPr>
+          <w:rFonts w:eastAsia="Times New Roman"/>
+          <w:b/>
+          <w:color w:val="000000" w:themeColor="text1"/>
+        </w:rPr>
+        <w:t>WEEK 7</w:t>
+      </w:r>
+      <w:bookmarkEnd w:id="37"/>
+    </w:p>
+    <w:p>
+      <w:pPr>
+        <w:pStyle w:val="Heading2"/>
+        <w:rPr>
+          <w:rFonts w:eastAsia="Times New Roman"/>
+          <w:color w:val="000000" w:themeColor="text1"/>
+        </w:rPr>
+      </w:pPr>
+      <w:bookmarkStart w:id="38" w:name="_Toc232638362"/>
+      <w:r>
+        <w:rPr>
+          <w:rFonts w:eastAsia="Times New Roman"/>
+          <w:color w:val="000000" w:themeColor="text1"/>
+        </w:rPr>
+        <w:t>Practical Task 1</w:t>
+      </w:r>
+      <w:bookmarkEnd w:id="38"/>
+    </w:p>
+    <w:p>
+      <w:pPr>
+        <w:pStyle w:val="Heading3"/>
+        <w:rPr>
+          <w:rFonts w:eastAsia="Times New Roman"/>
+          <w:color w:val="000000" w:themeColor="text1"/>
+        </w:rPr>
+      </w:pPr>
+      <w:bookmarkStart w:id="39" w:name="_Toc232638363"/>
+      <w:r>
+        <w:rPr>
+          <w:rFonts w:eastAsia="Times New Roman"/>
+          <w:color w:val="000000" w:themeColor="text1"/>
+        </w:rPr>
+        <w:t>OWASP Top 10 Research</w:t>
+      </w:r>
+      <w:bookmarkEnd w:id="39"/>
+    </w:p>
+    <w:p>
+      <w:pPr>
+        <w:pStyle w:val="Heading3"/>
+        <w:rPr>
+          <w:color w:val="000000" w:themeColor="text1"/>
+        </w:rPr>
+      </w:pPr>
+      <w:bookmarkStart w:id="40" w:name="_Toc232638364"/>
+      <w:r>
+        <w:rPr>
+          <w:color w:val="000000" w:themeColor="text1"/>
+        </w:rPr>
+        <w:t>1. Broken Access Control</w:t>
+      </w:r>
+      <w:bookmarkEnd w:id="40"/>
+    </w:p>
+    <w:p>
+      <w:pPr>
+        <w:pStyle w:val="isselectedend"/>
+      </w:pPr>
+      <w:r>
+        <w:rPr>
+          <w:rStyle w:val="Strong"/>
+        </w:rPr>
+        <w:t>Definition:</w:t>
+      </w:r>
+      <w:r>
+        <w:t xml:space="preserve"> Failure to enforce restrictions on authenticated users.</w:t>
+      </w:r>
+    </w:p>
+    <w:p>
+      <w:pPr>
+        <w:pStyle w:val="isselectedend"/>
+      </w:pPr>
+      <w:r>
+        <w:rPr>
+          <w:rStyle w:val="Strong"/>
+        </w:rPr>
+        <w:t>Example:</w:t>
+      </w:r>
+      <w:r>
+        <w:t xml:space="preserve"> A normal user accesses administrator pages by modifying a URL.</w:t>
+      </w:r>
+    </w:p>
+    <w:p>
+      <w:pPr>
+        <w:pStyle w:val="isselectedend"/>
+      </w:pPr>
+      <w:r>
+        <w:rPr>
+          <w:rStyle w:val="Strong"/>
+        </w:rPr>
+        <w:t>Impact:</w:t>
+      </w:r>
+      <w:r>
+        <w:t xml:space="preserve"> Unauthorized access to sensitive information and functions.</w:t>
+      </w:r>
+    </w:p>
+    <w:p>
+      <w:pPr>
+        <w:pStyle w:val="isselectedend"/>
+      </w:pPr>
+      <w:r>
+        <w:rPr>
+          <w:rStyle w:val="Strong"/>
+        </w:rPr>
+        <w:t>Prevention:</w:t>
+      </w:r>
+    </w:p>
+    <w:p>
+      <w:pPr>
+        <w:numPr>
+          <w:ilvl w:val="0"/>
+          <w:numId w:val="9"/>
+        </w:numPr>
+        <w:spacing w:before="100" w:beforeAutospacing="1" w:after="100" w:afterAutospacing="1" w:line="240" w:lineRule="auto"/>
+      </w:pPr>
+      <w:r>
+        <w:t>Implement role-based access control.</w:t>
+      </w:r>
+    </w:p>
+    <w:p>
+      <w:pPr>
+        <w:numPr>
+          <w:ilvl w:val="0"/>
+          <w:numId w:val="9"/>
+        </w:numPr>
+        <w:spacing w:before="100" w:beforeAutospacing="1" w:after="100" w:afterAutospacing="1" w:line="240" w:lineRule="auto"/>
+      </w:pPr>
+      <w:r>
+        <w:t>Verify permissions on every request.</w:t>
+      </w:r>
+    </w:p>
+    <w:p>
+      <w:pPr>
+        <w:numPr>
+          <w:ilvl w:val="0"/>
+          <w:numId w:val="9"/>
+        </w:numPr>
+        <w:spacing w:before="100" w:beforeAutospacing="1" w:after="100" w:afterAutospacing="1" w:line="240" w:lineRule="auto"/>
+      </w:pPr>
+      <w:r>
+        <w:t>Deny access by default.</w:t>
+      </w:r>
+    </w:p>
+    <w:p>
+      <w:pPr>
+        <w:pStyle w:val="Heading3"/>
+        <w:rPr>
+          <w:color w:val="000000" w:themeColor="text1"/>
+        </w:rPr>
+      </w:pPr>
+      <w:bookmarkStart w:id="41" w:name="_Toc232638365"/>
+      <w:r>
+        <w:rPr>
+          <w:color w:val="000000" w:themeColor="text1"/>
+        </w:rPr>
+        <w:t>2. Cryptographic Failures</w:t>
+      </w:r>
+      <w:bookmarkEnd w:id="41"/>
+    </w:p>
+    <w:p>
+      <w:pPr>
+        <w:pStyle w:val="isselectedend"/>
+      </w:pPr>
+      <w:r>
+        <w:rPr>
+          <w:rStyle w:val="Strong"/>
+        </w:rPr>
+        <w:t>Definition:</w:t>
+      </w:r>
+      <w:r>
+        <w:t xml:space="preserve"> Weak or missing encryption exposing sensitive data.</w:t>
+      </w:r>
+    </w:p>
+    <w:p>
+      <w:pPr>
+        <w:pStyle w:val="isselectedend"/>
+      </w:pPr>
+      <w:r>
+        <w:rPr>
+          <w:rStyle w:val="Strong"/>
+        </w:rPr>
+        <w:t>Example:</w:t>
+      </w:r>
+      <w:r>
+        <w:t xml:space="preserve"> Passwords stored in plain text.</w:t>
+      </w:r>
+    </w:p>
+    <w:p>
+      <w:pPr>
+        <w:pStyle w:val="isselectedend"/>
+      </w:pPr>
+      <w:r>
+        <w:rPr>
+          <w:rStyle w:val="Strong"/>
+        </w:rPr>
+        <w:t>Impact:</w:t>
+      </w:r>
+      <w:r>
+        <w:t xml:space="preserve"> Data theft and privacy violations.</w:t>
+      </w:r>
+    </w:p>
+    <w:p>
+      <w:pPr>
+        <w:pStyle w:val="isselectedend"/>
+      </w:pPr>
+      <w:r>
+        <w:rPr>
+          <w:rStyle w:val="Strong"/>
+        </w:rPr>
+        <w:t>Prevention:</w:t>
+      </w:r>
+    </w:p>
+    <w:p>
+      <w:pPr>
+        <w:numPr>
+          <w:ilvl w:val="0"/>
+          <w:numId w:val="10"/>
+        </w:numPr>
+        <w:spacing w:before="100" w:beforeAutospacing="1" w:after="100" w:afterAutospacing="1" w:line="240" w:lineRule="auto"/>
+      </w:pPr>
+      <w:r>
+        <w:t>Use strong encryption algorithms.</w:t>
+      </w:r>
+    </w:p>
+    <w:p>
+      <w:pPr>
+        <w:numPr>
+          <w:ilvl w:val="0"/>
+          <w:numId w:val="10"/>
+        </w:numPr>
+        <w:spacing w:before="100" w:beforeAutospacing="1" w:after="100" w:afterAutospacing="1" w:line="240" w:lineRule="auto"/>
+      </w:pPr>
+      <w:r>
+        <w:t>Encrypt sensitive data at rest and in transit.</w:t>
+      </w:r>
+    </w:p>
+    <w:p>
+      <w:pPr>
+        <w:numPr>
+          <w:ilvl w:val="0"/>
+          <w:numId w:val="10"/>
+        </w:numPr>
+        <w:spacing w:before="100" w:beforeAutospacing="1" w:after="100" w:afterAutospacing="1" w:line="240" w:lineRule="auto"/>
+      </w:pPr>
+      <w:r>
+        <w:t>Securely manage cryptographic keys.</w:t>
+      </w:r>
+    </w:p>
+    <w:p>
+      <w:pPr>
+        <w:pStyle w:val="Heading3"/>
+        <w:rPr>
+          <w:color w:val="000000" w:themeColor="text1"/>
+        </w:rPr>
+      </w:pPr>
+      <w:bookmarkStart w:id="42" w:name="_Toc232638366"/>
+      <w:r>
+        <w:rPr>
+          <w:color w:val="000000" w:themeColor="text1"/>
+        </w:rPr>
+        <w:t>3. Injection</w:t>
+      </w:r>
+      <w:bookmarkEnd w:id="42"/>
+    </w:p>
+    <w:p>
+      <w:pPr>
+        <w:pStyle w:val="isselectedend"/>
+      </w:pPr>
+      <w:r>
+        <w:rPr>
+          <w:rStyle w:val="Strong"/>
+        </w:rPr>
+        <w:t>Definition:</w:t>
+      </w:r>
+      <w:r>
+        <w:t xml:space="preserve"> Untrusted data is interpreted as commands or queries.</w:t>
+      </w:r>
+    </w:p>
+    <w:p>
+      <w:pPr>
+        <w:pStyle w:val="isselectedend"/>
+      </w:pPr>
+      <w:r>
+        <w:rPr>
+          <w:rStyle w:val="Strong"/>
+        </w:rPr>
+        <w:t>Example:</w:t>
+      </w:r>
+      <w:r>
+        <w:t xml:space="preserve"> SQL Injection:</w:t>
+      </w:r>
+      <w:r>
+        <w:br/>
+        <w:t>' OR '1'='1</w:t>
+      </w:r>
+    </w:p>
+    <w:p>
+      <w:pPr>
+        <w:pStyle w:val="isselectedend"/>
+      </w:pPr>
+      <w:r>
+        <w:rPr>
+          <w:rStyle w:val="Strong"/>
+        </w:rPr>
+        <w:lastRenderedPageBreak/>
+        <w:t>Impact:</w:t>
+      </w:r>
+      <w:r>
+        <w:t xml:space="preserve"> Database compromise and unauthorized access.</w:t>
+      </w:r>
+    </w:p>
+    <w:p>
+      <w:pPr>
+        <w:pStyle w:val="isselectedend"/>
+      </w:pPr>
+      <w:r>
+        <w:rPr>
+          <w:rStyle w:val="Strong"/>
+        </w:rPr>
+        <w:t>Prevention:</w:t>
+      </w:r>
+    </w:p>
+    <w:p>
+      <w:pPr>
+        <w:numPr>
+          <w:ilvl w:val="0"/>
+          <w:numId w:val="11"/>
+        </w:numPr>
+        <w:spacing w:before="100" w:beforeAutospacing="1" w:after="100" w:afterAutospacing="1" w:line="240" w:lineRule="auto"/>
+      </w:pPr>
+      <w:r>
+        <w:t>Use parameterized queries.</w:t>
+      </w:r>
+    </w:p>
+    <w:p>
+      <w:pPr>
+        <w:numPr>
+          <w:ilvl w:val="0"/>
+          <w:numId w:val="11"/>
+        </w:numPr>
+        <w:spacing w:before="100" w:beforeAutospacing="1" w:after="100" w:afterAutospacing="1" w:line="240" w:lineRule="auto"/>
+      </w:pPr>
+      <w:r>
+        <w:t>Validate input.</w:t>
+      </w:r>
+    </w:p>
+    <w:p>
+      <w:pPr>
+        <w:numPr>
+          <w:ilvl w:val="0"/>
+          <w:numId w:val="11"/>
+        </w:numPr>
+        <w:spacing w:before="100" w:beforeAutospacing="1" w:after="100" w:afterAutospacing="1" w:line="240" w:lineRule="auto"/>
+      </w:pPr>
+      <w:r>
+        <w:t>Employ least-privilege database accounts.</w:t>
+      </w:r>
+    </w:p>
+    <w:p>
+      <w:pPr>
+        <w:pStyle w:val="Heading3"/>
+        <w:rPr>
+          <w:color w:val="000000" w:themeColor="text1"/>
+        </w:rPr>
+      </w:pPr>
+      <w:bookmarkStart w:id="43" w:name="_Toc232638367"/>
+      <w:r>
+        <w:rPr>
+          <w:color w:val="000000" w:themeColor="text1"/>
+        </w:rPr>
+        <w:t>4. Insecure Design</w:t>
+      </w:r>
+      <w:bookmarkEnd w:id="43"/>
+    </w:p>
+    <w:p>
+      <w:pPr>
+        <w:pStyle w:val="isselectedend"/>
+      </w:pPr>
+      <w:r>
+        <w:rPr>
+          <w:rStyle w:val="Strong"/>
+        </w:rPr>
+        <w:t>Definition:</w:t>
+      </w:r>
+      <w:r>
+        <w:t xml:space="preserve"> Security weaknesses resulting from poor application design.</w:t>
+      </w:r>
+    </w:p>
+    <w:p>
+      <w:pPr>
+        <w:pStyle w:val="isselectedend"/>
+      </w:pPr>
+      <w:r>
+        <w:rPr>
+          <w:rStyle w:val="Strong"/>
+        </w:rPr>
+        <w:t>Example:</w:t>
+      </w:r>
+      <w:r>
+        <w:t xml:space="preserve"> No account lockout after repeated login attempts.</w:t>
+      </w:r>
+    </w:p>
+    <w:p>
+      <w:pPr>
+        <w:pStyle w:val="isselectedend"/>
+      </w:pPr>
+      <w:r>
+        <w:rPr>
+          <w:rStyle w:val="Strong"/>
+        </w:rPr>
+        <w:t>Impact:</w:t>
+      </w:r>
+      <w:r>
+        <w:t xml:space="preserve"> Increased risk of attacks.</w:t>
+      </w:r>
+    </w:p>
+    <w:p>
+      <w:pPr>
+        <w:pStyle w:val="isselectedend"/>
+      </w:pPr>
+      <w:r>
+        <w:rPr>
+          <w:rStyle w:val="Strong"/>
+        </w:rPr>
+        <w:t>Prevention:</w:t>
+      </w:r>
+    </w:p>
+    <w:p>
+      <w:pPr>
+        <w:numPr>
+          <w:ilvl w:val="0"/>
+          <w:numId w:val="12"/>
+        </w:numPr>
+        <w:spacing w:before="100" w:beforeAutospacing="1" w:after="100" w:afterAutospacing="1" w:line="240" w:lineRule="auto"/>
+      </w:pPr>
+      <w:r>
+        <w:t>Conduct threat modeling.</w:t>
+      </w:r>
+    </w:p>
+    <w:p>
+      <w:pPr>
+        <w:numPr>
+          <w:ilvl w:val="0"/>
+          <w:numId w:val="12"/>
+        </w:numPr>
+        <w:spacing w:before="100" w:beforeAutospacing="1" w:after="100" w:afterAutospacing="1" w:line="240" w:lineRule="auto"/>
+      </w:pPr>
+      <w:r>
+        <w:t>Integrate security into system design.</w:t>
+      </w:r>
+    </w:p>
+    <w:p>
+      <w:pPr>
+        <w:numPr>
+          <w:ilvl w:val="0"/>
+          <w:numId w:val="12"/>
+        </w:numPr>
+        <w:spacing w:before="100" w:beforeAutospacing="1" w:after="100" w:afterAutospacing="1" w:line="240" w:lineRule="auto"/>
+      </w:pPr>
+      <w:r>
+        <w:t>Perform security reviews.</w:t>
+      </w:r>
+    </w:p>
+    <w:p>
+      <w:pPr>
+        <w:pStyle w:val="Heading3"/>
+        <w:rPr>
+          <w:color w:val="000000" w:themeColor="text1"/>
+        </w:rPr>
+      </w:pPr>
+      <w:bookmarkStart w:id="44" w:name="_Toc232638368"/>
+      <w:r>
+        <w:rPr>
+          <w:color w:val="000000" w:themeColor="text1"/>
+        </w:rPr>
+        <w:t>5. Security Misconfiguration</w:t>
+      </w:r>
+      <w:bookmarkEnd w:id="44"/>
+    </w:p>
+    <w:p>
+      <w:pPr>
+        <w:pStyle w:val="isselectedend"/>
+      </w:pPr>
+      <w:r>
+        <w:rPr>
+          <w:rStyle w:val="Strong"/>
+        </w:rPr>
+        <w:t>Definition:</w:t>
+      </w:r>
+      <w:r>
+        <w:t xml:space="preserve"> Incorrectly configured security settings.</w:t>
+      </w:r>
+    </w:p>
+    <w:p>
+      <w:pPr>
+        <w:pStyle w:val="isselectedend"/>
+      </w:pPr>
+      <w:r>
+        <w:rPr>
+          <w:rStyle w:val="Strong"/>
+        </w:rPr>
+        <w:t>Example:</w:t>
+      </w:r>
+      <w:r>
+        <w:t xml:space="preserve"> Default administrator credentials remain unchanged.</w:t>
+      </w:r>
+    </w:p>
+    <w:p>
+      <w:pPr>
+        <w:pStyle w:val="isselectedend"/>
+      </w:pPr>
+      <w:r>
+        <w:rPr>
+          <w:rStyle w:val="Strong"/>
+        </w:rPr>
+        <w:t>Impact:</w:t>
+      </w:r>
+      <w:r>
+        <w:t xml:space="preserve"> Unauthorized system access.</w:t>
+      </w:r>
+    </w:p>
+    <w:p>
+      <w:pPr>
+        <w:pStyle w:val="isselectedend"/>
+      </w:pPr>
+      <w:r>
+        <w:rPr>
+          <w:rStyle w:val="Strong"/>
+        </w:rPr>
+        <w:t>Prevention:</w:t>
+      </w:r>
+    </w:p>
+    <w:p>
+      <w:pPr>
+        <w:numPr>
+          <w:ilvl w:val="0"/>
+          <w:numId w:val="13"/>
+        </w:numPr>
+        <w:spacing w:before="100" w:beforeAutospacing="1" w:after="100" w:afterAutospacing="1" w:line="240" w:lineRule="auto"/>
+      </w:pPr>
+      <w:r>
+        <w:t>Harden systems before deployment.</w:t>
+      </w:r>
+    </w:p>
+    <w:p>
+      <w:pPr>
+        <w:numPr>
+          <w:ilvl w:val="0"/>
+          <w:numId w:val="13"/>
+        </w:numPr>
+        <w:spacing w:before="100" w:beforeAutospacing="1" w:after="100" w:afterAutospacing="1" w:line="240" w:lineRule="auto"/>
+      </w:pPr>
+      <w:r>
+        <w:t>Remove default accounts.</w:t>
+      </w:r>
+    </w:p>
+    <w:p>
+      <w:pPr>
+        <w:numPr>
+          <w:ilvl w:val="0"/>
+          <w:numId w:val="13"/>
+        </w:numPr>
+        <w:spacing w:before="100" w:beforeAutospacing="1" w:after="100" w:afterAutospacing="1" w:line="240" w:lineRule="auto"/>
+      </w:pPr>
+      <w:r>
+        <w:t>Regularly review configurations.</w:t>
+      </w:r>
+    </w:p>
+    <w:p>
+      <w:pPr>
+        <w:pStyle w:val="Heading3"/>
+        <w:rPr>
+          <w:color w:val="000000" w:themeColor="text1"/>
+        </w:rPr>
+      </w:pPr>
+      <w:bookmarkStart w:id="45" w:name="_Toc232638369"/>
+      <w:r>
+        <w:rPr>
+          <w:color w:val="000000" w:themeColor="text1"/>
+        </w:rPr>
+        <w:t>6. Vulnerable and Outdated Components</w:t>
+      </w:r>
+      <w:bookmarkEnd w:id="45"/>
+    </w:p>
+    <w:p>
+      <w:pPr>
+        <w:pStyle w:val="isselectedend"/>
+      </w:pPr>
+      <w:r>
+        <w:rPr>
+          <w:rStyle w:val="Strong"/>
+        </w:rPr>
+        <w:t>Definition:</w:t>
+      </w:r>
+      <w:r>
+        <w:t xml:space="preserve"> Use of software with known security flaws.</w:t>
+      </w:r>
+    </w:p>
+    <w:p>
+      <w:pPr>
+        <w:pStyle w:val="isselectedend"/>
+      </w:pPr>
+      <w:r>
+        <w:rPr>
+          <w:rStyle w:val="Strong"/>
+        </w:rPr>
+        <w:t>Example:</w:t>
+      </w:r>
+      <w:r>
+        <w:t xml:space="preserve"> Running outdated frameworks with published vulnerabilities.</w:t>
+      </w:r>
+    </w:p>
+    <w:p>
+      <w:pPr>
+        <w:pStyle w:val="isselectedend"/>
+      </w:pPr>
+      <w:r>
+        <w:rPr>
+          <w:rStyle w:val="Strong"/>
+        </w:rPr>
+        <w:t>Impact:</w:t>
+      </w:r>
+      <w:r>
+        <w:t xml:space="preserve"> System compromise.</w:t>
+      </w:r>
+    </w:p>
+    <w:p>
+      <w:pPr>
+        <w:pStyle w:val="isselectedend"/>
+      </w:pPr>
+      <w:r>
+        <w:rPr>
+          <w:rStyle w:val="Strong"/>
+        </w:rPr>
+        <w:t>Prevention:</w:t>
+      </w:r>
+    </w:p>
+    <w:p>
+      <w:pPr>
+        <w:numPr>
+          <w:ilvl w:val="0"/>
+          <w:numId w:val="14"/>
+        </w:numPr>
+        <w:spacing w:before="100" w:beforeAutospacing="1" w:after="100" w:afterAutospacing="1" w:line="240" w:lineRule="auto"/>
+      </w:pPr>
+      <w:r>
+        <w:lastRenderedPageBreak/>
+        <w:t>Maintain an asset inventory.</w:t>
+      </w:r>
+    </w:p>
+    <w:p>
+      <w:pPr>
+        <w:numPr>
+          <w:ilvl w:val="0"/>
+          <w:numId w:val="14"/>
+        </w:numPr>
+        <w:spacing w:before="100" w:beforeAutospacing="1" w:after="100" w:afterAutospacing="1" w:line="240" w:lineRule="auto"/>
+      </w:pPr>
+      <w:r>
+        <w:t>Apply updates and patches promptly.</w:t>
+      </w:r>
+    </w:p>
+    <w:p>
+      <w:pPr>
+        <w:numPr>
+          <w:ilvl w:val="0"/>
+          <w:numId w:val="14"/>
+        </w:numPr>
+        <w:spacing w:before="100" w:beforeAutospacing="1" w:after="100" w:afterAutospacing="1" w:line="240" w:lineRule="auto"/>
+      </w:pPr>
+      <w:r>
+        <w:t>Monitor security advisories.</w:t>
+      </w:r>
+    </w:p>
+    <w:p>
+      <w:pPr>
+        <w:pStyle w:val="Heading3"/>
+        <w:rPr>
+          <w:color w:val="000000" w:themeColor="text1"/>
+        </w:rPr>
+      </w:pPr>
+      <w:bookmarkStart w:id="46" w:name="_Toc232638370"/>
+      <w:r>
+        <w:rPr>
+          <w:color w:val="000000" w:themeColor="text1"/>
+        </w:rPr>
+        <w:t>7. Identification and Authentication Failures</w:t>
+      </w:r>
+      <w:bookmarkEnd w:id="46"/>
+    </w:p>
+    <w:p>
+      <w:pPr>
+        <w:pStyle w:val="isselectedend"/>
+      </w:pPr>
+      <w:r>
+        <w:rPr>
+          <w:rStyle w:val="Strong"/>
+        </w:rPr>
+        <w:t>Definition:</w:t>
+      </w:r>
+      <w:r>
+        <w:t xml:space="preserve"> Weak authentication processes.</w:t>
+      </w:r>
+    </w:p>
+    <w:p>
+      <w:pPr>
+        <w:pStyle w:val="isselectedend"/>
+      </w:pPr>
+      <w:r>
+        <w:rPr>
+          <w:rStyle w:val="Strong"/>
+        </w:rPr>
+        <w:t>Example:</w:t>
+      </w:r>
+      <w:r>
+        <w:t xml:space="preserve"> Weak passwords and lack of MFA.</w:t>
+      </w:r>
+    </w:p>
+    <w:p>
+      <w:pPr>
+        <w:pStyle w:val="isselectedend"/>
+      </w:pPr>
+      <w:r>
+        <w:rPr>
+          <w:rStyle w:val="Strong"/>
+        </w:rPr>
+        <w:t>Impact:</w:t>
+      </w:r>
+      <w:r>
+        <w:t xml:space="preserve"> Account takeover.</w:t>
+      </w:r>
+    </w:p>
+    <w:p>
+      <w:pPr>
+        <w:pStyle w:val="isselectedend"/>
+      </w:pPr>
+      <w:r>
+        <w:rPr>
+          <w:rStyle w:val="Strong"/>
+        </w:rPr>
+        <w:t>Prevention:</w:t>
+      </w:r>
+    </w:p>
+    <w:p>
+      <w:pPr>
+        <w:numPr>
+          <w:ilvl w:val="0"/>
+          <w:numId w:val="15"/>
+        </w:numPr>
+        <w:spacing w:before="100" w:beforeAutospacing="1" w:after="100" w:afterAutospacing="1" w:line="240" w:lineRule="auto"/>
+      </w:pPr>
+      <w:r>
+        <w:t>Enforce strong passwords.</w:t>
+      </w:r>
+    </w:p>
+    <w:p>
+      <w:pPr>
+        <w:numPr>
+          <w:ilvl w:val="0"/>
+          <w:numId w:val="15"/>
+        </w:numPr>
+        <w:spacing w:before="100" w:beforeAutospacing="1" w:after="100" w:afterAutospacing="1" w:line="240" w:lineRule="auto"/>
+      </w:pPr>
+      <w:r>
+        <w:t>Implement multi-factor authentication.</w:t>
+      </w:r>
+    </w:p>
+    <w:p>
+      <w:pPr>
+        <w:numPr>
+          <w:ilvl w:val="0"/>
+          <w:numId w:val="15"/>
+        </w:numPr>
+        <w:spacing w:before="100" w:beforeAutospacing="1" w:after="100" w:afterAutospacing="1" w:line="240" w:lineRule="auto"/>
+      </w:pPr>
+      <w:r>
+        <w:t>Monitor login attempts.</w:t>
+      </w:r>
+    </w:p>
+    <w:p>
+      <w:pPr>
+        <w:pStyle w:val="Heading3"/>
+        <w:rPr>
+          <w:color w:val="000000" w:themeColor="text1"/>
+        </w:rPr>
+      </w:pPr>
+      <w:bookmarkStart w:id="47" w:name="_Toc232638371"/>
+      <w:r>
+        <w:rPr>
+          <w:color w:val="000000" w:themeColor="text1"/>
+        </w:rPr>
+        <w:t>8. Software and Data Integrity Failures</w:t>
+      </w:r>
+      <w:bookmarkEnd w:id="47"/>
+    </w:p>
+    <w:p>
+      <w:pPr>
+        <w:pStyle w:val="isselectedend"/>
+      </w:pPr>
+      <w:r>
+        <w:rPr>
+          <w:rStyle w:val="Strong"/>
+        </w:rPr>
+        <w:t>Definition:</w:t>
+      </w:r>
+      <w:r>
+        <w:t xml:space="preserve"> Untrusted software updates or data.</w:t>
+      </w:r>
+    </w:p>
+    <w:p>
+      <w:pPr>
+        <w:pStyle w:val="isselectedend"/>
+      </w:pPr>
+      <w:r>
+        <w:rPr>
+          <w:rStyle w:val="Strong"/>
+        </w:rPr>
+        <w:t>Example:</w:t>
+      </w:r>
+      <w:r>
+        <w:t xml:space="preserve"> Installing unsigned software updates.</w:t>
+      </w:r>
+    </w:p>
+    <w:p>
+      <w:pPr>
+        <w:pStyle w:val="isselectedend"/>
+      </w:pPr>
+      <w:r>
+        <w:rPr>
+          <w:rStyle w:val="Strong"/>
+        </w:rPr>
+        <w:t>Impact:</w:t>
+      </w:r>
+      <w:r>
+        <w:t xml:space="preserve"> Malware installation and system compromise.</w:t>
+      </w:r>
+    </w:p>
+    <w:p>
+      <w:pPr>
+        <w:pStyle w:val="isselectedend"/>
+      </w:pPr>
+      <w:r>
+        <w:rPr>
+          <w:rStyle w:val="Strong"/>
+        </w:rPr>
+        <w:t>Prevention:</w:t>
+      </w:r>
+    </w:p>
+    <w:p>
+      <w:pPr>
+        <w:numPr>
+          <w:ilvl w:val="0"/>
+          <w:numId w:val="16"/>
+        </w:numPr>
+        <w:spacing w:before="100" w:beforeAutospacing="1" w:after="100" w:afterAutospacing="1" w:line="240" w:lineRule="auto"/>
+      </w:pPr>
+      <w:r>
+        <w:t>Verify digital signatures.</w:t>
+      </w:r>
+    </w:p>
+    <w:p>
+      <w:pPr>
+        <w:numPr>
+          <w:ilvl w:val="0"/>
+          <w:numId w:val="16"/>
+        </w:numPr>
+        <w:spacing w:before="100" w:beforeAutospacing="1" w:after="100" w:afterAutospacing="1" w:line="240" w:lineRule="auto"/>
+      </w:pPr>
+      <w:r>
+        <w:t>Use trusted repositories.</w:t>
+      </w:r>
+    </w:p>
+    <w:p>
+      <w:pPr>
+        <w:numPr>
+          <w:ilvl w:val="0"/>
+          <w:numId w:val="16"/>
+        </w:numPr>
+        <w:spacing w:before="100" w:beforeAutospacing="1" w:after="100" w:afterAutospacing="1" w:line="240" w:lineRule="auto"/>
+      </w:pPr>
+      <w:r>
+        <w:t>Secure CI/CD pipelines.</w:t>
+      </w:r>
+    </w:p>
+    <w:p>
+      <w:pPr>
+        <w:pStyle w:val="Heading3"/>
+        <w:rPr>
+          <w:color w:val="000000" w:themeColor="text1"/>
+        </w:rPr>
+      </w:pPr>
+      <w:bookmarkStart w:id="48" w:name="_Toc232638372"/>
+      <w:r>
+        <w:rPr>
+          <w:color w:val="000000" w:themeColor="text1"/>
+        </w:rPr>
+        <w:t>9. Security Logging and Monitoring Failures</w:t>
+      </w:r>
+      <w:bookmarkEnd w:id="48"/>
+    </w:p>
+    <w:p>
+      <w:pPr>
+        <w:pStyle w:val="isselectedend"/>
+      </w:pPr>
+      <w:r>
+        <w:rPr>
+          <w:rStyle w:val="Strong"/>
+        </w:rPr>
+        <w:t>Definition:</w:t>
+      </w:r>
+      <w:r>
+        <w:t xml:space="preserve"> Failure to detect or respond to security incidents.</w:t>
+      </w:r>
+    </w:p>
+    <w:p>
+      <w:pPr>
+        <w:pStyle w:val="isselectedend"/>
+      </w:pPr>
+      <w:r>
+        <w:rPr>
+          <w:rStyle w:val="Strong"/>
+        </w:rPr>
+        <w:t>Example:</w:t>
+      </w:r>
+      <w:r>
+        <w:t xml:space="preserve"> Failed login attempts are not logged.</w:t>
+      </w:r>
+    </w:p>
+    <w:p>
+      <w:pPr>
+        <w:pStyle w:val="isselectedend"/>
+      </w:pPr>
+      <w:r>
+        <w:rPr>
+          <w:rStyle w:val="Strong"/>
+        </w:rPr>
+        <w:t>Impact:</w:t>
+      </w:r>
+      <w:r>
+        <w:t xml:space="preserve"> Delayed detection of attacks.</w:t>
+      </w:r>
+    </w:p>
+    <w:p>
+      <w:pPr>
+        <w:pStyle w:val="isselectedend"/>
+      </w:pPr>
+      <w:r>
+        <w:rPr>
+          <w:rStyle w:val="Strong"/>
+        </w:rPr>
+        <w:t>Prevention:</w:t>
+      </w:r>
+    </w:p>
+    <w:p>
+      <w:pPr>
+        <w:numPr>
+          <w:ilvl w:val="0"/>
+          <w:numId w:val="17"/>
+        </w:numPr>
+        <w:spacing w:before="100" w:beforeAutospacing="1" w:after="100" w:afterAutospacing="1" w:line="240" w:lineRule="auto"/>
+      </w:pPr>
+      <w:r>
+        <w:t>Enable centralized logging.</w:t>
+      </w:r>
+    </w:p>
+    <w:p>
+      <w:pPr>
+        <w:numPr>
+          <w:ilvl w:val="0"/>
+          <w:numId w:val="17"/>
+        </w:numPr>
+        <w:spacing w:before="100" w:beforeAutospacing="1" w:after="100" w:afterAutospacing="1" w:line="240" w:lineRule="auto"/>
+      </w:pPr>
+      <w:r>
+        <w:t>Monitor security events.</w:t>
+      </w:r>
+    </w:p>
+    <w:p>
+      <w:pPr>
+        <w:numPr>
+          <w:ilvl w:val="0"/>
+          <w:numId w:val="17"/>
+        </w:numPr>
+        <w:spacing w:before="100" w:beforeAutospacing="1" w:after="100" w:afterAutospacing="1" w:line="240" w:lineRule="auto"/>
+      </w:pPr>
+      <w:r>
+        <w:t>Establish incident response procedures.</w:t>
+      </w:r>
+    </w:p>
+    <w:p>
+      <w:pPr>
+        <w:pStyle w:val="Heading3"/>
+        <w:rPr>
+          <w:color w:val="000000" w:themeColor="text1"/>
+        </w:rPr>
+      </w:pPr>
+      <w:bookmarkStart w:id="49" w:name="_Toc232638373"/>
+      <w:r>
+        <w:rPr>
+          <w:color w:val="000000" w:themeColor="text1"/>
+        </w:rPr>
+        <w:lastRenderedPageBreak/>
+        <w:t>10. Server-Side Request Forgery (SSRF)</w:t>
+      </w:r>
+      <w:bookmarkEnd w:id="49"/>
+    </w:p>
+    <w:p>
+      <w:pPr>
+        <w:pStyle w:val="isselectedend"/>
+      </w:pPr>
+      <w:r>
+        <w:rPr>
+          <w:rStyle w:val="Strong"/>
+        </w:rPr>
+        <w:t>Definition:</w:t>
+      </w:r>
+      <w:r>
+        <w:t xml:space="preserve"> Server fetches resources on behalf of attackers.</w:t>
+      </w:r>
+    </w:p>
+    <w:p>
+      <w:pPr>
+        <w:pStyle w:val="isselectedend"/>
+      </w:pPr>
+      <w:r>
+        <w:rPr>
+          <w:rStyle w:val="Strong"/>
+        </w:rPr>
+        <w:t>Example:</w:t>
+      </w:r>
+      <w:r>
+        <w:t xml:space="preserve"> Application retrieves internal URLs provided by users.</w:t>
+      </w:r>
+    </w:p>
+    <w:p>
+      <w:pPr>
+        <w:pStyle w:val="isselectedend"/>
+      </w:pPr>
+      <w:r>
+        <w:rPr>
+          <w:rStyle w:val="Strong"/>
+        </w:rPr>
+        <w:t>Impact:</w:t>
+      </w:r>
+      <w:r>
+        <w:t xml:space="preserve"> Internal network exposure.</w:t>
+      </w:r>
+    </w:p>
+    <w:p>
+      <w:pPr>
+        <w:pStyle w:val="isselectedend"/>
+      </w:pPr>
+      <w:r>
+        <w:rPr>
+          <w:rStyle w:val="Strong"/>
+        </w:rPr>
+        <w:t>Prevention:</w:t>
+      </w:r>
+    </w:p>
+    <w:p>
+      <w:pPr>
+        <w:numPr>
+          <w:ilvl w:val="0"/>
+          <w:numId w:val="18"/>
+        </w:numPr>
+        <w:spacing w:before="100" w:beforeAutospacing="1" w:after="100" w:afterAutospacing="1" w:line="240" w:lineRule="auto"/>
+      </w:pPr>
+      <w:r>
+        <w:t>Validate URLs.</w:t>
+      </w:r>
+    </w:p>
+    <w:p>
+      <w:pPr>
+        <w:numPr>
+          <w:ilvl w:val="0"/>
+          <w:numId w:val="18"/>
+        </w:numPr>
+        <w:spacing w:before="100" w:beforeAutospacing="1" w:after="100" w:afterAutospacing="1" w:line="240" w:lineRule="auto"/>
+      </w:pPr>
+      <w:r>
+        <w:t>Restrict outbound connections.</w:t>
+      </w:r>
+    </w:p>
+    <w:p>
+      <w:pPr>
+        <w:numPr>
+          <w:ilvl w:val="0"/>
+          <w:numId w:val="18"/>
+        </w:numPr>
+        <w:spacing w:before="100" w:beforeAutospacing="1" w:after="100" w:afterAutospacing="1" w:line="240" w:lineRule="auto"/>
+      </w:pPr>
+      <w:r>
+        <w:t>Use allowlists.</w:t>
+      </w:r>
+    </w:p>
+    <w:p/>
+    <w:p>
+      <w:pPr>
+        <w:pStyle w:val="Heading1"/>
+        <w:rPr>
+          <w:rFonts w:eastAsia="Times New Roman"/>
+          <w:color w:val="000000" w:themeColor="text1"/>
+        </w:rPr>
+      </w:pPr>
+      <w:bookmarkStart w:id="50" w:name="_Toc232638374"/>
+      <w:r>
+        <w:rPr>
+          <w:rFonts w:eastAsia="Times New Roman"/>
+          <w:color w:val="000000" w:themeColor="text1"/>
+        </w:rPr>
+        <w:t>Practical Task 2</w:t>
+      </w:r>
+      <w:bookmarkEnd w:id="50"/>
+    </w:p>
+    <w:p>
+      <w:pPr>
+        <w:pStyle w:val="Heading2"/>
+        <w:rPr>
+          <w:rFonts w:eastAsia="Times New Roman"/>
+          <w:color w:val="000000" w:themeColor="text1"/>
+        </w:rPr>
+      </w:pPr>
+      <w:bookmarkStart w:id="51" w:name="_Toc232638375"/>
+      <w:r>
+        <w:rPr>
+          <w:rFonts w:eastAsia="Times New Roman"/>
+          <w:color w:val="000000" w:themeColor="text1"/>
+        </w:rPr>
+        <w:t>Web Application Assessment</w:t>
+      </w:r>
+      <w:bookmarkEnd w:id="51"/>
+    </w:p>
+    <w:p/>
+    <w:p>
+      <w:pPr>
+        <w:pStyle w:val="Heading1"/>
+        <w:rPr>
+          <w:rFonts w:eastAsia="Times New Roman"/>
+          <w:color w:val="000000" w:themeColor="text1"/>
+        </w:rPr>
+      </w:pPr>
+      <w:bookmarkStart w:id="52" w:name="_Toc232638376"/>
+      <w:r>
+        <w:rPr>
+          <w:rFonts w:eastAsia="Times New Roman"/>
+          <w:color w:val="000000" w:themeColor="text1"/>
+        </w:rPr>
+        <w:t>Practical Task 3</w:t>
+      </w:r>
+      <w:bookmarkEnd w:id="52"/>
+    </w:p>
+    <w:p>
+      <w:pPr>
+        <w:pStyle w:val="Heading2"/>
+        <w:rPr>
+          <w:rFonts w:eastAsia="Times New Roman"/>
+          <w:color w:val="000000" w:themeColor="text1"/>
+        </w:rPr>
+      </w:pPr>
+      <w:bookmarkStart w:id="53" w:name="_Toc232638377"/>
+      <w:r>
+        <w:rPr>
+          <w:rFonts w:eastAsia="Times New Roman"/>
+          <w:color w:val="000000" w:themeColor="text1"/>
+        </w:rPr>
+        <w:t>Security Improvement Proposal</w:t>
+      </w:r>
+      <w:bookmarkEnd w:id="53"/>
+    </w:p>
+    <w:p>
+      <w:r>
+        <w:t>Authentication Controls</w:t>
+      </w:r>
+    </w:p>
+    <w:p>
+      <w:pPr>
+        <w:numPr>
+          <w:ilvl w:val="0"/>
+          <w:numId w:val="19"/>
+        </w:numPr>
+        <w:spacing w:before="100" w:beforeAutospacing="1" w:after="100" w:afterAutospacing="1" w:line="240" w:lineRule="auto"/>
+      </w:pPr>
+      <w:r>
+        <w:t>Implement Multi-Factor Authentication (MFA).</w:t>
+      </w:r>
+    </w:p>
+    <w:p>
+      <w:pPr>
+        <w:numPr>
+          <w:ilvl w:val="0"/>
+          <w:numId w:val="19"/>
+        </w:numPr>
+        <w:spacing w:before="100" w:beforeAutospacing="1" w:after="100" w:afterAutospacing="1" w:line="240" w:lineRule="auto"/>
+      </w:pPr>
+      <w:r>
+        <w:t>Enforce password complexity requirements.</w:t>
+      </w:r>
+    </w:p>
+    <w:p>
+      <w:pPr>
+        <w:numPr>
+          <w:ilvl w:val="0"/>
+          <w:numId w:val="19"/>
+        </w:numPr>
+        <w:spacing w:before="100" w:beforeAutospacing="1" w:after="100" w:afterAutospacing="1" w:line="240" w:lineRule="auto"/>
+      </w:pPr>
+      <w:r>
+        <w:t>Configure account lockout policies.</w:t>
+      </w:r>
+    </w:p>
+    <w:p>
+      <w:pPr>
+        <w:numPr>
+          <w:ilvl w:val="0"/>
+          <w:numId w:val="19"/>
+        </w:numPr>
+        <w:spacing w:before="100" w:beforeAutospacing="1" w:after="100" w:afterAutospacing="1" w:line="240" w:lineRule="auto"/>
+      </w:pPr>
+      <w:r>
+        <w:t>Use secure password hashing (Encrypt).</w:t>
+      </w:r>
+    </w:p>
+    <w:p>
+      <w:r>
+        <w:t>Input Validation Measures</w:t>
+      </w:r>
+    </w:p>
+    <w:p>
+      <w:pPr>
+        <w:numPr>
+          <w:ilvl w:val="0"/>
+          <w:numId w:val="20"/>
+        </w:numPr>
+        <w:spacing w:before="100" w:beforeAutospacing="1" w:after="100" w:afterAutospacing="1" w:line="240" w:lineRule="auto"/>
+      </w:pPr>
+      <w:r>
+        <w:t>Validate all user inputs.</w:t>
+      </w:r>
+    </w:p>
+    <w:p>
+      <w:pPr>
+        <w:numPr>
+          <w:ilvl w:val="0"/>
+          <w:numId w:val="20"/>
+        </w:numPr>
+        <w:spacing w:before="100" w:beforeAutospacing="1" w:after="100" w:afterAutospacing="1" w:line="240" w:lineRule="auto"/>
+      </w:pPr>
+      <w:r>
+        <w:t>Use allowlists where possible.</w:t>
+      </w:r>
+    </w:p>
+    <w:p>
+      <w:pPr>
+        <w:numPr>
+          <w:ilvl w:val="0"/>
+          <w:numId w:val="20"/>
+        </w:numPr>
+        <w:spacing w:before="100" w:beforeAutospacing="1" w:after="100" w:afterAutospacing="1" w:line="240" w:lineRule="auto"/>
+      </w:pPr>
+      <w:r>
+        <w:t>Sanitize user-supplied data.</w:t>
+      </w:r>
+    </w:p>
+    <w:p>
+      <w:pPr>
+        <w:numPr>
+          <w:ilvl w:val="0"/>
+          <w:numId w:val="20"/>
+        </w:numPr>
+        <w:spacing w:before="100" w:beforeAutospacing="1" w:after="100" w:afterAutospacing="1" w:line="240" w:lineRule="auto"/>
+      </w:pPr>
+      <w:r>
+        <w:t>Employ parameterized SQL queries.</w:t>
+      </w:r>
+    </w:p>
+    <w:p>
+      <w:r>
+        <w:t>Logging Mechanisms</w:t>
+      </w:r>
+    </w:p>
+    <w:p>
+      <w:pPr>
+        <w:numPr>
+          <w:ilvl w:val="0"/>
+          <w:numId w:val="21"/>
+        </w:numPr>
+        <w:spacing w:before="100" w:beforeAutospacing="1" w:after="100" w:afterAutospacing="1" w:line="240" w:lineRule="auto"/>
+      </w:pPr>
+      <w:r>
+        <w:t>Log authentication events.</w:t>
+      </w:r>
+    </w:p>
+    <w:p>
+      <w:pPr>
+        <w:numPr>
+          <w:ilvl w:val="0"/>
+          <w:numId w:val="21"/>
+        </w:numPr>
+        <w:spacing w:before="100" w:beforeAutospacing="1" w:after="100" w:afterAutospacing="1" w:line="240" w:lineRule="auto"/>
+      </w:pPr>
+      <w:r>
+        <w:t>Record failed login attempts.</w:t>
+      </w:r>
+    </w:p>
+    <w:p>
+      <w:pPr>
+        <w:numPr>
+          <w:ilvl w:val="0"/>
+          <w:numId w:val="21"/>
+        </w:numPr>
+        <w:spacing w:before="100" w:beforeAutospacing="1" w:after="100" w:afterAutospacing="1" w:line="240" w:lineRule="auto"/>
+      </w:pPr>
+      <w:r>
+        <w:t>Monitor administrative activities.</w:t>
+      </w:r>
+    </w:p>
+    <w:p>
+      <w:pPr>
+        <w:numPr>
+          <w:ilvl w:val="0"/>
+          <w:numId w:val="21"/>
+        </w:numPr>
+        <w:spacing w:before="100" w:beforeAutospacing="1" w:after="100" w:afterAutospacing="1" w:line="240" w:lineRule="auto"/>
+      </w:pPr>
+      <w:r>
+        <w:t>Centralize logs using SIEM solutions.</w:t>
+      </w:r>
+    </w:p>
+    <w:p>
+      <w:r>
+        <w:t>Patch Management Strategy</w:t>
+      </w:r>
+    </w:p>
+    <w:p>
+      <w:pPr>
+        <w:numPr>
+          <w:ilvl w:val="0"/>
+          <w:numId w:val="22"/>
+        </w:numPr>
+        <w:spacing w:before="100" w:beforeAutospacing="1" w:after="100" w:afterAutospacing="1" w:line="240" w:lineRule="auto"/>
+      </w:pPr>
+      <w:r>
+        <w:lastRenderedPageBreak/>
+        <w:t>Maintain software inventory.</w:t>
+      </w:r>
+    </w:p>
+    <w:p>
+      <w:pPr>
+        <w:numPr>
+          <w:ilvl w:val="0"/>
+          <w:numId w:val="22"/>
+        </w:numPr>
+        <w:spacing w:before="100" w:beforeAutospacing="1" w:after="100" w:afterAutospacing="1" w:line="240" w:lineRule="auto"/>
+      </w:pPr>
+      <w:r>
+        <w:t>Apply security patches monthly.</w:t>
+      </w:r>
+    </w:p>
+    <w:p>
+      <w:pPr>
+        <w:numPr>
+          <w:ilvl w:val="0"/>
+          <w:numId w:val="22"/>
+        </w:numPr>
+        <w:spacing w:before="100" w:beforeAutospacing="1" w:after="100" w:afterAutospacing="1" w:line="240" w:lineRule="auto"/>
+      </w:pPr>
+      <w:r>
+        <w:t>Test updates before deployment.</w:t>
+      </w:r>
+    </w:p>
+    <w:p>
+      <w:pPr>
+        <w:numPr>
+          <w:ilvl w:val="0"/>
+          <w:numId w:val="22"/>
+        </w:numPr>
+        <w:spacing w:before="100" w:beforeAutospacing="1" w:after="100" w:afterAutospacing="1" w:line="240" w:lineRule="auto"/>
+      </w:pPr>
+      <w:r>
+        <w:t>Monitor vendor security advisories.</w:t>
+      </w:r>
+    </w:p>
+    <w:p/>
+    <w:p>
+      <w:pPr>
+        <w:pStyle w:val="Heading1"/>
+        <w:rPr>
+          <w:rFonts w:eastAsia="Times New Roman"/>
+          <w:b/>
+          <w:color w:val="000000" w:themeColor="text1"/>
+        </w:rPr>
+      </w:pPr>
+      <w:bookmarkStart w:id="54" w:name="_Toc232638378"/>
+      <w:r>
+        <w:rPr>
+          <w:rFonts w:eastAsia="Times New Roman"/>
+          <w:b/>
+          <w:color w:val="000000" w:themeColor="text1"/>
+        </w:rPr>
+        <w:t>Advanced Practical Task</w:t>
+      </w:r>
+      <w:bookmarkEnd w:id="54"/>
+    </w:p>
+    <w:p>
+      <w:pPr>
+        <w:spacing w:before="100" w:beforeAutospacing="1" w:after="100" w:afterAutospacing="1" w:line="240" w:lineRule="auto"/>
+        <w:rPr>
+          <w:rFonts w:ascii="Times New Roman" w:eastAsia="Times New Roman" w:hAnsi="Times New Roman" w:cs="Times New Roman"/>
+          <w:sz w:val="24"/>
+          <w:szCs w:val="24"/>
+        </w:rPr>
+      </w:pPr>
+      <w:r>
+        <w:rPr>
+          <w:rFonts w:ascii="Times New Roman" w:eastAsia="Times New Roman" w:hAnsi="Times New Roman" w:cs="Times New Roman"/>
+          <w:sz w:val="24"/>
+          <w:szCs w:val="24"/>
+        </w:rPr>
+        <w:t xml:space="preserve">Web Security Checklist </w:t>
+      </w:r>
+      <w:r>
+        <w:rPr>
+          <w:rFonts w:ascii="Times New Roman" w:eastAsia="Times New Roman" w:hAnsi="Times New Roman" w:cs="Times New Roman"/>
+          <w:sz w:val="24"/>
+          <w:szCs w:val="24"/>
+        </w:rPr>
+        <w:t>:</w:t>
+      </w:r>
+    </w:p>
+    <w:p>
+      <w:pPr>
+        <w:rPr>
+          <w:b/>
+        </w:rPr>
+      </w:pPr>
+      <w:r>
+        <w:rPr>
+          <w:b/>
+        </w:rPr>
+        <w:t>Authentication</w:t>
+      </w:r>
+    </w:p>
+    <w:p>
+      <w:pPr>
+        <w:pStyle w:val="isselectedend"/>
+        <w:numPr>
+          <w:ilvl w:val="0"/>
+          <w:numId w:val="24"/>
+        </w:numPr>
+      </w:pPr>
+      <w:r>
+        <w:t>Strong password policy</w:t>
+      </w:r>
+    </w:p>
+    <w:p>
+      <w:pPr>
+        <w:pStyle w:val="isselectedend"/>
+        <w:numPr>
+          <w:ilvl w:val="0"/>
+          <w:numId w:val="24"/>
+        </w:numPr>
+      </w:pPr>
+      <w:r>
+        <w:t xml:space="preserve"> MFA enabled</w:t>
+      </w:r>
+    </w:p>
+    <w:p>
+      <w:pPr>
+        <w:pStyle w:val="isselectedend"/>
+        <w:numPr>
+          <w:ilvl w:val="0"/>
+          <w:numId w:val="24"/>
+        </w:numPr>
+      </w:pPr>
+      <w:r>
+        <w:t>Account lockout configured</w:t>
+      </w:r>
+    </w:p>
+    <w:p>
+      <w:pPr>
+        <w:pStyle w:val="isselectedend"/>
+        <w:numPr>
+          <w:ilvl w:val="0"/>
+          <w:numId w:val="24"/>
+        </w:numPr>
+      </w:pPr>
+      <w:r>
+        <w:t xml:space="preserve"> Password reset security verified</w:t>
+      </w:r>
+    </w:p>
+    <w:p>
+      <w:pPr>
+        <w:rPr>
+          <w:b/>
+        </w:rPr>
+      </w:pPr>
+      <w:r>
+        <w:rPr>
+          <w:b/>
+        </w:rPr>
+        <w:t>Authorization</w:t>
+      </w:r>
+    </w:p>
+    <w:p>
+      <w:pPr>
+        <w:pStyle w:val="isselectedend"/>
+        <w:numPr>
+          <w:ilvl w:val="0"/>
+          <w:numId w:val="25"/>
+        </w:numPr>
+      </w:pPr>
+      <w:r>
+        <w:t>Role-based access control implemented</w:t>
+      </w:r>
+    </w:p>
+    <w:p>
+      <w:pPr>
+        <w:pStyle w:val="isselectedend"/>
+        <w:numPr>
+          <w:ilvl w:val="0"/>
+          <w:numId w:val="25"/>
+        </w:numPr>
+      </w:pPr>
+      <w:r>
+        <w:t xml:space="preserve"> Privilege escalation tested</w:t>
+      </w:r>
+    </w:p>
+    <w:p>
+      <w:pPr>
+        <w:pStyle w:val="isselectedend"/>
+        <w:numPr>
+          <w:ilvl w:val="0"/>
+          <w:numId w:val="25"/>
+        </w:numPr>
+      </w:pPr>
+      <w:r>
+        <w:t xml:space="preserve"> Direct object references protected</w:t>
+      </w:r>
+    </w:p>
+    <w:p>
+      <w:pPr>
+        <w:rPr>
+          <w:b/>
+        </w:rPr>
+      </w:pPr>
+      <w:r>
+        <w:rPr>
+          <w:b/>
+        </w:rPr>
+        <w:t>Input Validation</w:t>
+      </w:r>
+    </w:p>
+    <w:p>
+      <w:pPr>
+        <w:pStyle w:val="isselectedend"/>
+        <w:numPr>
+          <w:ilvl w:val="0"/>
+          <w:numId w:val="26"/>
+        </w:numPr>
+      </w:pPr>
+      <w:r>
+        <w:t>Input validation performed</w:t>
+      </w:r>
+    </w:p>
+    <w:p>
+      <w:pPr>
+        <w:pStyle w:val="isselectedend"/>
+        <w:numPr>
+          <w:ilvl w:val="0"/>
+          <w:numId w:val="26"/>
+        </w:numPr>
+      </w:pPr>
+      <w:r>
+        <w:t xml:space="preserve"> SQL Injection protection implemented</w:t>
+      </w:r>
+    </w:p>
+    <w:p>
+      <w:pPr>
+        <w:pStyle w:val="isselectedend"/>
+        <w:numPr>
+          <w:ilvl w:val="0"/>
+          <w:numId w:val="26"/>
+        </w:numPr>
+      </w:pPr>
+      <w:r>
+        <w:t xml:space="preserve"> XSS protection enabled</w:t>
+      </w:r>
+    </w:p>
+    <w:p>
+      <w:pPr>
+        <w:pStyle w:val="isselectedend"/>
+        <w:numPr>
+          <w:ilvl w:val="0"/>
+          <w:numId w:val="26"/>
+        </w:numPr>
+      </w:pPr>
+      <w:r>
+        <w:t xml:space="preserve"> File uploads validated</w:t>
+      </w:r>
+    </w:p>
+    <w:p>
+      <w:pPr>
+        <w:rPr>
+          <w:b/>
+        </w:rPr>
+      </w:pPr>
+      <w:r>
+        <w:rPr>
+          <w:b/>
+        </w:rPr>
+        <w:t>Session Management</w:t>
+      </w:r>
+    </w:p>
+    <w:p>
+      <w:pPr>
+        <w:pStyle w:val="ListParagraph"/>
+        <w:numPr>
+          <w:ilvl w:val="0"/>
+          <w:numId w:val="27"/>
+        </w:numPr>
+      </w:pPr>
+      <w:r>
+        <w:t>Secure cookies enabled</w:t>
+      </w:r>
+    </w:p>
+    <w:p>
+      <w:pPr>
+        <w:pStyle w:val="ListParagraph"/>
+        <w:numPr>
+          <w:ilvl w:val="0"/>
+          <w:numId w:val="27"/>
+        </w:numPr>
+      </w:pPr>
+      <w:r>
+        <w:t xml:space="preserve"> Session timeout configured</w:t>
+      </w:r>
+    </w:p>
+    <w:p>
+      <w:pPr>
+        <w:pStyle w:val="ListParagraph"/>
+        <w:numPr>
+          <w:ilvl w:val="0"/>
+          <w:numId w:val="27"/>
+        </w:numPr>
+      </w:pPr>
+      <w:r>
+        <w:t xml:space="preserve"> Session IDs regenerated after login</w:t>
+      </w:r>
+    </w:p>
+    <w:p>
+      <w:pPr>
+        <w:rPr>
+          <w:b/>
+        </w:rPr>
+      </w:pPr>
+      <w:r>
+        <w:rPr>
+          <w:b/>
+        </w:rPr>
+        <w:t>Encryption</w:t>
+      </w:r>
+    </w:p>
+    <w:p>
+      <w:pPr>
+        <w:pStyle w:val="isselectedend"/>
+        <w:numPr>
+          <w:ilvl w:val="0"/>
+          <w:numId w:val="28"/>
+        </w:numPr>
+      </w:pPr>
+      <w:r>
+        <w:t>HTTPS enforced</w:t>
+      </w:r>
+    </w:p>
+    <w:p>
+      <w:pPr>
+        <w:pStyle w:val="isselectedend"/>
+        <w:numPr>
+          <w:ilvl w:val="0"/>
+          <w:numId w:val="28"/>
+        </w:numPr>
+      </w:pPr>
+      <w:r>
+        <w:t xml:space="preserve"> Sensitive data encrypted</w:t>
+      </w:r>
+    </w:p>
+    <w:p>
+      <w:pPr>
+        <w:pStyle w:val="isselectedend"/>
+        <w:numPr>
+          <w:ilvl w:val="0"/>
+          <w:numId w:val="28"/>
+        </w:numPr>
+      </w:pPr>
+      <w:r>
+        <w:t xml:space="preserve"> Strong TLS versions enabled</w:t>
+      </w:r>
+    </w:p>
+    <w:p>
+      <w:pPr>
+        <w:rPr>
+          <w:b/>
+        </w:rPr>
+      </w:pPr>
+      <w:r>
+        <w:rPr>
+          <w:b/>
+        </w:rPr>
+        <w:t>Logging</w:t>
+      </w:r>
+    </w:p>
+    <w:p>
+      <w:pPr>
+        <w:pStyle w:val="isselectedend"/>
+        <w:numPr>
+          <w:ilvl w:val="0"/>
+          <w:numId w:val="29"/>
+        </w:numPr>
+      </w:pPr>
+      <w:r>
+        <w:t>Authentication logs enabled</w:t>
+      </w:r>
+    </w:p>
+    <w:p>
+      <w:pPr>
+        <w:pStyle w:val="isselectedend"/>
+        <w:numPr>
+          <w:ilvl w:val="0"/>
+          <w:numId w:val="29"/>
+        </w:numPr>
+      </w:pPr>
+      <w:r>
+        <w:lastRenderedPageBreak/>
+        <w:t xml:space="preserve"> Security events monitored</w:t>
+      </w:r>
+    </w:p>
+    <w:p>
+      <w:pPr>
+        <w:pStyle w:val="isselectedend"/>
+        <w:numPr>
+          <w:ilvl w:val="0"/>
+          <w:numId w:val="29"/>
+        </w:numPr>
+      </w:pPr>
+      <w:r>
+        <w:t xml:space="preserve"> Log retention policy established</w:t>
+      </w:r>
+    </w:p>
+    <w:p>
+      <w:pPr>
+        <w:rPr>
+          <w:b/>
+        </w:rPr>
+      </w:pPr>
+      <w:r>
+        <w:rPr>
+          <w:b/>
+        </w:rPr>
+        <w:t>Configuration Management</w:t>
+      </w:r>
+    </w:p>
+    <w:p>
+      <w:pPr>
+        <w:pStyle w:val="NormalWeb"/>
+        <w:numPr>
+          <w:ilvl w:val="0"/>
+          <w:numId w:val="30"/>
+        </w:numPr>
+      </w:pPr>
+      <w:r>
+        <w:t>Default credentials removed</w:t>
+      </w:r>
+    </w:p>
+    <w:p>
+      <w:pPr>
+        <w:pStyle w:val="NormalWeb"/>
+        <w:numPr>
+          <w:ilvl w:val="0"/>
+          <w:numId w:val="30"/>
+        </w:numPr>
+      </w:pPr>
+      <w:r>
+        <w:t xml:space="preserve"> Unnecessary services disabled</w:t>
+      </w:r>
+    </w:p>
+    <w:p>
+      <w:pPr>
+        <w:pStyle w:val="NormalWeb"/>
+        <w:numPr>
+          <w:ilvl w:val="0"/>
+          <w:numId w:val="30"/>
+        </w:numPr>
+      </w:pPr>
+      <w:r>
+        <w:t xml:space="preserve"> Security headers configured</w:t>
+      </w:r>
+    </w:p>
+    <w:p>
+      <w:pPr>
+        <w:spacing w:before="100" w:beforeAutospacing="1" w:after="100" w:afterAutospacing="1" w:line="240" w:lineRule="auto"/>
+        <w:rPr>
+          <w:rFonts w:ascii="Times New Roman" w:eastAsia="Times New Roman" w:hAnsi="Times New Roman" w:cs="Times New Roman"/>
+          <w:sz w:val="24"/>
+          <w:szCs w:val="24"/>
+        </w:rPr>
+      </w:pPr>
+    </w:p>
+    <w:p>
+      <w:pPr>
+        <w:pStyle w:val="Heading1"/>
+        <w:rPr>
+          <w:rFonts w:eastAsia="Times New Roman"/>
+          <w:b/>
+          <w:color w:val="000000" w:themeColor="text1"/>
+        </w:rPr>
+      </w:pPr>
+      <w:bookmarkStart w:id="55" w:name="_Toc232638379"/>
+      <w:r>
+        <w:rPr>
+          <w:rFonts w:eastAsia="Times New Roman"/>
+          <w:b/>
+          <w:color w:val="000000" w:themeColor="text1"/>
+        </w:rPr>
+        <w:t>Challenge Task</w:t>
+      </w:r>
+      <w:bookmarkEnd w:id="55"/>
+    </w:p>
+    <w:p>
+      <w:pPr>
+        <w:spacing w:before="100" w:beforeAutospacing="1" w:after="100" w:afterAutospacing="1" w:line="240" w:lineRule="auto"/>
+        <w:rPr>
+          <w:rFonts w:ascii="Times New Roman" w:eastAsia="Times New Roman" w:hAnsi="Times New Roman" w:cs="Times New Roman"/>
+          <w:sz w:val="24"/>
+          <w:szCs w:val="24"/>
+        </w:rPr>
+      </w:pPr>
+      <w:r>
+        <w:rPr>
+          <w:rFonts w:ascii="Times New Roman" w:eastAsia="Times New Roman" w:hAnsi="Times New Roman" w:cs="Times New Roman"/>
+          <w:sz w:val="24"/>
+          <w:szCs w:val="24"/>
+        </w:rPr>
+        <w:t>Secure Web Application Design Framework.</w:t>
+      </w:r>
+    </w:p>
+    <w:p>
+      <w:pPr>
+        <w:rPr>
+          <w:sz w:val="24"/>
+          <w:szCs w:val="24"/>
+        </w:rPr>
+      </w:pPr>
+      <w:r>
+        <w:rPr>
+          <w:noProof/>
+          <w:sz w:val="24"/>
+          <w:szCs w:val="24"/>
+        </w:rPr>
+        <w:lastRenderedPageBreak/>
+        <w:drawing>
+          <wp:inline distT="0" distB="0" distL="0" distR="0" wp14:anchorId="324593BA" wp14:editId="0575EBDE">
+            <wp:extent cx="3591426" cy="5506218"/>
+            <wp:effectExtent l="0" t="0" r="9525" b="0"/>
+            <wp:docPr id="21" name="Picture 21"/>
+            <wp:cNvGraphicFramePr>
+              <a:graphicFrameLocks xmlns:a="http://schemas.openxmlformats.org/drawingml/2006/main" noChangeAspect="1"/>
+            </wp:cNvGraphicFramePr>
+            <a:graphic xmlns:a="http://schemas.openxmlformats.org/drawingml/2006/main">
+              <a:graphicData uri="http://schemas.openxmlformats.org/drawingml/2006/picture">
+                <pic:pic xmlns:pic="http://schemas.openxmlformats.org/drawingml/2006/picture">
+                  <pic:nvPicPr>
+                    <pic:cNvPr id="1" name=""/>
+                    <pic:cNvPicPr/>
+                  </pic:nvPicPr>
+                  <pic:blipFill>
+                    <a:blip r:embed="rId30"/>
+                    <a:stretch>
+                      <a:fillRect/>
+                    </a:stretch>
+                  </pic:blipFill>
+                  <pic:spPr>
+                    <a:xfrm>
+                      <a:off x="0" y="0"/>
                       <a:ext cx="3591426" cy="5506218"/>
                     </a:xfrm>
                     <a:prstGeom prst="rect">
@@ -12444,6 +12584,155 @@
     </w:lvl>
   </w:abstractNum>
   <w:abstractNum w:abstractNumId="29" w15:restartNumberingAfterBreak="0">
+    <w:nsid w:val="76962093"/>
+    <w:multiLevelType w:val="multilevel"/>
+    <w:tmpl w:val="C46255FE"/>
+    <w:lvl w:ilvl="0">
+      <w:start w:val="1"/>
+      <w:numFmt w:val="bullet"/>
+      <w:lvlText w:val=""/>
+      <w:lvlJc w:val="left"/>
+      <w:pPr>
+        <w:tabs>
+          <w:tab w:val="num" w:pos="720"/>
+        </w:tabs>
+        <w:ind w:left="720" w:hanging="360"/>
+      </w:pPr>
+      <w:rPr>
+        <w:rFonts w:ascii="Symbol" w:hAnsi="Symbol" w:hint="default"/>
+        <w:sz w:val="20"/>
+      </w:rPr>
+    </w:lvl>
+    <w:lvl w:ilvl="1" w:tentative="1">
+      <w:start w:val="1"/>
+      <w:numFmt w:val="bullet"/>
+      <w:lvlText w:val="o"/>
+      <w:lvlJc w:val="left"/>
+      <w:pPr>
+        <w:tabs>
+          <w:tab w:val="num" w:pos="1440"/>
+        </w:tabs>
+        <w:ind w:left="1440" w:hanging="360"/>
+      </w:pPr>
+      <w:rPr>
+        <w:rFonts w:ascii="Courier New" w:hAnsi="Courier New" w:hint="default"/>
+        <w:sz w:val="20"/>
+      </w:rPr>
+    </w:lvl>
+    <w:lvl w:ilvl="2" w:tentative="1">
+      <w:start w:val="1"/>
+      <w:numFmt w:val="bullet"/>
+      <w:lvlText w:val=""/>
+      <w:lvlJc w:val="left"/>
+      <w:pPr>
+        <w:tabs>
+          <w:tab w:val="num" w:pos="2160"/>
+        </w:tabs>
+        <w:ind w:left="2160" w:hanging="360"/>
+      </w:pPr>
+      <w:rPr>
+        <w:rFonts w:ascii="Wingdings" w:hAnsi="Wingdings" w:hint="default"/>
+        <w:sz w:val="20"/>
+      </w:rPr>
+    </w:lvl>
+    <w:lvl w:ilvl="3" w:tentative="1">
+      <w:start w:val="1"/>
+      <w:numFmt w:val="bullet"/>
+      <w:lvlText w:val=""/>
+      <w:lvlJc w:val="left"/>
+      <w:pPr>
+        <w:tabs>
+          <w:tab w:val="num" w:pos="2880"/>
+        </w:tabs>
+        <w:ind w:left="2880" w:hanging="360"/>
+      </w:pPr>
+      <w:rPr>
+        <w:rFonts w:ascii="Wingdings" w:hAnsi="Wingdings" w:hint="default"/>
+        <w:sz w:val="20"/>
+      </w:rPr>
+    </w:lvl>
+    <w:lvl w:ilvl="4" w:tentative="1">
+      <w:start w:val="1"/>
+      <w:numFmt w:val="bullet"/>
+      <w:lvlText w:val=""/>
+      <w:lvlJc w:val="left"/>
+      <w:pPr>
+        <w:tabs>
+          <w:tab w:val="num" w:pos="3600"/>
+        </w:tabs>
+        <w:ind w:left="3600" w:hanging="360"/>
+      </w:pPr>
+      <w:rPr>
+        <w:rFonts w:ascii="Wingdings" w:hAnsi="Wingdings" w:hint="default"/>
+        <w:sz w:val="20"/>
+      </w:rPr>
+    </w:lvl>
+    <w:lvl w:ilvl="5" w:tentative="1">
+      <w:start w:val="1"/>
+      <w:numFmt w:val="bullet"/>
+      <w:lvlText w:val=""/>
+      <w:lvlJc w:val="left"/>
+      <w:pPr>
+        <w:tabs>
+          <w:tab w:val="num" w:pos="4320"/>
+        </w:tabs>
+        <w:ind w:left="4320" w:hanging="360"/>
+      </w:pPr>
+      <w:rPr>
+        <w:rFonts w:ascii="Wingdings" w:hAnsi="Wingdings" w:hint="default"/>
+        <w:sz w:val="20"/>
+      </w:rPr>
+    </w:lvl>
+    <w:lvl w:ilvl="6" w:tentative="1">
+      <w:start w:val="1"/>
+      <w:numFmt w:val="bullet"/>
+      <w:lvlText w:val=""/>
+      <w:lvlJc w:val="left"/>
+      <w:pPr>
+        <w:tabs>
+          <w:tab w:val="num" w:pos="5040"/>
+        </w:tabs>
+        <w:ind w:left="5040" w:hanging="360"/>
+      </w:pPr>
+      <w:rPr>
+        <w:rFonts w:ascii="Wingdings" w:hAnsi="Wingdings" w:hint="default"/>
+        <w:sz w:val="20"/>
+      </w:rPr>
+    </w:lvl>
+    <w:lvl w:ilvl="7" w:tentative="1">
+      <w:start w:val="1"/>
+      <w:numFmt w:val="bullet"/>
+      <w:lvlText w:val=""/>
+      <w:lvlJc w:val="left"/>
+      <w:pPr>
+        <w:tabs>
+          <w:tab w:val="num" w:pos="5760"/>
+        </w:tabs>
+        <w:ind w:left="5760" w:hanging="360"/>
+      </w:pPr>
+      <w:rPr>
+        <w:rFonts w:ascii="Wingdings" w:hAnsi="Wingdings" w:hint="default"/>
+        <w:sz w:val="20"/>
+      </w:rPr>
+    </w:lvl>
+    <w:lvl w:ilvl="8" w:tentative="1">
+      <w:start w:val="1"/>
+      <w:numFmt w:val="bullet"/>
+      <w:lvlText w:val=""/>
+      <w:lvlJc w:val="left"/>
+      <w:pPr>
+        <w:tabs>
+          <w:tab w:val="num" w:pos="6480"/>
+        </w:tabs>
+        <w:ind w:left="6480" w:hanging="360"/>
+      </w:pPr>
+      <w:rPr>
+        <w:rFonts w:ascii="Wingdings" w:hAnsi="Wingdings" w:hint="default"/>
+        <w:sz w:val="20"/>
+      </w:rPr>
+    </w:lvl>
+  </w:abstractNum>
+  <w:abstractNum w:abstractNumId="30" w15:restartNumberingAfterBreak="0">
     <w:nsid w:val="783A17AA"/>
     <w:multiLevelType w:val="multilevel"/>
     <w:tmpl w:val="215E82DE"/>
@@ -12644,7 +12933,7 @@
     <w:abstractNumId w:val="17"/>
   </w:num>
   <w:num w:numId="18">
-    <w:abstractNumId w:val="29"/>
+    <w:abstractNumId w:val="30"/>
   </w:num>
   <w:num w:numId="19">
     <w:abstractNumId w:val="6"/>
@@ -12681,6 +12970,9 @@
   </w:num>
   <w:num w:numId="30">
     <w:abstractNumId w:val="3"/>
+  </w:num>
+  <w:num w:numId="31">
+    <w:abstractNumId w:val="29"/>
   </w:num>
 </w:numbering>
 </file>
@@ -13623,7 +13915,7 @@
 </file>
 
 <file path=customXml/itemProps1.xml><?xml version="1.0" encoding="utf-8"?>
-<ds:datastoreItem xmlns:ds="http://schemas.openxmlformats.org/officeDocument/2006/customXml" ds:itemID="{F15CDA98-3D95-4499-8ED5-F75643FA6772}">
+<ds:datastoreItem xmlns:ds="http://schemas.openxmlformats.org/officeDocument/2006/customXml" ds:itemID="{71B93654-2BBF-4001-BB36-9ABA6F308562}">
   <ds:schemaRefs>
     <ds:schemaRef ds:uri="http://schemas.openxmlformats.org/officeDocument/2006/bibliography"/>
   </ds:schemaRefs>
